--- a/MODUL AJAR/MA MTK/BAB 4 - MA Matematika Kls 1.docx
+++ b/MODUL AJAR/MA MTK/BAB 4 - MA Matematika Kls 1.docx
@@ -1,6 +1,6 @@
 
 <file path=word/document.xml><?xml version="1.0" encoding="utf-8"?>
-<w:document xmlns:wpc="http://schemas.microsoft.com/office/word/2010/wordprocessingCanvas" xmlns:cx="http://schemas.microsoft.com/office/drawing/2014/chartex" xmlns:cx1="http://schemas.microsoft.com/office/drawing/2015/9/8/chartex" xmlns:cx2="http://schemas.microsoft.com/office/drawing/2015/10/21/chartex" xmlns:cx3="http://schemas.microsoft.com/office/drawing/2016/5/9/chartex" xmlns:cx4="http://schemas.microsoft.com/office/drawing/2016/5/10/chartex" xmlns:cx5="http://schemas.microsoft.com/office/drawing/2016/5/11/chartex" xmlns:cx6="http://schemas.microsoft.com/office/drawing/2016/5/12/chartex" xmlns:cx7="http://schemas.microsoft.com/office/drawing/2016/5/13/chartex" xmlns:cx8="http://schemas.microsoft.com/office/drawing/2016/5/14/chartex" xmlns:mc="http://schemas.openxmlformats.org/markup-compatibility/2006" xmlns:aink="http://schemas.microsoft.com/office/drawing/2016/ink" xmlns:am3d="http://schemas.microsoft.com/office/drawing/2017/model3d" xmlns:o="urn:schemas-microsoft-com:office:office" xmlns:oel="http://schemas.microsoft.com/office/2019/extlst" xmlns:r="http://schemas.openxmlformats.org/officeDocument/2006/relationships" xmlns:m="http://schemas.openxmlformats.org/officeDocument/2006/math" xmlns:v="urn:schemas-microsoft-com:vml" xmlns:wp14="http://schemas.microsoft.com/office/word/2010/wordprocessingDrawing" xmlns:wp="http://schemas.openxmlformats.org/drawingml/2006/wordprocessingDrawing" xmlns:w10="urn:schemas-microsoft-com:office:word" xmlns:w="http://schemas.openxmlformats.org/wordprocessingml/2006/main" xmlns:w14="http://schemas.microsoft.com/office/word/2010/wordml" xmlns:w15="http://schemas.microsoft.com/office/word/2012/wordml" xmlns:w16cex="http://schemas.microsoft.com/office/word/2018/wordml/cex" xmlns:w16cid="http://schemas.microsoft.com/office/word/2016/wordml/cid" xmlns:w16="http://schemas.microsoft.com/office/word/2018/wordml" xmlns:w16sdtdh="http://schemas.microsoft.com/office/word/2020/wordml/sdtdatahash" xmlns:w16se="http://schemas.microsoft.com/office/word/2015/wordml/symex" xmlns:wpg="http://schemas.microsoft.com/office/word/2010/wordprocessingGroup" xmlns:wpi="http://schemas.microsoft.com/office/word/2010/wordprocessingInk" xmlns:wne="http://schemas.microsoft.com/office/word/2006/wordml" xmlns:wps="http://schemas.microsoft.com/office/word/2010/wordprocessingShape" mc:Ignorable="w14 w15 w16se w16cid w16 w16cex w16sdtdh wp14">
+<w:document xmlns:wpc="http://schemas.microsoft.com/office/word/2010/wordprocessingCanvas" xmlns:cx="http://schemas.microsoft.com/office/drawing/2014/chartex" xmlns:cx1="http://schemas.microsoft.com/office/drawing/2015/9/8/chartex" xmlns:cx2="http://schemas.microsoft.com/office/drawing/2015/10/21/chartex" xmlns:cx3="http://schemas.microsoft.com/office/drawing/2016/5/9/chartex" xmlns:cx4="http://schemas.microsoft.com/office/drawing/2016/5/10/chartex" xmlns:cx5="http://schemas.microsoft.com/office/drawing/2016/5/11/chartex" xmlns:cx6="http://schemas.microsoft.com/office/drawing/2016/5/12/chartex" xmlns:cx7="http://schemas.microsoft.com/office/drawing/2016/5/13/chartex" xmlns:cx8="http://schemas.microsoft.com/office/drawing/2016/5/14/chartex" xmlns:mc="http://schemas.openxmlformats.org/markup-compatibility/2006" xmlns:aink="http://schemas.microsoft.com/office/drawing/2016/ink" xmlns:am3d="http://schemas.microsoft.com/office/drawing/2017/model3d" xmlns:o="urn:schemas-microsoft-com:office:office" xmlns:oel="http://schemas.microsoft.com/office/2019/extlst" xmlns:r="http://schemas.openxmlformats.org/officeDocument/2006/relationships" xmlns:m="http://schemas.openxmlformats.org/officeDocument/2006/math" xmlns:v="urn:schemas-microsoft-com:vml" xmlns:wp14="http://schemas.microsoft.com/office/word/2010/wordprocessingDrawing" xmlns:wp="http://schemas.openxmlformats.org/drawingml/2006/wordprocessingDrawing" xmlns:w10="urn:schemas-microsoft-com:office:word" xmlns:w="http://schemas.openxmlformats.org/wordprocessingml/2006/main" xmlns:w14="http://schemas.microsoft.com/office/word/2010/wordml" xmlns:w15="http://schemas.microsoft.com/office/word/2012/wordml" xmlns:w16cex="http://schemas.microsoft.com/office/word/2018/wordml/cex" xmlns:w16cid="http://schemas.microsoft.com/office/word/2016/wordml/cid" xmlns:w16="http://schemas.microsoft.com/office/word/2018/wordml" xmlns:w16du="http://schemas.microsoft.com/office/word/2023/wordml/word16du" xmlns:w16sdtdh="http://schemas.microsoft.com/office/word/2020/wordml/sdtdatahash" xmlns:w16sdtfl="http://schemas.microsoft.com/office/word/2024/wordml/sdtformatlock" xmlns:w16se="http://schemas.microsoft.com/office/word/2015/wordml/symex" xmlns:wpg="http://schemas.microsoft.com/office/word/2010/wordprocessingGroup" xmlns:wpi="http://schemas.microsoft.com/office/word/2010/wordprocessingInk" xmlns:wne="http://schemas.microsoft.com/office/word/2006/wordml" xmlns:wps="http://schemas.microsoft.com/office/word/2010/wordprocessingShape" mc:Ignorable="w14 w15 w16se w16cid w16 w16cex w16sdtdh w16sdtfl w16du wp14">
   <w:body>
     <w:p>
       <w:pPr>
@@ -757,7 +757,17 @@
                 <w:sz w:val="28"/>
                 <w:szCs w:val="28"/>
               </w:rPr>
-              <w:t xml:space="preserve">                  </w:t>
+              <w:t xml:space="preserve">                </w:t>
+            </w:r>
+            <w:proofErr w:type="gramStart"/>
+            <w:r>
+              <w:rPr>
+                <w:b/>
+                <w:bCs/>
+                <w:sz w:val="28"/>
+                <w:szCs w:val="28"/>
+              </w:rPr>
+              <w:t xml:space="preserve">  </w:t>
             </w:r>
             <w:r>
               <w:rPr>
@@ -769,6 +779,7 @@
               </w:rPr>
               <w:t>:</w:t>
             </w:r>
+            <w:proofErr w:type="gramEnd"/>
             <w:r>
               <w:rPr>
                 <w:b/>
@@ -805,7 +816,6 @@
                 <w:lang w:val="pt-BR"/>
               </w:rPr>
             </w:pPr>
-            <w:proofErr w:type="spellStart"/>
             <w:r>
               <w:rPr>
                 <w:b/>
@@ -813,17 +823,7 @@
                 <w:sz w:val="28"/>
                 <w:szCs w:val="28"/>
               </w:rPr>
-              <w:t>Fase</w:t>
-            </w:r>
-            <w:proofErr w:type="spellEnd"/>
-            <w:r>
-              <w:rPr>
-                <w:b/>
-                <w:bCs/>
-                <w:sz w:val="28"/>
-                <w:szCs w:val="28"/>
-              </w:rPr>
-              <w:t xml:space="preserve">, </w:t>
+              <w:t xml:space="preserve">Fase, </w:t>
             </w:r>
             <w:r>
               <w:rPr>
@@ -910,7 +910,16 @@
                 <w:lang w:val="pt-BR"/>
               </w:rPr>
               <w:tab/>
-              <w:t>2025/2026</w:t>
+            </w:r>
+            <w:r>
+              <w:rPr>
+                <w:b/>
+                <w:bCs/>
+                <w:sz w:val="28"/>
+                <w:szCs w:val="28"/>
+                <w:lang w:val="pt-BR"/>
+              </w:rPr>
+              <w:t>2026/2027</w:t>
             </w:r>
           </w:p>
           <w:p>
@@ -1094,18 +1103,8 @@
           <w:sz w:val="24"/>
           <w:szCs w:val="24"/>
         </w:rPr>
-        <w:t xml:space="preserve">Nama </w:t>
-      </w:r>
-      <w:proofErr w:type="spellStart"/>
-      <w:r>
-        <w:rPr>
-          <w:b/>
-          <w:sz w:val="24"/>
-          <w:szCs w:val="24"/>
-        </w:rPr>
-        <w:t>Sekolah</w:t>
-      </w:r>
-      <w:proofErr w:type="spellEnd"/>
+        <w:t>Nama Sekolah</w:t>
+      </w:r>
       <w:r>
         <w:rPr>
           <w:b/>
@@ -1192,6 +1191,7 @@
         <w:t xml:space="preserve">SRI DEWI YULIA, </w:t>
       </w:r>
       <w:proofErr w:type="spellStart"/>
+      <w:proofErr w:type="gramStart"/>
       <w:r>
         <w:rPr>
           <w:b/>
@@ -1202,6 +1202,7 @@
         <w:t>S.Pd</w:t>
       </w:r>
       <w:proofErr w:type="spellEnd"/>
+      <w:proofErr w:type="gramEnd"/>
     </w:p>
     <w:p>
       <w:pPr>
@@ -1258,23 +1259,13 @@
           <w:szCs w:val="24"/>
         </w:rPr>
       </w:pPr>
-      <w:proofErr w:type="spellStart"/>
       <w:r>
         <w:rPr>
           <w:b/>
           <w:sz w:val="24"/>
           <w:szCs w:val="24"/>
         </w:rPr>
-        <w:t>Fase</w:t>
-      </w:r>
-      <w:proofErr w:type="spellEnd"/>
-      <w:r>
-        <w:rPr>
-          <w:b/>
-          <w:sz w:val="24"/>
-          <w:szCs w:val="24"/>
-        </w:rPr>
-        <w:t xml:space="preserve"> / </w:t>
+        <w:t xml:space="preserve">Fase / </w:t>
       </w:r>
       <w:proofErr w:type="spellStart"/>
       <w:r>
@@ -1390,7 +1381,6 @@
           <w:szCs w:val="24"/>
         </w:rPr>
       </w:pPr>
-      <w:proofErr w:type="spellStart"/>
       <w:r>
         <w:rPr>
           <w:b/>
@@ -1400,7 +1390,6 @@
         </w:rPr>
         <w:t>Materi</w:t>
       </w:r>
-      <w:proofErr w:type="spellEnd"/>
       <w:r>
         <w:rPr>
           <w:b/>
@@ -1560,7 +1549,6 @@
           <w:szCs w:val="24"/>
         </w:rPr>
         <w:tab/>
-        <w:t>20</w:t>
       </w:r>
       <w:r>
         <w:rPr>
@@ -1569,7 +1557,7 @@
           <w:sz w:val="24"/>
           <w:szCs w:val="24"/>
         </w:rPr>
-        <w:t>25/2026</w:t>
+        <w:t>2026/2027</w:t>
       </w:r>
     </w:p>
     <w:p>
@@ -1662,23 +1650,7 @@
           <w:sz w:val="24"/>
           <w:szCs w:val="24"/>
         </w:rPr>
-        <w:t xml:space="preserve"> </w:t>
-      </w:r>
-      <w:proofErr w:type="spellStart"/>
-      <w:r>
-        <w:rPr>
-          <w:sz w:val="24"/>
-          <w:szCs w:val="24"/>
-        </w:rPr>
-        <w:t>Fase</w:t>
-      </w:r>
-      <w:proofErr w:type="spellEnd"/>
-      <w:r>
-        <w:rPr>
-          <w:sz w:val="24"/>
-          <w:szCs w:val="24"/>
-        </w:rPr>
-        <w:t xml:space="preserve"> A, </w:t>
+        <w:t xml:space="preserve"> Fase A, </w:t>
       </w:r>
       <w:proofErr w:type="spellStart"/>
       <w:r>
@@ -1918,23 +1890,7 @@
           <w:sz w:val="24"/>
           <w:szCs w:val="24"/>
         </w:rPr>
-        <w:t xml:space="preserve">. </w:t>
-      </w:r>
-      <w:proofErr w:type="spellStart"/>
-      <w:r>
-        <w:rPr>
-          <w:sz w:val="24"/>
-          <w:szCs w:val="24"/>
-        </w:rPr>
-        <w:t>Mereka</w:t>
-      </w:r>
-      <w:proofErr w:type="spellEnd"/>
-      <w:r>
-        <w:rPr>
-          <w:sz w:val="24"/>
-          <w:szCs w:val="24"/>
-        </w:rPr>
-        <w:t xml:space="preserve"> </w:t>
+        <w:t xml:space="preserve">. Mereka </w:t>
       </w:r>
       <w:proofErr w:type="spellStart"/>
       <w:r>
@@ -2142,23 +2098,7 @@
           <w:sz w:val="24"/>
           <w:szCs w:val="24"/>
         </w:rPr>
-        <w:t xml:space="preserve">. </w:t>
-      </w:r>
-      <w:proofErr w:type="spellStart"/>
-      <w:r>
-        <w:rPr>
-          <w:sz w:val="24"/>
-          <w:szCs w:val="24"/>
-        </w:rPr>
-        <w:t>Mereka</w:t>
-      </w:r>
-      <w:proofErr w:type="spellEnd"/>
-      <w:r>
-        <w:rPr>
-          <w:sz w:val="24"/>
-          <w:szCs w:val="24"/>
-        </w:rPr>
-        <w:t xml:space="preserve"> </w:t>
+        <w:t xml:space="preserve">. Mereka </w:t>
       </w:r>
       <w:proofErr w:type="spellStart"/>
       <w:r>
@@ -2238,23 +2178,7 @@
           <w:sz w:val="24"/>
           <w:szCs w:val="24"/>
         </w:rPr>
-        <w:t xml:space="preserve">. </w:t>
-      </w:r>
-      <w:proofErr w:type="spellStart"/>
-      <w:r>
-        <w:rPr>
-          <w:sz w:val="24"/>
-          <w:szCs w:val="24"/>
-        </w:rPr>
-        <w:t>Mereka</w:t>
-      </w:r>
-      <w:proofErr w:type="spellEnd"/>
-      <w:r>
-        <w:rPr>
-          <w:sz w:val="24"/>
-          <w:szCs w:val="24"/>
-        </w:rPr>
-        <w:t xml:space="preserve"> </w:t>
+        <w:t xml:space="preserve">. Mereka </w:t>
       </w:r>
       <w:proofErr w:type="spellStart"/>
       <w:r>
@@ -2366,23 +2290,7 @@
           <w:sz w:val="24"/>
           <w:szCs w:val="24"/>
         </w:rPr>
-        <w:t xml:space="preserve">. </w:t>
-      </w:r>
-      <w:proofErr w:type="spellStart"/>
-      <w:r>
-        <w:rPr>
-          <w:sz w:val="24"/>
-          <w:szCs w:val="24"/>
-        </w:rPr>
-        <w:t>Mereka</w:t>
-      </w:r>
-      <w:proofErr w:type="spellEnd"/>
-      <w:r>
-        <w:rPr>
-          <w:sz w:val="24"/>
-          <w:szCs w:val="24"/>
-        </w:rPr>
-        <w:t xml:space="preserve"> </w:t>
+        <w:t xml:space="preserve">. Mereka </w:t>
       </w:r>
       <w:proofErr w:type="spellStart"/>
       <w:r>
@@ -2686,23 +2594,7 @@
           <w:sz w:val="24"/>
           <w:szCs w:val="24"/>
         </w:rPr>
-        <w:t xml:space="preserve"> lain. </w:t>
-      </w:r>
-      <w:proofErr w:type="spellStart"/>
-      <w:r>
-        <w:rPr>
-          <w:sz w:val="24"/>
-          <w:szCs w:val="24"/>
-        </w:rPr>
-        <w:t>Mereka</w:t>
-      </w:r>
-      <w:proofErr w:type="spellEnd"/>
-      <w:r>
-        <w:rPr>
-          <w:sz w:val="24"/>
-          <w:szCs w:val="24"/>
-        </w:rPr>
-        <w:t xml:space="preserve"> </w:t>
+        <w:t xml:space="preserve"> lain. Mereka </w:t>
       </w:r>
       <w:proofErr w:type="spellStart"/>
       <w:r>
@@ -2915,7 +2807,7 @@
     </w:p>
     <w:p>
       <w:pPr>
-        <w:pStyle w:val="DaftarParagraf"/>
+        <w:pStyle w:val="ListParagraph"/>
         <w:numPr>
           <w:ilvl w:val="0"/>
           <w:numId w:val="1"/>
@@ -3053,25 +2945,7 @@
           <w:sz w:val="24"/>
           <w:szCs w:val="24"/>
         </w:rPr>
-        <w:t xml:space="preserve"> </w:t>
-      </w:r>
-      <w:proofErr w:type="spellStart"/>
-      <w:r>
-        <w:rPr>
-          <w:rFonts w:eastAsia="Bookman Old Style"/>
-          <w:sz w:val="24"/>
-          <w:szCs w:val="24"/>
-        </w:rPr>
-        <w:t>Tuhan</w:t>
-      </w:r>
-      <w:proofErr w:type="spellEnd"/>
-      <w:r>
-        <w:rPr>
-          <w:rFonts w:eastAsia="Bookman Old Style"/>
-          <w:sz w:val="24"/>
-          <w:szCs w:val="24"/>
-        </w:rPr>
-        <w:t xml:space="preserve"> Yang Maha Esa dan </w:t>
+        <w:t xml:space="preserve"> Tuhan Yang Maha Esa dan </w:t>
       </w:r>
       <w:proofErr w:type="spellStart"/>
       <w:r>
@@ -3227,7 +3101,7 @@
     </w:p>
     <w:p>
       <w:pPr>
-        <w:pStyle w:val="DaftarParagraf"/>
+        <w:pStyle w:val="ListParagraph"/>
         <w:numPr>
           <w:ilvl w:val="0"/>
           <w:numId w:val="35"/>
@@ -3332,7 +3206,7 @@
     </w:p>
     <w:p>
       <w:pPr>
-        <w:pStyle w:val="DaftarParagraf"/>
+        <w:pStyle w:val="ListParagraph"/>
         <w:spacing w:before="60" w:after="60"/>
         <w:rPr>
           <w:rFonts w:eastAsia="Calibri"/>
@@ -3569,7 +3443,7 @@
     </w:p>
     <w:p>
       <w:pPr>
-        <w:pStyle w:val="DaftarParagraf"/>
+        <w:pStyle w:val="ListParagraph"/>
         <w:numPr>
           <w:ilvl w:val="0"/>
           <w:numId w:val="35"/>
@@ -3598,7 +3472,7 @@
     </w:p>
     <w:p>
       <w:pPr>
-        <w:pStyle w:val="DaftarParagraf"/>
+        <w:pStyle w:val="ListParagraph"/>
         <w:spacing w:before="60" w:after="60"/>
         <w:rPr>
           <w:rFonts w:eastAsia="Calibri"/>
@@ -4015,7 +3889,7 @@
     </w:p>
     <w:p>
       <w:pPr>
-        <w:pStyle w:val="DaftarParagraf"/>
+        <w:pStyle w:val="ListParagraph"/>
         <w:numPr>
           <w:ilvl w:val="0"/>
           <w:numId w:val="35"/>
@@ -4066,7 +3940,7 @@
     </w:p>
     <w:p>
       <w:pPr>
-        <w:pStyle w:val="DaftarParagraf"/>
+        <w:pStyle w:val="ListParagraph"/>
         <w:spacing w:before="60" w:after="60"/>
         <w:rPr>
           <w:rFonts w:eastAsia="Calibri"/>
@@ -4357,7 +4231,7 @@
     </w:p>
     <w:p>
       <w:pPr>
-        <w:pStyle w:val="DaftarParagraf"/>
+        <w:pStyle w:val="ListParagraph"/>
         <w:numPr>
           <w:ilvl w:val="0"/>
           <w:numId w:val="35"/>
@@ -4386,7 +4260,7 @@
     </w:p>
     <w:p>
       <w:pPr>
-        <w:pStyle w:val="DaftarParagraf"/>
+        <w:pStyle w:val="ListParagraph"/>
         <w:spacing w:before="60" w:after="60"/>
         <w:rPr>
           <w:rFonts w:eastAsia="Calibri"/>
@@ -4677,7 +4551,7 @@
     </w:p>
     <w:p>
       <w:pPr>
-        <w:pStyle w:val="DaftarParagraf"/>
+        <w:pStyle w:val="ListParagraph"/>
         <w:numPr>
           <w:ilvl w:val="0"/>
           <w:numId w:val="35"/>
@@ -4706,7 +4580,7 @@
     </w:p>
     <w:p>
       <w:pPr>
-        <w:pStyle w:val="DaftarParagraf"/>
+        <w:pStyle w:val="ListParagraph"/>
         <w:spacing w:before="60" w:after="60"/>
         <w:rPr>
           <w:rFonts w:eastAsia="Calibri"/>
@@ -5015,7 +4889,7 @@
     </w:p>
     <w:p>
       <w:pPr>
-        <w:pStyle w:val="DaftarParagraf"/>
+        <w:pStyle w:val="ListParagraph"/>
         <w:numPr>
           <w:ilvl w:val="0"/>
           <w:numId w:val="35"/>
@@ -5044,7 +4918,7 @@
     </w:p>
     <w:p>
       <w:pPr>
-        <w:pStyle w:val="DaftarParagraf"/>
+        <w:pStyle w:val="ListParagraph"/>
         <w:spacing w:before="60" w:after="60"/>
         <w:rPr>
           <w:rFonts w:eastAsia="Calibri"/>
@@ -5433,7 +5307,7 @@
     </w:p>
     <w:p>
       <w:pPr>
-        <w:pStyle w:val="DaftarParagraf"/>
+        <w:pStyle w:val="ListParagraph"/>
         <w:numPr>
           <w:ilvl w:val="0"/>
           <w:numId w:val="35"/>
@@ -5460,7 +5334,7 @@
     </w:p>
     <w:p>
       <w:pPr>
-        <w:pStyle w:val="DaftarParagraf"/>
+        <w:pStyle w:val="ListParagraph"/>
         <w:spacing w:before="60" w:after="60"/>
         <w:rPr>
           <w:rFonts w:eastAsia="Calibri"/>
@@ -5724,7 +5598,7 @@
     </w:p>
     <w:p>
       <w:pPr>
-        <w:pStyle w:val="DaftarParagraf"/>
+        <w:pStyle w:val="ListParagraph"/>
         <w:numPr>
           <w:ilvl w:val="0"/>
           <w:numId w:val="35"/>
@@ -5752,7 +5626,7 @@
     </w:p>
     <w:p>
       <w:pPr>
-        <w:pStyle w:val="DaftarParagraf"/>
+        <w:pStyle w:val="ListParagraph"/>
         <w:spacing w:before="60" w:after="60" w:line="276" w:lineRule="auto"/>
         <w:rPr>
           <w:rFonts w:eastAsia="Calibri"/>
@@ -6314,7 +6188,7 @@
     </w:p>
     <w:p>
       <w:pPr>
-        <w:pStyle w:val="DaftarParagraf"/>
+        <w:pStyle w:val="ListParagraph"/>
         <w:tabs>
           <w:tab w:val="left" w:pos="2268"/>
           <w:tab w:val="left" w:pos="2552"/>
@@ -6422,7 +6296,7 @@
     </w:p>
     <w:p>
       <w:pPr>
-        <w:pStyle w:val="DaftarParagraf"/>
+        <w:pStyle w:val="ListParagraph"/>
         <w:tabs>
           <w:tab w:val="left" w:pos="2268"/>
           <w:tab w:val="left" w:pos="2552"/>
@@ -6601,7 +6475,7 @@
     </w:p>
     <w:p>
       <w:pPr>
-        <w:pStyle w:val="DaftarParagraf"/>
+        <w:pStyle w:val="ListParagraph"/>
         <w:spacing w:before="60" w:after="60"/>
         <w:ind w:left="426"/>
         <w:contextualSpacing w:val="0"/>
@@ -6713,7 +6587,7 @@
     </w:p>
     <w:p>
       <w:pPr>
-        <w:pStyle w:val="DaftarParagraf"/>
+        <w:pStyle w:val="ListParagraph"/>
         <w:spacing w:before="60" w:after="60"/>
         <w:ind w:left="426"/>
         <w:contextualSpacing w:val="0"/>
@@ -6893,23 +6767,13 @@
           <w:szCs w:val="24"/>
         </w:rPr>
       </w:pPr>
-      <w:proofErr w:type="spellStart"/>
-      <w:r>
-        <w:rPr>
-          <w:rFonts w:eastAsia="Bookman Old Style"/>
-          <w:sz w:val="24"/>
-          <w:szCs w:val="24"/>
-        </w:rPr>
-        <w:t>Metode</w:t>
-      </w:r>
-      <w:proofErr w:type="spellEnd"/>
-      <w:r>
-        <w:rPr>
-          <w:rFonts w:eastAsia="Bookman Old Style"/>
-          <w:sz w:val="24"/>
-          <w:szCs w:val="24"/>
-        </w:rPr>
-        <w:t xml:space="preserve"> PJBL</w:t>
+      <w:r>
+        <w:rPr>
+          <w:rFonts w:eastAsia="Bookman Old Style"/>
+          <w:sz w:val="24"/>
+          <w:szCs w:val="24"/>
+        </w:rPr>
+        <w:t>Metode PJBL</w:t>
       </w:r>
     </w:p>
     <w:p>
@@ -6925,7 +6789,6 @@
           <w:szCs w:val="24"/>
         </w:rPr>
       </w:pPr>
-      <w:proofErr w:type="spellStart"/>
       <w:r>
         <w:rPr>
           <w:rFonts w:eastAsia="Bookman Old Style"/>
@@ -6964,16 +6827,7 @@
           <w:sz w:val="24"/>
           <w:szCs w:val="24"/>
         </w:rPr>
-        <w:t>e</w:t>
-      </w:r>
-      <w:proofErr w:type="spellEnd"/>
-      <w:r>
-        <w:rPr>
-          <w:rFonts w:eastAsia="Bookman Old Style"/>
-          <w:sz w:val="24"/>
-          <w:szCs w:val="24"/>
-        </w:rPr>
-        <w:t xml:space="preserve"> Deep Learning (mindful, </w:t>
+        <w:t xml:space="preserve">e Deep Learning (mindful, </w:t>
       </w:r>
       <w:proofErr w:type="spellStart"/>
       <w:r>
@@ -7078,7 +6932,7 @@
     </w:p>
     <w:p>
       <w:pPr>
-        <w:pStyle w:val="DaftarParagraf"/>
+        <w:pStyle w:val="ListParagraph"/>
         <w:numPr>
           <w:ilvl w:val="0"/>
           <w:numId w:val="22"/>
@@ -7157,7 +7011,7 @@
     </w:p>
     <w:p>
       <w:pPr>
-        <w:pStyle w:val="DaftarParagraf"/>
+        <w:pStyle w:val="ListParagraph"/>
         <w:numPr>
           <w:ilvl w:val="0"/>
           <w:numId w:val="22"/>
@@ -7316,7 +7170,7 @@
     </w:p>
     <w:p>
       <w:pPr>
-        <w:pStyle w:val="DaftarParagraf"/>
+        <w:pStyle w:val="ListParagraph"/>
         <w:numPr>
           <w:ilvl w:val="0"/>
           <w:numId w:val="22"/>
@@ -7342,23 +7196,7 @@
           <w:sz w:val="24"/>
           <w:szCs w:val="24"/>
         </w:rPr>
-        <w:t xml:space="preserve"> </w:t>
-      </w:r>
-      <w:proofErr w:type="spellStart"/>
-      <w:r>
-        <w:rPr>
-          <w:sz w:val="24"/>
-          <w:szCs w:val="24"/>
-        </w:rPr>
-        <w:t>nama</w:t>
-      </w:r>
-      <w:proofErr w:type="spellEnd"/>
-      <w:r>
-        <w:rPr>
-          <w:sz w:val="24"/>
-          <w:szCs w:val="24"/>
-        </w:rPr>
-        <w:t xml:space="preserve"> </w:t>
+        <w:t xml:space="preserve"> nama </w:t>
       </w:r>
       <w:proofErr w:type="spellStart"/>
       <w:r>
@@ -7491,7 +7329,7 @@
     </w:p>
     <w:p>
       <w:pPr>
-        <w:pStyle w:val="DaftarParagraf"/>
+        <w:pStyle w:val="ListParagraph"/>
         <w:numPr>
           <w:ilvl w:val="0"/>
           <w:numId w:val="22"/>
@@ -7602,7 +7440,7 @@
     </w:p>
     <w:p>
       <w:pPr>
-        <w:pStyle w:val="DaftarParagraf"/>
+        <w:pStyle w:val="ListParagraph"/>
         <w:numPr>
           <w:ilvl w:val="0"/>
           <w:numId w:val="22"/>
@@ -7656,7 +7494,7 @@
     </w:p>
     <w:p>
       <w:pPr>
-        <w:pStyle w:val="DaftarParagraf"/>
+        <w:pStyle w:val="ListParagraph"/>
         <w:numPr>
           <w:ilvl w:val="0"/>
           <w:numId w:val="22"/>
@@ -7718,7 +7556,7 @@
     </w:p>
     <w:p>
       <w:pPr>
-        <w:pStyle w:val="DaftarParagraf"/>
+        <w:pStyle w:val="ListParagraph"/>
         <w:ind w:left="553" w:right="57"/>
         <w:rPr>
           <w:sz w:val="24"/>
@@ -7860,6 +7698,7 @@
         <w:t xml:space="preserve"> </w:t>
       </w:r>
       <w:proofErr w:type="spellStart"/>
+      <w:proofErr w:type="gramStart"/>
       <w:r>
         <w:rPr>
           <w:bCs/>
@@ -7877,10 +7716,11 @@
         </w:rPr>
         <w:t xml:space="preserve"> :</w:t>
       </w:r>
+      <w:proofErr w:type="gramEnd"/>
     </w:p>
     <w:p>
       <w:pPr>
-        <w:pStyle w:val="DaftarParagraf"/>
+        <w:pStyle w:val="ListParagraph"/>
         <w:numPr>
           <w:ilvl w:val="0"/>
           <w:numId w:val="30"/>
@@ -7947,7 +7787,7 @@
     </w:p>
     <w:p>
       <w:pPr>
-        <w:pStyle w:val="DaftarParagraf"/>
+        <w:pStyle w:val="ListParagraph"/>
         <w:numPr>
           <w:ilvl w:val="0"/>
           <w:numId w:val="30"/>
@@ -7983,7 +7823,7 @@
     </w:p>
     <w:p>
       <w:pPr>
-        <w:pStyle w:val="DaftarParagraf"/>
+        <w:pStyle w:val="ListParagraph"/>
         <w:numPr>
           <w:ilvl w:val="0"/>
           <w:numId w:val="30"/>
@@ -8023,7 +7863,7 @@
           <w:sz w:val="24"/>
           <w:szCs w:val="24"/>
         </w:rPr>
-        <w:t xml:space="preserve"> </w:t>
+        <w:t xml:space="preserve"> Bentuk </w:t>
       </w:r>
       <w:proofErr w:type="spellStart"/>
       <w:r>
@@ -8033,33 +7873,13 @@
           <w:sz w:val="24"/>
           <w:szCs w:val="24"/>
         </w:rPr>
-        <w:t>Bentuk</w:t>
-      </w:r>
-      <w:proofErr w:type="spellEnd"/>
-      <w:r>
-        <w:rPr>
-          <w:color w:val="1C1C1C"/>
-          <w:w w:val="110"/>
-          <w:sz w:val="24"/>
-          <w:szCs w:val="24"/>
-        </w:rPr>
-        <w:t xml:space="preserve"> </w:t>
-      </w:r>
-      <w:proofErr w:type="spellStart"/>
-      <w:r>
-        <w:rPr>
-          <w:color w:val="1C1C1C"/>
-          <w:w w:val="110"/>
-          <w:sz w:val="24"/>
-          <w:szCs w:val="24"/>
-        </w:rPr>
         <w:t>Bangun</w:t>
       </w:r>
       <w:proofErr w:type="spellEnd"/>
     </w:p>
     <w:p>
       <w:pPr>
-        <w:pStyle w:val="DaftarParagraf"/>
+        <w:pStyle w:val="ListParagraph"/>
         <w:ind w:left="643" w:right="113"/>
         <w:rPr>
           <w:color w:val="1C1C1C"/>
@@ -8113,7 +7933,7 @@
     </w:p>
     <w:p>
       <w:pPr>
-        <w:pStyle w:val="DaftarParagraf"/>
+        <w:pStyle w:val="ListParagraph"/>
         <w:numPr>
           <w:ilvl w:val="0"/>
           <w:numId w:val="2"/>
@@ -8363,7 +8183,7 @@
     </w:p>
     <w:p>
       <w:pPr>
-        <w:pStyle w:val="DaftarParagraf"/>
+        <w:pStyle w:val="ListParagraph"/>
         <w:numPr>
           <w:ilvl w:val="0"/>
           <w:numId w:val="1"/>
@@ -8479,7 +8299,7 @@
     </w:p>
     <w:p>
       <w:pPr>
-        <w:pStyle w:val="DaftarParagraf"/>
+        <w:pStyle w:val="ListParagraph"/>
         <w:numPr>
           <w:ilvl w:val="0"/>
           <w:numId w:val="1"/>
@@ -8731,7 +8551,7 @@
     </w:p>
     <w:p>
       <w:pPr>
-        <w:pStyle w:val="DaftarParagraf"/>
+        <w:pStyle w:val="ListParagraph"/>
         <w:numPr>
           <w:ilvl w:val="0"/>
           <w:numId w:val="1"/>
@@ -8901,7 +8721,7 @@
     </w:p>
     <w:p>
       <w:pPr>
-        <w:pStyle w:val="DaftarParagraf"/>
+        <w:pStyle w:val="ListParagraph"/>
         <w:numPr>
           <w:ilvl w:val="0"/>
           <w:numId w:val="1"/>
@@ -9159,25 +8979,7 @@
           <w:sz w:val="24"/>
           <w:szCs w:val="24"/>
         </w:rPr>
-        <w:t xml:space="preserve"> </w:t>
-      </w:r>
-      <w:proofErr w:type="spellStart"/>
-      <w:r>
-        <w:rPr>
-          <w:rFonts w:eastAsia="Bookman Old Style"/>
-          <w:sz w:val="24"/>
-          <w:szCs w:val="24"/>
-        </w:rPr>
-        <w:t>Tuhan</w:t>
-      </w:r>
-      <w:proofErr w:type="spellEnd"/>
-      <w:r>
-        <w:rPr>
-          <w:rFonts w:eastAsia="Bookman Old Style"/>
-          <w:sz w:val="24"/>
-          <w:szCs w:val="24"/>
-        </w:rPr>
-        <w:t xml:space="preserve"> Yang Maha Esa dan </w:t>
+        <w:t xml:space="preserve"> Tuhan Yang Maha Esa dan </w:t>
       </w:r>
       <w:proofErr w:type="spellStart"/>
       <w:r>
@@ -9335,7 +9137,7 @@
     </w:p>
     <w:p>
       <w:pPr>
-        <w:pStyle w:val="DaftarParagraf"/>
+        <w:pStyle w:val="ListParagraph"/>
         <w:numPr>
           <w:ilvl w:val="0"/>
           <w:numId w:val="1"/>
@@ -9540,7 +9342,7 @@
     </w:p>
     <w:p>
       <w:pPr>
-        <w:pStyle w:val="DaftarParagraf"/>
+        <w:pStyle w:val="ListParagraph"/>
         <w:numPr>
           <w:ilvl w:val="0"/>
           <w:numId w:val="1"/>
@@ -9725,7 +9527,7 @@
     </w:p>
     <w:p>
       <w:pPr>
-        <w:pStyle w:val="DaftarParagraf"/>
+        <w:pStyle w:val="ListParagraph"/>
         <w:numPr>
           <w:ilvl w:val="0"/>
           <w:numId w:val="1"/>
@@ -9964,6 +9766,7 @@
           <w:szCs w:val="24"/>
         </w:rPr>
       </w:pPr>
+      <w:proofErr w:type="gramStart"/>
       <w:r>
         <w:rPr>
           <w:rFonts w:hAnsi="Symbol"/>
@@ -9986,7 +9789,17 @@
           <w:sz w:val="24"/>
           <w:szCs w:val="24"/>
         </w:rPr>
-        <w:t>Ice Breaker:</w:t>
+        <w:t>Ice</w:t>
+      </w:r>
+      <w:proofErr w:type="gramEnd"/>
+      <w:r>
+        <w:rPr>
+          <w:b/>
+          <w:bCs/>
+          <w:sz w:val="24"/>
+          <w:szCs w:val="24"/>
+        </w:rPr>
+        <w:t xml:space="preserve"> Breaker:</w:t>
       </w:r>
       <w:r>
         <w:rPr>
@@ -10197,6 +10010,7 @@
           <w:szCs w:val="24"/>
         </w:rPr>
       </w:pPr>
+      <w:proofErr w:type="gramStart"/>
       <w:r>
         <w:rPr>
           <w:rFonts w:hAnsi="Symbol"/>
@@ -10223,6 +10037,7 @@
         <w:t>Apersepsi</w:t>
       </w:r>
       <w:proofErr w:type="spellEnd"/>
+      <w:proofErr w:type="gramEnd"/>
       <w:r>
         <w:rPr>
           <w:b/>
@@ -10489,6 +10304,7 @@
           <w:szCs w:val="24"/>
         </w:rPr>
       </w:pPr>
+      <w:proofErr w:type="gramStart"/>
       <w:r>
         <w:rPr>
           <w:rFonts w:hAnsi="Symbol"/>
@@ -10505,7 +10321,6 @@
         </w:rPr>
         <w:t xml:space="preserve">  </w:t>
       </w:r>
-      <w:proofErr w:type="spellStart"/>
       <w:r>
         <w:rPr>
           <w:b/>
@@ -10515,7 +10330,7 @@
         </w:rPr>
         <w:t>Tujuan</w:t>
       </w:r>
-      <w:proofErr w:type="spellEnd"/>
+      <w:proofErr w:type="gramEnd"/>
       <w:r>
         <w:rPr>
           <w:b/>
@@ -10778,7 +10593,7 @@
     </w:p>
     <w:p>
       <w:pPr>
-        <w:pStyle w:val="Judul4"/>
+        <w:pStyle w:val="Heading4"/>
         <w:ind w:left="0" w:firstLine="0"/>
         <w:rPr>
           <w:rFonts w:ascii="Times New Roman" w:hAnsi="Times New Roman" w:cs="Times New Roman"/>
@@ -10788,7 +10603,7 @@
       </w:pPr>
       <w:r>
         <w:rPr>
-          <w:rStyle w:val="Kuat"/>
+          <w:rStyle w:val="Strong"/>
           <w:rFonts w:ascii="Times New Roman" w:hAnsi="Times New Roman" w:cs="Times New Roman"/>
           <w:b/>
           <w:bCs/>
@@ -10800,7 +10615,7 @@
       <w:proofErr w:type="spellStart"/>
       <w:r>
         <w:rPr>
-          <w:rStyle w:val="Kuat"/>
+          <w:rStyle w:val="Strong"/>
           <w:rFonts w:ascii="Times New Roman" w:hAnsi="Times New Roman" w:cs="Times New Roman"/>
           <w:b/>
           <w:bCs/>
@@ -10812,7 +10627,7 @@
       <w:proofErr w:type="spellEnd"/>
       <w:r>
         <w:rPr>
-          <w:rStyle w:val="Kuat"/>
+          <w:rStyle w:val="Strong"/>
           <w:rFonts w:ascii="Times New Roman" w:hAnsi="Times New Roman" w:cs="Times New Roman"/>
           <w:b/>
           <w:bCs/>
@@ -10824,7 +10639,7 @@
       <w:proofErr w:type="spellStart"/>
       <w:r>
         <w:rPr>
-          <w:rStyle w:val="Kuat"/>
+          <w:rStyle w:val="Strong"/>
           <w:rFonts w:ascii="Times New Roman" w:hAnsi="Times New Roman" w:cs="Times New Roman"/>
           <w:b/>
           <w:bCs/>
@@ -10836,7 +10651,7 @@
       <w:proofErr w:type="spellEnd"/>
       <w:r>
         <w:rPr>
-          <w:rStyle w:val="Kuat"/>
+          <w:rStyle w:val="Strong"/>
           <w:rFonts w:ascii="Times New Roman" w:hAnsi="Times New Roman" w:cs="Times New Roman"/>
           <w:b/>
           <w:bCs/>
@@ -10848,7 +10663,7 @@
       <w:proofErr w:type="spellStart"/>
       <w:r>
         <w:rPr>
-          <w:rStyle w:val="Kuat"/>
+          <w:rStyle w:val="Strong"/>
           <w:rFonts w:ascii="Times New Roman" w:hAnsi="Times New Roman" w:cs="Times New Roman"/>
           <w:b/>
           <w:bCs/>
@@ -10860,7 +10675,7 @@
       <w:proofErr w:type="spellEnd"/>
       <w:r>
         <w:rPr>
-          <w:rStyle w:val="Kuat"/>
+          <w:rStyle w:val="Strong"/>
           <w:rFonts w:ascii="Times New Roman" w:hAnsi="Times New Roman" w:cs="Times New Roman"/>
           <w:b/>
           <w:bCs/>
@@ -10872,7 +10687,7 @@
       <w:proofErr w:type="spellStart"/>
       <w:r>
         <w:rPr>
-          <w:rStyle w:val="Kuat"/>
+          <w:rStyle w:val="Strong"/>
           <w:rFonts w:ascii="Times New Roman" w:hAnsi="Times New Roman" w:cs="Times New Roman"/>
           <w:b/>
           <w:bCs/>
@@ -10884,7 +10699,7 @@
       <w:proofErr w:type="spellEnd"/>
       <w:r>
         <w:rPr>
-          <w:rStyle w:val="Kuat"/>
+          <w:rStyle w:val="Strong"/>
           <w:rFonts w:ascii="Times New Roman" w:hAnsi="Times New Roman" w:cs="Times New Roman"/>
           <w:b/>
           <w:bCs/>
@@ -10904,7 +10719,7 @@
       </w:pPr>
       <w:r>
         <w:rPr>
-          <w:rStyle w:val="Kuat"/>
+          <w:rStyle w:val="Strong"/>
         </w:rPr>
         <w:t>Mengenal Bentuk (30 Menit):</w:t>
       </w:r>
@@ -10927,7 +10742,7 @@
       </w:pPr>
       <w:r>
         <w:rPr>
-          <w:rStyle w:val="Kuat"/>
+          <w:rStyle w:val="Strong"/>
         </w:rPr>
         <w:t>Latihan Mengidentifikasi Bentuk (20 Menit):</w:t>
       </w:r>
@@ -10938,7 +10753,7 @@
     </w:p>
     <w:p>
       <w:pPr>
-        <w:pStyle w:val="Judul4"/>
+        <w:pStyle w:val="Heading4"/>
         <w:ind w:left="0" w:firstLine="0"/>
         <w:rPr>
           <w:rFonts w:ascii="Times New Roman" w:hAnsi="Times New Roman" w:cs="Times New Roman"/>
@@ -10948,7 +10763,7 @@
       </w:pPr>
       <w:r>
         <w:rPr>
-          <w:rStyle w:val="Kuat"/>
+          <w:rStyle w:val="Strong"/>
           <w:rFonts w:ascii="Times New Roman" w:hAnsi="Times New Roman" w:cs="Times New Roman"/>
           <w:b/>
           <w:bCs/>
@@ -10960,7 +10775,7 @@
       <w:proofErr w:type="spellStart"/>
       <w:r>
         <w:rPr>
-          <w:rStyle w:val="Kuat"/>
+          <w:rStyle w:val="Strong"/>
           <w:rFonts w:ascii="Times New Roman" w:hAnsi="Times New Roman" w:cs="Times New Roman"/>
           <w:b/>
           <w:bCs/>
@@ -10972,7 +10787,7 @@
       <w:proofErr w:type="spellEnd"/>
       <w:r>
         <w:rPr>
-          <w:rStyle w:val="Kuat"/>
+          <w:rStyle w:val="Strong"/>
           <w:rFonts w:ascii="Times New Roman" w:hAnsi="Times New Roman" w:cs="Times New Roman"/>
           <w:b/>
           <w:bCs/>
@@ -10984,7 +10799,7 @@
       <w:proofErr w:type="spellStart"/>
       <w:r>
         <w:rPr>
-          <w:rStyle w:val="Kuat"/>
+          <w:rStyle w:val="Strong"/>
           <w:rFonts w:ascii="Times New Roman" w:hAnsi="Times New Roman" w:cs="Times New Roman"/>
           <w:b/>
           <w:bCs/>
@@ -10996,7 +10811,7 @@
       <w:proofErr w:type="spellEnd"/>
       <w:r>
         <w:rPr>
-          <w:rStyle w:val="Kuat"/>
+          <w:rStyle w:val="Strong"/>
           <w:rFonts w:ascii="Times New Roman" w:hAnsi="Times New Roman" w:cs="Times New Roman"/>
           <w:b/>
           <w:bCs/>
@@ -11008,7 +10823,7 @@
       <w:proofErr w:type="spellStart"/>
       <w:r>
         <w:rPr>
-          <w:rStyle w:val="Kuat"/>
+          <w:rStyle w:val="Strong"/>
           <w:rFonts w:ascii="Times New Roman" w:hAnsi="Times New Roman" w:cs="Times New Roman"/>
           <w:b/>
           <w:bCs/>
@@ -11020,7 +10835,7 @@
       <w:proofErr w:type="spellEnd"/>
       <w:r>
         <w:rPr>
-          <w:rStyle w:val="Kuat"/>
+          <w:rStyle w:val="Strong"/>
           <w:rFonts w:ascii="Times New Roman" w:hAnsi="Times New Roman" w:cs="Times New Roman"/>
           <w:b/>
           <w:bCs/>
@@ -11040,7 +10855,7 @@
       </w:pPr>
       <w:r>
         <w:rPr>
-          <w:rStyle w:val="Kuat"/>
+          <w:rStyle w:val="Strong"/>
         </w:rPr>
         <w:t>Permainan Kelompok (20 Menit):</w:t>
       </w:r>
@@ -11063,7 +10878,7 @@
       </w:pPr>
       <w:r>
         <w:rPr>
-          <w:rStyle w:val="Kuat"/>
+          <w:rStyle w:val="Strong"/>
         </w:rPr>
         <w:t>Bernyanyi dan Bertepuk Tangan (10 Menit):</w:t>
       </w:r>
@@ -11074,7 +10889,7 @@
     </w:p>
     <w:p>
       <w:pPr>
-        <w:pStyle w:val="Judul4"/>
+        <w:pStyle w:val="Heading4"/>
         <w:ind w:left="0" w:firstLine="0"/>
         <w:rPr>
           <w:rFonts w:ascii="Times New Roman" w:hAnsi="Times New Roman" w:cs="Times New Roman"/>
@@ -11084,7 +10899,7 @@
       </w:pPr>
       <w:r>
         <w:rPr>
-          <w:rStyle w:val="Kuat"/>
+          <w:rStyle w:val="Strong"/>
           <w:rFonts w:ascii="Times New Roman" w:hAnsi="Times New Roman" w:cs="Times New Roman"/>
           <w:b/>
           <w:bCs/>
@@ -11096,7 +10911,7 @@
       <w:proofErr w:type="spellStart"/>
       <w:r>
         <w:rPr>
-          <w:rStyle w:val="Kuat"/>
+          <w:rStyle w:val="Strong"/>
           <w:rFonts w:ascii="Times New Roman" w:hAnsi="Times New Roman" w:cs="Times New Roman"/>
           <w:b/>
           <w:bCs/>
@@ -11108,7 +10923,7 @@
       <w:proofErr w:type="spellEnd"/>
       <w:r>
         <w:rPr>
-          <w:rStyle w:val="Kuat"/>
+          <w:rStyle w:val="Strong"/>
           <w:rFonts w:ascii="Times New Roman" w:hAnsi="Times New Roman" w:cs="Times New Roman"/>
           <w:b/>
           <w:bCs/>
@@ -11120,7 +10935,7 @@
       <w:proofErr w:type="spellStart"/>
       <w:r>
         <w:rPr>
-          <w:rStyle w:val="Kuat"/>
+          <w:rStyle w:val="Strong"/>
           <w:rFonts w:ascii="Times New Roman" w:hAnsi="Times New Roman" w:cs="Times New Roman"/>
           <w:b/>
           <w:bCs/>
@@ -11132,7 +10947,7 @@
       <w:proofErr w:type="spellEnd"/>
       <w:r>
         <w:rPr>
-          <w:rStyle w:val="Kuat"/>
+          <w:rStyle w:val="Strong"/>
           <w:rFonts w:ascii="Times New Roman" w:hAnsi="Times New Roman" w:cs="Times New Roman"/>
           <w:b/>
           <w:bCs/>
@@ -11144,7 +10959,7 @@
       <w:proofErr w:type="spellStart"/>
       <w:r>
         <w:rPr>
-          <w:rStyle w:val="Kuat"/>
+          <w:rStyle w:val="Strong"/>
           <w:rFonts w:ascii="Times New Roman" w:hAnsi="Times New Roman" w:cs="Times New Roman"/>
           <w:b/>
           <w:bCs/>
@@ -11156,7 +10971,7 @@
       <w:proofErr w:type="spellEnd"/>
       <w:r>
         <w:rPr>
-          <w:rStyle w:val="Kuat"/>
+          <w:rStyle w:val="Strong"/>
           <w:rFonts w:ascii="Times New Roman" w:hAnsi="Times New Roman" w:cs="Times New Roman"/>
           <w:b/>
           <w:bCs/>
@@ -11181,7 +10996,7 @@
       <w:proofErr w:type="spellStart"/>
       <w:r>
         <w:rPr>
-          <w:rStyle w:val="Kuat"/>
+          <w:rStyle w:val="Strong"/>
           <w:rFonts w:eastAsiaTheme="majorEastAsia"/>
           <w:sz w:val="24"/>
           <w:szCs w:val="24"/>
@@ -11191,7 +11006,7 @@
       <w:proofErr w:type="spellEnd"/>
       <w:r>
         <w:rPr>
-          <w:rStyle w:val="Kuat"/>
+          <w:rStyle w:val="Strong"/>
           <w:rFonts w:eastAsiaTheme="majorEastAsia"/>
           <w:sz w:val="24"/>
           <w:szCs w:val="24"/>
@@ -11201,7 +11016,7 @@
       <w:proofErr w:type="spellStart"/>
       <w:r>
         <w:rPr>
-          <w:rStyle w:val="Kuat"/>
+          <w:rStyle w:val="Strong"/>
           <w:rFonts w:eastAsiaTheme="majorEastAsia"/>
           <w:sz w:val="24"/>
           <w:szCs w:val="24"/>
@@ -11211,7 +11026,7 @@
       <w:proofErr w:type="spellEnd"/>
       <w:r>
         <w:rPr>
-          <w:rStyle w:val="Kuat"/>
+          <w:rStyle w:val="Strong"/>
           <w:rFonts w:eastAsiaTheme="majorEastAsia"/>
           <w:sz w:val="24"/>
           <w:szCs w:val="24"/>
@@ -11640,7 +11455,7 @@
     </w:p>
     <w:p>
       <w:pPr>
-        <w:pStyle w:val="DaftarParagraf"/>
+        <w:pStyle w:val="ListParagraph"/>
         <w:numPr>
           <w:ilvl w:val="0"/>
           <w:numId w:val="31"/>
@@ -12120,7 +11935,7 @@
     </w:p>
     <w:p>
       <w:pPr>
-        <w:pStyle w:val="DaftarParagraf"/>
+        <w:pStyle w:val="ListParagraph"/>
         <w:numPr>
           <w:ilvl w:val="0"/>
           <w:numId w:val="31"/>
@@ -12328,7 +12143,7 @@
     </w:p>
     <w:p>
       <w:pPr>
-        <w:pStyle w:val="DaftarParagraf"/>
+        <w:pStyle w:val="ListParagraph"/>
         <w:numPr>
           <w:ilvl w:val="0"/>
           <w:numId w:val="31"/>
@@ -12664,7 +12479,7 @@
     </w:p>
     <w:p>
       <w:pPr>
-        <w:pStyle w:val="DaftarParagraf"/>
+        <w:pStyle w:val="ListParagraph"/>
         <w:numPr>
           <w:ilvl w:val="0"/>
           <w:numId w:val="31"/>
@@ -12767,7 +12582,7 @@
     </w:p>
     <w:p>
       <w:pPr>
-        <w:pStyle w:val="DaftarParagraf"/>
+        <w:pStyle w:val="ListParagraph"/>
         <w:numPr>
           <w:ilvl w:val="0"/>
           <w:numId w:val="31"/>
@@ -12802,23 +12617,7 @@
           <w:sz w:val="24"/>
           <w:szCs w:val="24"/>
         </w:rPr>
-        <w:t xml:space="preserve"> </w:t>
-      </w:r>
-      <w:proofErr w:type="spellStart"/>
-      <w:r>
-        <w:rPr>
-          <w:sz w:val="24"/>
-          <w:szCs w:val="24"/>
-        </w:rPr>
-        <w:t>nama</w:t>
-      </w:r>
-      <w:proofErr w:type="spellEnd"/>
-      <w:r>
-        <w:rPr>
-          <w:sz w:val="24"/>
-          <w:szCs w:val="24"/>
-        </w:rPr>
-        <w:t xml:space="preserve"> pada </w:t>
+        <w:t xml:space="preserve"> nama pada </w:t>
       </w:r>
       <w:proofErr w:type="spellStart"/>
       <w:r>
@@ -12898,15 +12697,15 @@
           <w:sz w:val="24"/>
           <w:szCs w:val="24"/>
         </w:rPr>
-        <w:t xml:space="preserve"> </w:t>
-      </w:r>
-      <w:proofErr w:type="spellStart"/>
-      <w:r>
-        <w:rPr>
-          <w:sz w:val="24"/>
-          <w:szCs w:val="24"/>
-        </w:rPr>
-        <w:t>nama-namanya</w:t>
+        <w:t xml:space="preserve"> nama-</w:t>
+      </w:r>
+      <w:proofErr w:type="spellStart"/>
+      <w:r>
+        <w:rPr>
+          <w:sz w:val="24"/>
+          <w:szCs w:val="24"/>
+        </w:rPr>
+        <w:t>namanya</w:t>
       </w:r>
       <w:proofErr w:type="spellEnd"/>
       <w:r>
@@ -13056,7 +12855,7 @@
     </w:p>
     <w:p>
       <w:pPr>
-        <w:pStyle w:val="DaftarParagraf"/>
+        <w:pStyle w:val="ListParagraph"/>
         <w:numPr>
           <w:ilvl w:val="0"/>
           <w:numId w:val="31"/>
@@ -13211,23 +13010,7 @@
           <w:sz w:val="24"/>
           <w:szCs w:val="24"/>
         </w:rPr>
-        <w:t xml:space="preserve">. </w:t>
-      </w:r>
-      <w:proofErr w:type="spellStart"/>
-      <w:r>
-        <w:rPr>
-          <w:sz w:val="24"/>
-          <w:szCs w:val="24"/>
-        </w:rPr>
-        <w:t>Mereka</w:t>
-      </w:r>
-      <w:proofErr w:type="spellEnd"/>
-      <w:r>
-        <w:rPr>
-          <w:sz w:val="24"/>
-          <w:szCs w:val="24"/>
-        </w:rPr>
-        <w:t xml:space="preserve"> </w:t>
+        <w:t xml:space="preserve">. Mereka </w:t>
       </w:r>
       <w:proofErr w:type="spellStart"/>
       <w:r>
@@ -13403,23 +13186,7 @@
           <w:sz w:val="24"/>
           <w:szCs w:val="24"/>
         </w:rPr>
-        <w:t xml:space="preserve">. </w:t>
-      </w:r>
-      <w:proofErr w:type="spellStart"/>
-      <w:r>
-        <w:rPr>
-          <w:sz w:val="24"/>
-          <w:szCs w:val="24"/>
-        </w:rPr>
-        <w:t>Mereka</w:t>
-      </w:r>
-      <w:proofErr w:type="spellEnd"/>
-      <w:r>
-        <w:rPr>
-          <w:sz w:val="24"/>
-          <w:szCs w:val="24"/>
-        </w:rPr>
-        <w:t xml:space="preserve"> </w:t>
+        <w:t xml:space="preserve">. Mereka </w:t>
       </w:r>
       <w:proofErr w:type="spellStart"/>
       <w:r>
@@ -13488,7 +13255,7 @@
     </w:p>
     <w:p>
       <w:pPr>
-        <w:pStyle w:val="DaftarParagraf"/>
+        <w:pStyle w:val="ListParagraph"/>
         <w:numPr>
           <w:ilvl w:val="0"/>
           <w:numId w:val="31"/>
@@ -13648,7 +13415,7 @@
     </w:p>
     <w:p>
       <w:pPr>
-        <w:pStyle w:val="DaftarParagraf"/>
+        <w:pStyle w:val="ListParagraph"/>
         <w:numPr>
           <w:ilvl w:val="0"/>
           <w:numId w:val="31"/>
@@ -14048,7 +13815,7 @@
     </w:p>
     <w:p>
       <w:pPr>
-        <w:pStyle w:val="DaftarParagraf"/>
+        <w:pStyle w:val="ListParagraph"/>
         <w:numPr>
           <w:ilvl w:val="0"/>
           <w:numId w:val="31"/>
@@ -14208,7 +13975,7 @@
     </w:p>
     <w:p>
       <w:pPr>
-        <w:pStyle w:val="DaftarParagraf"/>
+        <w:pStyle w:val="ListParagraph"/>
         <w:numPr>
           <w:ilvl w:val="0"/>
           <w:numId w:val="31"/>
@@ -14375,7 +14142,7 @@
     </w:p>
     <w:p>
       <w:pPr>
-        <w:pStyle w:val="DaftarParagraf"/>
+        <w:pStyle w:val="ListParagraph"/>
         <w:numPr>
           <w:ilvl w:val="0"/>
           <w:numId w:val="31"/>
@@ -14510,7 +14277,7 @@
     </w:p>
     <w:p>
       <w:pPr>
-        <w:pStyle w:val="DaftarParagraf"/>
+        <w:pStyle w:val="ListParagraph"/>
         <w:numPr>
           <w:ilvl w:val="0"/>
           <w:numId w:val="31"/>
@@ -14758,7 +14525,7 @@
     </w:p>
     <w:p>
       <w:pPr>
-        <w:pStyle w:val="DaftarParagraf"/>
+        <w:pStyle w:val="ListParagraph"/>
         <w:numPr>
           <w:ilvl w:val="0"/>
           <w:numId w:val="1"/>
@@ -14902,7 +14669,7 @@
     </w:p>
     <w:p>
       <w:pPr>
-        <w:pStyle w:val="DaftarParagraf"/>
+        <w:pStyle w:val="ListParagraph"/>
         <w:numPr>
           <w:ilvl w:val="0"/>
           <w:numId w:val="1"/>
@@ -15092,7 +14859,7 @@
     </w:p>
     <w:p>
       <w:pPr>
-        <w:pStyle w:val="DaftarParagraf"/>
+        <w:pStyle w:val="ListParagraph"/>
         <w:numPr>
           <w:ilvl w:val="0"/>
           <w:numId w:val="1"/>
@@ -15352,7 +15119,7 @@
     </w:p>
     <w:p>
       <w:pPr>
-        <w:pStyle w:val="DaftarParagraf"/>
+        <w:pStyle w:val="ListParagraph"/>
         <w:spacing w:before="60" w:after="60"/>
         <w:ind w:left="709"/>
         <w:contextualSpacing w:val="0"/>
@@ -15474,7 +15241,7 @@
     </w:p>
     <w:p>
       <w:pPr>
-        <w:pStyle w:val="DaftarParagraf"/>
+        <w:pStyle w:val="ListParagraph"/>
         <w:numPr>
           <w:ilvl w:val="0"/>
           <w:numId w:val="1"/>
@@ -15590,7 +15357,7 @@
     </w:p>
     <w:p>
       <w:pPr>
-        <w:pStyle w:val="DaftarParagraf"/>
+        <w:pStyle w:val="ListParagraph"/>
         <w:numPr>
           <w:ilvl w:val="0"/>
           <w:numId w:val="1"/>
@@ -15842,7 +15609,7 @@
     </w:p>
     <w:p>
       <w:pPr>
-        <w:pStyle w:val="DaftarParagraf"/>
+        <w:pStyle w:val="ListParagraph"/>
         <w:numPr>
           <w:ilvl w:val="0"/>
           <w:numId w:val="1"/>
@@ -16012,7 +15779,7 @@
     </w:p>
     <w:p>
       <w:pPr>
-        <w:pStyle w:val="DaftarParagraf"/>
+        <w:pStyle w:val="ListParagraph"/>
         <w:numPr>
           <w:ilvl w:val="0"/>
           <w:numId w:val="1"/>
@@ -16270,25 +16037,7 @@
           <w:sz w:val="24"/>
           <w:szCs w:val="24"/>
         </w:rPr>
-        <w:t xml:space="preserve"> </w:t>
-      </w:r>
-      <w:proofErr w:type="spellStart"/>
-      <w:r>
-        <w:rPr>
-          <w:rFonts w:eastAsia="Bookman Old Style"/>
-          <w:sz w:val="24"/>
-          <w:szCs w:val="24"/>
-        </w:rPr>
-        <w:t>Tuhan</w:t>
-      </w:r>
-      <w:proofErr w:type="spellEnd"/>
-      <w:r>
-        <w:rPr>
-          <w:rFonts w:eastAsia="Bookman Old Style"/>
-          <w:sz w:val="24"/>
-          <w:szCs w:val="24"/>
-        </w:rPr>
-        <w:t xml:space="preserve"> Yang Maha Esa dan </w:t>
+        <w:t xml:space="preserve"> Tuhan Yang Maha Esa dan </w:t>
       </w:r>
       <w:proofErr w:type="spellStart"/>
       <w:r>
@@ -16446,7 +16195,7 @@
     </w:p>
     <w:p>
       <w:pPr>
-        <w:pStyle w:val="DaftarParagraf"/>
+        <w:pStyle w:val="ListParagraph"/>
         <w:numPr>
           <w:ilvl w:val="0"/>
           <w:numId w:val="1"/>
@@ -16644,7 +16393,7 @@
     </w:p>
     <w:p>
       <w:pPr>
-        <w:pStyle w:val="DaftarParagraf"/>
+        <w:pStyle w:val="ListParagraph"/>
         <w:numPr>
           <w:ilvl w:val="0"/>
           <w:numId w:val="1"/>
@@ -16829,7 +16578,7 @@
     </w:p>
     <w:p>
       <w:pPr>
-        <w:pStyle w:val="DaftarParagraf"/>
+        <w:pStyle w:val="ListParagraph"/>
         <w:numPr>
           <w:ilvl w:val="0"/>
           <w:numId w:val="1"/>
@@ -17837,7 +17586,6 @@
           <w:szCs w:val="24"/>
         </w:rPr>
       </w:pPr>
-      <w:proofErr w:type="spellStart"/>
       <w:r>
         <w:rPr>
           <w:b/>
@@ -17845,17 +17593,7 @@
           <w:sz w:val="24"/>
           <w:szCs w:val="24"/>
         </w:rPr>
-        <w:t>Tujuan</w:t>
-      </w:r>
-      <w:proofErr w:type="spellEnd"/>
-      <w:r>
-        <w:rPr>
-          <w:b/>
-          <w:bCs/>
-          <w:sz w:val="24"/>
-          <w:szCs w:val="24"/>
-        </w:rPr>
-        <w:t xml:space="preserve"> </w:t>
+        <w:t xml:space="preserve">Tujuan </w:t>
       </w:r>
       <w:proofErr w:type="spellStart"/>
       <w:r>
@@ -18194,6 +17932,7 @@
           <w:szCs w:val="24"/>
         </w:rPr>
       </w:pPr>
+      <w:proofErr w:type="gramStart"/>
       <w:r>
         <w:rPr>
           <w:rFonts w:hAnsi="Symbol"/>
@@ -18220,6 +17959,7 @@
         <w:t>Mindfull</w:t>
       </w:r>
       <w:proofErr w:type="spellEnd"/>
+      <w:proofErr w:type="gramEnd"/>
       <w:r>
         <w:rPr>
           <w:b/>
@@ -19722,6 +19462,7 @@
           <w:szCs w:val="24"/>
         </w:rPr>
       </w:pPr>
+      <w:proofErr w:type="gramStart"/>
       <w:r>
         <w:rPr>
           <w:rFonts w:hAnsi="Symbol"/>
@@ -19748,6 +19489,7 @@
         <w:t>Joyfull</w:t>
       </w:r>
       <w:proofErr w:type="spellEnd"/>
+      <w:proofErr w:type="gramEnd"/>
       <w:r>
         <w:rPr>
           <w:b/>
@@ -20534,6 +20276,7 @@
           <w:szCs w:val="24"/>
         </w:rPr>
       </w:pPr>
+      <w:proofErr w:type="gramStart"/>
       <w:r>
         <w:rPr>
           <w:rFonts w:hAnsi="Symbol"/>
@@ -20560,6 +20303,7 @@
         <w:t>Meaningfull</w:t>
       </w:r>
       <w:proofErr w:type="spellEnd"/>
+      <w:proofErr w:type="gramEnd"/>
       <w:r>
         <w:rPr>
           <w:b/>
@@ -20616,7 +20360,6 @@
         </w:rPr>
         <w:br/>
       </w:r>
-      <w:proofErr w:type="spellStart"/>
       <w:r>
         <w:rPr>
           <w:b/>
@@ -20624,37 +20367,7 @@
           <w:sz w:val="24"/>
           <w:szCs w:val="24"/>
         </w:rPr>
-        <w:t>Karya</w:t>
-      </w:r>
-      <w:proofErr w:type="spellEnd"/>
-      <w:r>
-        <w:rPr>
-          <w:b/>
-          <w:bCs/>
-          <w:sz w:val="24"/>
-          <w:szCs w:val="24"/>
-        </w:rPr>
-        <w:t xml:space="preserve"> </w:t>
-      </w:r>
-      <w:proofErr w:type="spellStart"/>
-      <w:r>
-        <w:rPr>
-          <w:b/>
-          <w:bCs/>
-          <w:sz w:val="24"/>
-          <w:szCs w:val="24"/>
-        </w:rPr>
-        <w:t>Bentuk</w:t>
-      </w:r>
-      <w:proofErr w:type="spellEnd"/>
-      <w:r>
-        <w:rPr>
-          <w:b/>
-          <w:bCs/>
-          <w:sz w:val="24"/>
-          <w:szCs w:val="24"/>
-        </w:rPr>
-        <w:t xml:space="preserve"> (20 </w:t>
+        <w:t xml:space="preserve">Karya Bentuk (20 </w:t>
       </w:r>
       <w:proofErr w:type="spellStart"/>
       <w:r>
@@ -20806,23 +20519,7 @@
           <w:sz w:val="24"/>
           <w:szCs w:val="24"/>
         </w:rPr>
-        <w:t xml:space="preserve">. </w:t>
-      </w:r>
-      <w:proofErr w:type="spellStart"/>
-      <w:r>
-        <w:rPr>
-          <w:sz w:val="24"/>
-          <w:szCs w:val="24"/>
-        </w:rPr>
-        <w:t>Mereka</w:t>
-      </w:r>
-      <w:proofErr w:type="spellEnd"/>
-      <w:r>
-        <w:rPr>
-          <w:sz w:val="24"/>
-          <w:szCs w:val="24"/>
-        </w:rPr>
-        <w:t xml:space="preserve"> </w:t>
+        <w:t xml:space="preserve">. Mereka </w:t>
       </w:r>
       <w:proofErr w:type="spellStart"/>
       <w:r>
@@ -21409,7 +21106,7 @@
     </w:p>
     <w:p>
       <w:pPr>
-        <w:pStyle w:val="DaftarParagraf"/>
+        <w:pStyle w:val="ListParagraph"/>
         <w:numPr>
           <w:ilvl w:val="0"/>
           <w:numId w:val="32"/>
@@ -21484,23 +21181,7 @@
           <w:sz w:val="24"/>
           <w:szCs w:val="24"/>
         </w:rPr>
-        <w:t xml:space="preserve">. </w:t>
-      </w:r>
-      <w:proofErr w:type="spellStart"/>
-      <w:r>
-        <w:rPr>
-          <w:sz w:val="24"/>
-          <w:szCs w:val="24"/>
-        </w:rPr>
-        <w:t>Mereka</w:t>
-      </w:r>
-      <w:proofErr w:type="spellEnd"/>
-      <w:r>
-        <w:rPr>
-          <w:sz w:val="24"/>
-          <w:szCs w:val="24"/>
-        </w:rPr>
-        <w:t xml:space="preserve"> </w:t>
+        <w:t xml:space="preserve">. Mereka </w:t>
       </w:r>
       <w:proofErr w:type="spellStart"/>
       <w:r>
@@ -21628,23 +21309,7 @@
           <w:sz w:val="24"/>
           <w:szCs w:val="24"/>
         </w:rPr>
-        <w:t xml:space="preserve">. </w:t>
-      </w:r>
-      <w:proofErr w:type="spellStart"/>
-      <w:r>
-        <w:rPr>
-          <w:sz w:val="24"/>
-          <w:szCs w:val="24"/>
-        </w:rPr>
-        <w:t>Mereka</w:t>
-      </w:r>
-      <w:proofErr w:type="spellEnd"/>
-      <w:r>
-        <w:rPr>
-          <w:sz w:val="24"/>
-          <w:szCs w:val="24"/>
-        </w:rPr>
-        <w:t xml:space="preserve"> </w:t>
+        <w:t xml:space="preserve">. Mereka </w:t>
       </w:r>
       <w:proofErr w:type="spellStart"/>
       <w:r>
@@ -21865,7 +21530,7 @@
     </w:p>
     <w:p>
       <w:pPr>
-        <w:pStyle w:val="DaftarParagraf"/>
+        <w:pStyle w:val="ListParagraph"/>
         <w:numPr>
           <w:ilvl w:val="0"/>
           <w:numId w:val="32"/>
@@ -22000,7 +21665,7 @@
     </w:p>
     <w:p>
       <w:pPr>
-        <w:pStyle w:val="DaftarParagraf"/>
+        <w:pStyle w:val="ListParagraph"/>
         <w:numPr>
           <w:ilvl w:val="0"/>
           <w:numId w:val="32"/>
@@ -22151,7 +21816,7 @@
     </w:p>
     <w:p>
       <w:pPr>
-        <w:pStyle w:val="DaftarParagraf"/>
+        <w:pStyle w:val="ListParagraph"/>
         <w:numPr>
           <w:ilvl w:val="0"/>
           <w:numId w:val="32"/>
@@ -22286,7 +21951,7 @@
     </w:p>
     <w:p>
       <w:pPr>
-        <w:pStyle w:val="DaftarParagraf"/>
+        <w:pStyle w:val="ListParagraph"/>
         <w:numPr>
           <w:ilvl w:val="0"/>
           <w:numId w:val="32"/>
@@ -22526,7 +22191,7 @@
     </w:p>
     <w:p>
       <w:pPr>
-        <w:pStyle w:val="DaftarParagraf"/>
+        <w:pStyle w:val="ListParagraph"/>
         <w:numPr>
           <w:ilvl w:val="0"/>
           <w:numId w:val="32"/>
@@ -22709,7 +22374,7 @@
     </w:p>
     <w:p>
       <w:pPr>
-        <w:pStyle w:val="DaftarParagraf"/>
+        <w:pStyle w:val="ListParagraph"/>
         <w:numPr>
           <w:ilvl w:val="0"/>
           <w:numId w:val="32"/>
@@ -23020,7 +22685,7 @@
     </w:p>
     <w:p>
       <w:pPr>
-        <w:pStyle w:val="DaftarParagraf"/>
+        <w:pStyle w:val="ListParagraph"/>
         <w:numPr>
           <w:ilvl w:val="0"/>
           <w:numId w:val="32"/>
@@ -23155,7 +22820,7 @@
     </w:p>
     <w:p>
       <w:pPr>
-        <w:pStyle w:val="DaftarParagraf"/>
+        <w:pStyle w:val="ListParagraph"/>
         <w:numPr>
           <w:ilvl w:val="0"/>
           <w:numId w:val="32"/>
@@ -23396,7 +23061,7 @@
     </w:p>
     <w:p>
       <w:pPr>
-        <w:pStyle w:val="DaftarParagraf"/>
+        <w:pStyle w:val="ListParagraph"/>
         <w:numPr>
           <w:ilvl w:val="0"/>
           <w:numId w:val="1"/>
@@ -23540,7 +23205,7 @@
     </w:p>
     <w:p>
       <w:pPr>
-        <w:pStyle w:val="DaftarParagraf"/>
+        <w:pStyle w:val="ListParagraph"/>
         <w:numPr>
           <w:ilvl w:val="0"/>
           <w:numId w:val="1"/>
@@ -23730,7 +23395,7 @@
     </w:p>
     <w:p>
       <w:pPr>
-        <w:pStyle w:val="DaftarParagraf"/>
+        <w:pStyle w:val="ListParagraph"/>
         <w:numPr>
           <w:ilvl w:val="0"/>
           <w:numId w:val="1"/>
@@ -24098,7 +23763,7 @@
     </w:p>
     <w:p>
       <w:pPr>
-        <w:pStyle w:val="DaftarParagraf"/>
+        <w:pStyle w:val="ListParagraph"/>
         <w:numPr>
           <w:ilvl w:val="0"/>
           <w:numId w:val="1"/>
@@ -24214,7 +23879,7 @@
     </w:p>
     <w:p>
       <w:pPr>
-        <w:pStyle w:val="DaftarParagraf"/>
+        <w:pStyle w:val="ListParagraph"/>
         <w:numPr>
           <w:ilvl w:val="0"/>
           <w:numId w:val="1"/>
@@ -24466,7 +24131,7 @@
     </w:p>
     <w:p>
       <w:pPr>
-        <w:pStyle w:val="DaftarParagraf"/>
+        <w:pStyle w:val="ListParagraph"/>
         <w:numPr>
           <w:ilvl w:val="0"/>
           <w:numId w:val="1"/>
@@ -24636,7 +24301,7 @@
     </w:p>
     <w:p>
       <w:pPr>
-        <w:pStyle w:val="DaftarParagraf"/>
+        <w:pStyle w:val="ListParagraph"/>
         <w:numPr>
           <w:ilvl w:val="0"/>
           <w:numId w:val="1"/>
@@ -24894,25 +24559,7 @@
           <w:sz w:val="24"/>
           <w:szCs w:val="24"/>
         </w:rPr>
-        <w:t xml:space="preserve"> </w:t>
-      </w:r>
-      <w:proofErr w:type="spellStart"/>
-      <w:r>
-        <w:rPr>
-          <w:rFonts w:eastAsia="Bookman Old Style"/>
-          <w:sz w:val="24"/>
-          <w:szCs w:val="24"/>
-        </w:rPr>
-        <w:t>Tuhan</w:t>
-      </w:r>
-      <w:proofErr w:type="spellEnd"/>
-      <w:r>
-        <w:rPr>
-          <w:rFonts w:eastAsia="Bookman Old Style"/>
-          <w:sz w:val="24"/>
-          <w:szCs w:val="24"/>
-        </w:rPr>
-        <w:t xml:space="preserve"> Yang Maha Esa dan </w:t>
+        <w:t xml:space="preserve"> Tuhan Yang Maha Esa dan </w:t>
       </w:r>
       <w:proofErr w:type="spellStart"/>
       <w:r>
@@ -25070,7 +24717,7 @@
     </w:p>
     <w:p>
       <w:pPr>
-        <w:pStyle w:val="DaftarParagraf"/>
+        <w:pStyle w:val="ListParagraph"/>
         <w:numPr>
           <w:ilvl w:val="0"/>
           <w:numId w:val="1"/>
@@ -25268,7 +24915,7 @@
     </w:p>
     <w:p>
       <w:pPr>
-        <w:pStyle w:val="DaftarParagraf"/>
+        <w:pStyle w:val="ListParagraph"/>
         <w:numPr>
           <w:ilvl w:val="0"/>
           <w:numId w:val="1"/>
@@ -25453,7 +25100,7 @@
     </w:p>
     <w:p>
       <w:pPr>
-        <w:pStyle w:val="DaftarParagraf"/>
+        <w:pStyle w:val="ListParagraph"/>
         <w:numPr>
           <w:ilvl w:val="0"/>
           <w:numId w:val="1"/>
@@ -25692,6 +25339,7 @@
           <w:szCs w:val="24"/>
         </w:rPr>
       </w:pPr>
+      <w:proofErr w:type="gramStart"/>
       <w:r>
         <w:rPr>
           <w:rFonts w:hAnsi="Symbol"/>
@@ -25714,7 +25362,17 @@
           <w:sz w:val="24"/>
           <w:szCs w:val="24"/>
         </w:rPr>
-        <w:t>Ice Breaker:</w:t>
+        <w:t>Ice</w:t>
+      </w:r>
+      <w:proofErr w:type="gramEnd"/>
+      <w:r>
+        <w:rPr>
+          <w:b/>
+          <w:bCs/>
+          <w:sz w:val="24"/>
+          <w:szCs w:val="24"/>
+        </w:rPr>
+        <w:t xml:space="preserve"> Breaker:</w:t>
       </w:r>
       <w:r>
         <w:rPr>
@@ -26074,23 +25732,7 @@
           <w:szCs w:val="24"/>
         </w:rPr>
         <w:br/>
-        <w:t>"</w:t>
-      </w:r>
-      <w:proofErr w:type="spellStart"/>
-      <w:r>
-        <w:rPr>
-          <w:sz w:val="24"/>
-          <w:szCs w:val="24"/>
-        </w:rPr>
-        <w:t>Apa</w:t>
-      </w:r>
-      <w:proofErr w:type="spellEnd"/>
-      <w:r>
-        <w:rPr>
-          <w:sz w:val="24"/>
-          <w:szCs w:val="24"/>
-        </w:rPr>
-        <w:t xml:space="preserve"> </w:t>
+        <w:t xml:space="preserve">"Apa </w:t>
       </w:r>
       <w:proofErr w:type="spellStart"/>
       <w:r>
@@ -26301,6 +25943,7 @@
           <w:szCs w:val="24"/>
         </w:rPr>
       </w:pPr>
+      <w:proofErr w:type="gramStart"/>
       <w:r>
         <w:rPr>
           <w:rFonts w:hAnsi="Symbol"/>
@@ -26328,6 +25971,7 @@
         <w:t>Apersepsi</w:t>
       </w:r>
       <w:proofErr w:type="spellEnd"/>
+      <w:proofErr w:type="gramEnd"/>
       <w:r>
         <w:rPr>
           <w:b/>
@@ -26762,6 +26406,7 @@
           <w:szCs w:val="24"/>
         </w:rPr>
       </w:pPr>
+      <w:proofErr w:type="gramStart"/>
       <w:r>
         <w:rPr>
           <w:rFonts w:hAnsi="Symbol"/>
@@ -26777,7 +26422,6 @@
         </w:rPr>
         <w:t xml:space="preserve">  </w:t>
       </w:r>
-      <w:proofErr w:type="spellStart"/>
       <w:r>
         <w:rPr>
           <w:b/>
@@ -26787,7 +26431,7 @@
         </w:rPr>
         <w:t>Tujuan</w:t>
       </w:r>
-      <w:proofErr w:type="spellEnd"/>
+      <w:proofErr w:type="gramEnd"/>
       <w:r>
         <w:rPr>
           <w:b/>
@@ -27124,6 +26768,7 @@
           <w:szCs w:val="24"/>
         </w:rPr>
       </w:pPr>
+      <w:proofErr w:type="gramStart"/>
       <w:r>
         <w:rPr>
           <w:rFonts w:hAnsi="Symbol"/>
@@ -27150,6 +26795,7 @@
         <w:t>Mindfull</w:t>
       </w:r>
       <w:proofErr w:type="spellEnd"/>
+      <w:proofErr w:type="gramEnd"/>
       <w:r>
         <w:rPr>
           <w:b/>
@@ -28114,6 +27760,7 @@
           <w:szCs w:val="24"/>
         </w:rPr>
       </w:pPr>
+      <w:proofErr w:type="gramStart"/>
       <w:r>
         <w:rPr>
           <w:rFonts w:hAnsi="Symbol"/>
@@ -28140,6 +27787,7 @@
         <w:t>Joyfull</w:t>
       </w:r>
       <w:proofErr w:type="spellEnd"/>
+      <w:proofErr w:type="gramEnd"/>
       <w:r>
         <w:rPr>
           <w:b/>
@@ -28879,6 +28527,7 @@
           <w:szCs w:val="24"/>
         </w:rPr>
       </w:pPr>
+      <w:proofErr w:type="gramStart"/>
       <w:r>
         <w:rPr>
           <w:rFonts w:hAnsi="Symbol"/>
@@ -28905,6 +28554,7 @@
         <w:t>Meaningfull</w:t>
       </w:r>
       <w:proofErr w:type="spellEnd"/>
+      <w:proofErr w:type="gramEnd"/>
       <w:r>
         <w:rPr>
           <w:b/>
@@ -29176,21 +28826,12 @@
           <w:szCs w:val="24"/>
         </w:rPr>
       </w:pPr>
-      <w:proofErr w:type="spellStart"/>
-      <w:r>
-        <w:rPr>
-          <w:sz w:val="24"/>
-          <w:szCs w:val="24"/>
-        </w:rPr>
-        <w:t>Mereka</w:t>
-      </w:r>
-      <w:proofErr w:type="spellEnd"/>
-      <w:r>
-        <w:rPr>
-          <w:sz w:val="24"/>
-          <w:szCs w:val="24"/>
-        </w:rPr>
-        <w:t xml:space="preserve"> </w:t>
+      <w:r>
+        <w:rPr>
+          <w:sz w:val="24"/>
+          <w:szCs w:val="24"/>
+        </w:rPr>
+        <w:t xml:space="preserve">Mereka </w:t>
       </w:r>
       <w:proofErr w:type="spellStart"/>
       <w:r>
@@ -29560,7 +29201,7 @@
     </w:p>
     <w:p>
       <w:pPr>
-        <w:pStyle w:val="DaftarParagraf"/>
+        <w:pStyle w:val="ListParagraph"/>
         <w:numPr>
           <w:ilvl w:val="0"/>
           <w:numId w:val="33"/>
@@ -29871,7 +29512,7 @@
     </w:p>
     <w:p>
       <w:pPr>
-        <w:pStyle w:val="DaftarParagraf"/>
+        <w:pStyle w:val="ListParagraph"/>
         <w:numPr>
           <w:ilvl w:val="0"/>
           <w:numId w:val="33"/>
@@ -30312,7 +29953,7 @@
     </w:p>
     <w:p>
       <w:pPr>
-        <w:pStyle w:val="DaftarParagraf"/>
+        <w:pStyle w:val="ListParagraph"/>
         <w:numPr>
           <w:ilvl w:val="0"/>
           <w:numId w:val="33"/>
@@ -30456,7 +30097,7 @@
     </w:p>
     <w:p>
       <w:pPr>
-        <w:pStyle w:val="DaftarParagraf"/>
+        <w:pStyle w:val="ListParagraph"/>
         <w:numPr>
           <w:ilvl w:val="0"/>
           <w:numId w:val="33"/>
@@ -30600,7 +30241,7 @@
     </w:p>
     <w:p>
       <w:pPr>
-        <w:pStyle w:val="DaftarParagraf"/>
+        <w:pStyle w:val="ListParagraph"/>
         <w:numPr>
           <w:ilvl w:val="0"/>
           <w:numId w:val="33"/>
@@ -30868,23 +30509,7 @@
           <w:sz w:val="24"/>
           <w:szCs w:val="24"/>
         </w:rPr>
-        <w:t xml:space="preserve">. </w:t>
-      </w:r>
-      <w:proofErr w:type="spellStart"/>
-      <w:r>
-        <w:rPr>
-          <w:sz w:val="24"/>
-          <w:szCs w:val="24"/>
-        </w:rPr>
-        <w:t>Mereka</w:t>
-      </w:r>
-      <w:proofErr w:type="spellEnd"/>
-      <w:r>
-        <w:rPr>
-          <w:sz w:val="24"/>
-          <w:szCs w:val="24"/>
-        </w:rPr>
-        <w:t xml:space="preserve"> </w:t>
+        <w:t xml:space="preserve">. Mereka </w:t>
       </w:r>
       <w:proofErr w:type="spellStart"/>
       <w:r>
@@ -31012,23 +30637,7 @@
           <w:sz w:val="24"/>
           <w:szCs w:val="24"/>
         </w:rPr>
-        <w:t xml:space="preserve">. </w:t>
-      </w:r>
-      <w:proofErr w:type="spellStart"/>
-      <w:r>
-        <w:rPr>
-          <w:sz w:val="24"/>
-          <w:szCs w:val="24"/>
-        </w:rPr>
-        <w:t>Kereta</w:t>
-      </w:r>
-      <w:proofErr w:type="spellEnd"/>
-      <w:r>
-        <w:rPr>
-          <w:sz w:val="24"/>
-          <w:szCs w:val="24"/>
-        </w:rPr>
-        <w:t xml:space="preserve"> </w:t>
+        <w:t xml:space="preserve">. Kereta </w:t>
       </w:r>
       <w:proofErr w:type="spellStart"/>
       <w:r>
@@ -31138,7 +30747,7 @@
     </w:p>
     <w:p>
       <w:pPr>
-        <w:pStyle w:val="DaftarParagraf"/>
+        <w:pStyle w:val="ListParagraph"/>
         <w:numPr>
           <w:ilvl w:val="0"/>
           <w:numId w:val="33"/>
@@ -31378,7 +30987,7 @@
     </w:p>
     <w:p>
       <w:pPr>
-        <w:pStyle w:val="DaftarParagraf"/>
+        <w:pStyle w:val="ListParagraph"/>
         <w:numPr>
           <w:ilvl w:val="0"/>
           <w:numId w:val="33"/>
@@ -31705,7 +31314,7 @@
     </w:p>
     <w:p>
       <w:pPr>
-        <w:pStyle w:val="DaftarParagraf"/>
+        <w:pStyle w:val="ListParagraph"/>
         <w:numPr>
           <w:ilvl w:val="0"/>
           <w:numId w:val="33"/>
@@ -31872,7 +31481,7 @@
     </w:p>
     <w:p>
       <w:pPr>
-        <w:pStyle w:val="DaftarParagraf"/>
+        <w:pStyle w:val="ListParagraph"/>
         <w:numPr>
           <w:ilvl w:val="0"/>
           <w:numId w:val="33"/>
@@ -32007,7 +31616,7 @@
     </w:p>
     <w:p>
       <w:pPr>
-        <w:pStyle w:val="DaftarParagraf"/>
+        <w:pStyle w:val="ListParagraph"/>
         <w:numPr>
           <w:ilvl w:val="0"/>
           <w:numId w:val="33"/>
@@ -32226,7 +31835,7 @@
     </w:p>
     <w:p>
       <w:pPr>
-        <w:pStyle w:val="DaftarParagraf"/>
+        <w:pStyle w:val="ListParagraph"/>
         <w:spacing w:before="60" w:after="60"/>
         <w:ind w:left="810"/>
         <w:jc w:val="both"/>
@@ -32262,7 +31871,7 @@
     </w:p>
     <w:p>
       <w:pPr>
-        <w:pStyle w:val="DaftarParagraf"/>
+        <w:pStyle w:val="ListParagraph"/>
         <w:numPr>
           <w:ilvl w:val="0"/>
           <w:numId w:val="1"/>
@@ -32406,7 +32015,7 @@
     </w:p>
     <w:p>
       <w:pPr>
-        <w:pStyle w:val="DaftarParagraf"/>
+        <w:pStyle w:val="ListParagraph"/>
         <w:numPr>
           <w:ilvl w:val="0"/>
           <w:numId w:val="1"/>
@@ -32596,7 +32205,7 @@
     </w:p>
     <w:p>
       <w:pPr>
-        <w:pStyle w:val="DaftarParagraf"/>
+        <w:pStyle w:val="ListParagraph"/>
         <w:numPr>
           <w:ilvl w:val="0"/>
           <w:numId w:val="1"/>
@@ -32919,7 +32528,7 @@
     </w:p>
     <w:p>
       <w:pPr>
-        <w:pStyle w:val="DaftarParagraf"/>
+        <w:pStyle w:val="ListParagraph"/>
         <w:numPr>
           <w:ilvl w:val="0"/>
           <w:numId w:val="1"/>
@@ -33412,7 +33021,7 @@
     </w:p>
     <w:p>
       <w:pPr>
-        <w:pStyle w:val="DaftarParagraf"/>
+        <w:pStyle w:val="ListParagraph"/>
         <w:numPr>
           <w:ilvl w:val="0"/>
           <w:numId w:val="1"/>
@@ -33790,7 +33399,7 @@
     </w:p>
     <w:p>
       <w:pPr>
-        <w:pStyle w:val="DaftarParagraf"/>
+        <w:pStyle w:val="ListParagraph"/>
         <w:numPr>
           <w:ilvl w:val="0"/>
           <w:numId w:val="1"/>
@@ -34612,7 +34221,7 @@
     </w:p>
     <w:tbl>
       <w:tblPr>
-        <w:tblStyle w:val="KisiTabel"/>
+        <w:tblStyle w:val="TableGrid"/>
         <w:tblW w:w="8218" w:type="dxa"/>
         <w:tblInd w:w="959" w:type="dxa"/>
         <w:tblLook w:val="04A0" w:firstRow="1" w:lastRow="0" w:firstColumn="1" w:lastColumn="0" w:noHBand="0" w:noVBand="1"/>
@@ -34790,7 +34399,6 @@
                 <w:szCs w:val="24"/>
               </w:rPr>
             </w:pPr>
-            <w:proofErr w:type="spellStart"/>
             <w:r>
               <w:rPr>
                 <w:b/>
@@ -34799,7 +34407,6 @@
               </w:rPr>
               <w:t>Tidak</w:t>
             </w:r>
-            <w:proofErr w:type="spellEnd"/>
           </w:p>
         </w:tc>
       </w:tr>
@@ -35959,6 +35566,13 @@
           <w:szCs w:val="24"/>
         </w:rPr>
         <w:tab/>
+      </w:r>
+      <w:proofErr w:type="gramStart"/>
+      <w:r>
+        <w:rPr>
+          <w:sz w:val="24"/>
+          <w:szCs w:val="24"/>
+        </w:rPr>
         <w:t xml:space="preserve">Non </w:t>
       </w:r>
       <w:proofErr w:type="spellStart"/>
@@ -35970,6 +35584,7 @@
         <w:t>Tes</w:t>
       </w:r>
       <w:proofErr w:type="spellEnd"/>
+      <w:proofErr w:type="gramEnd"/>
       <w:r>
         <w:rPr>
           <w:sz w:val="24"/>
@@ -36815,7 +36430,7 @@
     </w:p>
     <w:p>
       <w:pPr>
-        <w:pStyle w:val="DaftarParagraf"/>
+        <w:pStyle w:val="ListParagraph"/>
         <w:numPr>
           <w:ilvl w:val="0"/>
           <w:numId w:val="1"/>
@@ -36993,7 +36608,7 @@
     </w:p>
     <w:p>
       <w:pPr>
-        <w:pStyle w:val="DaftarParagraf"/>
+        <w:pStyle w:val="ListParagraph"/>
         <w:numPr>
           <w:ilvl w:val="0"/>
           <w:numId w:val="1"/>
@@ -37131,7 +36746,7 @@
     </w:p>
     <w:p>
       <w:pPr>
-        <w:pStyle w:val="DaftarParagraf"/>
+        <w:pStyle w:val="ListParagraph"/>
         <w:numPr>
           <w:ilvl w:val="0"/>
           <w:numId w:val="1"/>
@@ -37311,7 +36926,7 @@
     </w:p>
     <w:p>
       <w:pPr>
-        <w:pStyle w:val="DaftarParagraf"/>
+        <w:pStyle w:val="ListParagraph"/>
         <w:numPr>
           <w:ilvl w:val="0"/>
           <w:numId w:val="1"/>
@@ -37823,7 +37438,7 @@
     </w:p>
     <w:p>
       <w:pPr>
-        <w:pStyle w:val="DaftarParagraf"/>
+        <w:pStyle w:val="ListParagraph"/>
         <w:numPr>
           <w:ilvl w:val="0"/>
           <w:numId w:val="1"/>
@@ -37996,6 +37611,7 @@
           <w:szCs w:val="24"/>
         </w:rPr>
       </w:pPr>
+      <w:proofErr w:type="gramStart"/>
       <w:r>
         <w:rPr>
           <w:rFonts w:hAnsi="Symbol"/>
@@ -38022,6 +37638,7 @@
         <w:t>Refleksi</w:t>
       </w:r>
       <w:proofErr w:type="spellEnd"/>
+      <w:proofErr w:type="gramEnd"/>
       <w:r>
         <w:rPr>
           <w:b/>
@@ -38532,6 +38149,7 @@
           <w:szCs w:val="24"/>
         </w:rPr>
       </w:pPr>
+      <w:proofErr w:type="gramStart"/>
       <w:r>
         <w:rPr>
           <w:rFonts w:hAnsi="Symbol"/>
@@ -38558,6 +38176,7 @@
         <w:t>Refleksi</w:t>
       </w:r>
       <w:proofErr w:type="spellEnd"/>
+      <w:proofErr w:type="gramEnd"/>
       <w:r>
         <w:rPr>
           <w:b/>
@@ -38611,21 +38230,12 @@
           <w:szCs w:val="24"/>
         </w:rPr>
       </w:pPr>
-      <w:proofErr w:type="spellStart"/>
-      <w:r>
-        <w:rPr>
-          <w:sz w:val="24"/>
-          <w:szCs w:val="24"/>
-        </w:rPr>
-        <w:t>Apa</w:t>
-      </w:r>
-      <w:proofErr w:type="spellEnd"/>
-      <w:r>
-        <w:rPr>
-          <w:sz w:val="24"/>
-          <w:szCs w:val="24"/>
-        </w:rPr>
-        <w:t xml:space="preserve"> yang kalian </w:t>
+      <w:r>
+        <w:rPr>
+          <w:sz w:val="24"/>
+          <w:szCs w:val="24"/>
+        </w:rPr>
+        <w:t xml:space="preserve">Apa yang kalian </w:t>
       </w:r>
       <w:proofErr w:type="spellStart"/>
       <w:r>
@@ -38724,21 +38334,12 @@
           <w:szCs w:val="24"/>
         </w:rPr>
       </w:pPr>
-      <w:proofErr w:type="spellStart"/>
-      <w:r>
-        <w:rPr>
-          <w:sz w:val="24"/>
-          <w:szCs w:val="24"/>
-        </w:rPr>
-        <w:t>Apa</w:t>
-      </w:r>
-      <w:proofErr w:type="spellEnd"/>
-      <w:r>
-        <w:rPr>
-          <w:sz w:val="24"/>
-          <w:szCs w:val="24"/>
-        </w:rPr>
-        <w:t xml:space="preserve"> </w:t>
+      <w:r>
+        <w:rPr>
+          <w:sz w:val="24"/>
+          <w:szCs w:val="24"/>
+        </w:rPr>
+        <w:t xml:space="preserve">Apa </w:t>
       </w:r>
       <w:proofErr w:type="spellStart"/>
       <w:r>
@@ -39372,7 +38973,7 @@
           <w:sz w:val="24"/>
           <w:szCs w:val="24"/>
         </w:rPr>
-        <w:t xml:space="preserve">B. </w:t>
+        <w:t xml:space="preserve">B. Tujuan </w:t>
       </w:r>
       <w:proofErr w:type="spellStart"/>
       <w:r>
@@ -39382,7 +38983,7 @@
           <w:sz w:val="24"/>
           <w:szCs w:val="24"/>
         </w:rPr>
-        <w:t>Tujuan</w:t>
+        <w:t>Pembelajaran</w:t>
       </w:r>
       <w:proofErr w:type="spellEnd"/>
       <w:r>
@@ -39392,9 +38993,200 @@
           <w:sz w:val="24"/>
           <w:szCs w:val="24"/>
         </w:rPr>
-        <w:t xml:space="preserve"> </w:t>
-      </w:r>
-      <w:proofErr w:type="spellStart"/>
+        <w:t>:</w:t>
+      </w:r>
+      <w:r>
+        <w:rPr>
+          <w:sz w:val="24"/>
+          <w:szCs w:val="24"/>
+        </w:rPr>
+        <w:br/>
+      </w:r>
+      <w:proofErr w:type="spellStart"/>
+      <w:r>
+        <w:rPr>
+          <w:sz w:val="24"/>
+          <w:szCs w:val="24"/>
+        </w:rPr>
+        <w:t>Peserta</w:t>
+      </w:r>
+      <w:proofErr w:type="spellEnd"/>
+      <w:r>
+        <w:rPr>
+          <w:sz w:val="24"/>
+          <w:szCs w:val="24"/>
+        </w:rPr>
+        <w:t xml:space="preserve"> </w:t>
+      </w:r>
+      <w:proofErr w:type="spellStart"/>
+      <w:r>
+        <w:rPr>
+          <w:sz w:val="24"/>
+          <w:szCs w:val="24"/>
+        </w:rPr>
+        <w:t>didik</w:t>
+      </w:r>
+      <w:proofErr w:type="spellEnd"/>
+      <w:r>
+        <w:rPr>
+          <w:sz w:val="24"/>
+          <w:szCs w:val="24"/>
+        </w:rPr>
+        <w:t xml:space="preserve"> </w:t>
+      </w:r>
+      <w:proofErr w:type="spellStart"/>
+      <w:r>
+        <w:rPr>
+          <w:sz w:val="24"/>
+          <w:szCs w:val="24"/>
+        </w:rPr>
+        <w:t>mampu</w:t>
+      </w:r>
+      <w:proofErr w:type="spellEnd"/>
+      <w:r>
+        <w:rPr>
+          <w:sz w:val="24"/>
+          <w:szCs w:val="24"/>
+        </w:rPr>
+        <w:t xml:space="preserve"> </w:t>
+      </w:r>
+      <w:proofErr w:type="spellStart"/>
+      <w:r>
+        <w:rPr>
+          <w:sz w:val="24"/>
+          <w:szCs w:val="24"/>
+        </w:rPr>
+        <w:t>mengenali</w:t>
+      </w:r>
+      <w:proofErr w:type="spellEnd"/>
+      <w:r>
+        <w:rPr>
+          <w:sz w:val="24"/>
+          <w:szCs w:val="24"/>
+        </w:rPr>
+        <w:t xml:space="preserve"> </w:t>
+      </w:r>
+      <w:proofErr w:type="spellStart"/>
+      <w:r>
+        <w:rPr>
+          <w:sz w:val="24"/>
+          <w:szCs w:val="24"/>
+        </w:rPr>
+        <w:t>berbagai</w:t>
+      </w:r>
+      <w:proofErr w:type="spellEnd"/>
+      <w:r>
+        <w:rPr>
+          <w:sz w:val="24"/>
+          <w:szCs w:val="24"/>
+        </w:rPr>
+        <w:t xml:space="preserve"> </w:t>
+      </w:r>
+      <w:proofErr w:type="spellStart"/>
+      <w:r>
+        <w:rPr>
+          <w:sz w:val="24"/>
+          <w:szCs w:val="24"/>
+        </w:rPr>
+        <w:t>bentuk</w:t>
+      </w:r>
+      <w:proofErr w:type="spellEnd"/>
+      <w:r>
+        <w:rPr>
+          <w:sz w:val="24"/>
+          <w:szCs w:val="24"/>
+        </w:rPr>
+        <w:t xml:space="preserve"> dan </w:t>
+      </w:r>
+      <w:proofErr w:type="spellStart"/>
+      <w:r>
+        <w:rPr>
+          <w:sz w:val="24"/>
+          <w:szCs w:val="24"/>
+        </w:rPr>
+        <w:t>mendeskripsikan</w:t>
+      </w:r>
+      <w:proofErr w:type="spellEnd"/>
+      <w:r>
+        <w:rPr>
+          <w:sz w:val="24"/>
+          <w:szCs w:val="24"/>
+        </w:rPr>
+        <w:t xml:space="preserve"> </w:t>
+      </w:r>
+      <w:proofErr w:type="spellStart"/>
+      <w:r>
+        <w:rPr>
+          <w:sz w:val="24"/>
+          <w:szCs w:val="24"/>
+        </w:rPr>
+        <w:t>benda</w:t>
+      </w:r>
+      <w:proofErr w:type="spellEnd"/>
+      <w:r>
+        <w:rPr>
+          <w:sz w:val="24"/>
+          <w:szCs w:val="24"/>
+        </w:rPr>
+        <w:t xml:space="preserve"> </w:t>
+      </w:r>
+      <w:proofErr w:type="spellStart"/>
+      <w:r>
+        <w:rPr>
+          <w:sz w:val="24"/>
+          <w:szCs w:val="24"/>
+        </w:rPr>
+        <w:t>berdasarkan</w:t>
+      </w:r>
+      <w:proofErr w:type="spellEnd"/>
+      <w:r>
+        <w:rPr>
+          <w:sz w:val="24"/>
+          <w:szCs w:val="24"/>
+        </w:rPr>
+        <w:t xml:space="preserve"> </w:t>
+      </w:r>
+      <w:proofErr w:type="spellStart"/>
+      <w:r>
+        <w:rPr>
+          <w:sz w:val="24"/>
+          <w:szCs w:val="24"/>
+        </w:rPr>
+        <w:t>bentuk</w:t>
+      </w:r>
+      <w:proofErr w:type="spellEnd"/>
+      <w:r>
+        <w:rPr>
+          <w:sz w:val="24"/>
+          <w:szCs w:val="24"/>
+        </w:rPr>
+        <w:t xml:space="preserve"> </w:t>
+      </w:r>
+      <w:proofErr w:type="spellStart"/>
+      <w:r>
+        <w:rPr>
+          <w:sz w:val="24"/>
+          <w:szCs w:val="24"/>
+        </w:rPr>
+        <w:t>tersebut</w:t>
+      </w:r>
+      <w:proofErr w:type="spellEnd"/>
+      <w:r>
+        <w:rPr>
+          <w:sz w:val="24"/>
+          <w:szCs w:val="24"/>
+        </w:rPr>
+        <w:t>.</w:t>
+      </w:r>
+    </w:p>
+    <w:p>
+      <w:pPr>
+        <w:spacing w:before="100" w:beforeAutospacing="1" w:after="100" w:afterAutospacing="1"/>
+        <w:rPr>
+          <w:sz w:val="24"/>
+          <w:szCs w:val="24"/>
+        </w:rPr>
+      </w:pPr>
       <w:r>
         <w:rPr>
           <w:b/>
@@ -39402,9 +39194,9 @@
           <w:sz w:val="24"/>
           <w:szCs w:val="24"/>
         </w:rPr>
-        <w:t>Pembelajaran</w:t>
-      </w:r>
-      <w:proofErr w:type="spellEnd"/>
+        <w:t xml:space="preserve">C. </w:t>
+      </w:r>
+      <w:proofErr w:type="spellStart"/>
       <w:r>
         <w:rPr>
           <w:b/>
@@ -39412,190 +39204,17 @@
           <w:sz w:val="24"/>
           <w:szCs w:val="24"/>
         </w:rPr>
-        <w:t>:</w:t>
-      </w:r>
-      <w:r>
-        <w:rPr>
-          <w:sz w:val="24"/>
-          <w:szCs w:val="24"/>
-        </w:rPr>
-        <w:br/>
-      </w:r>
-      <w:proofErr w:type="spellStart"/>
-      <w:r>
-        <w:rPr>
-          <w:sz w:val="24"/>
-          <w:szCs w:val="24"/>
-        </w:rPr>
-        <w:t>Peserta</w:t>
-      </w:r>
-      <w:proofErr w:type="spellEnd"/>
-      <w:r>
-        <w:rPr>
-          <w:sz w:val="24"/>
-          <w:szCs w:val="24"/>
-        </w:rPr>
-        <w:t xml:space="preserve"> </w:t>
-      </w:r>
-      <w:proofErr w:type="spellStart"/>
-      <w:r>
-        <w:rPr>
-          <w:sz w:val="24"/>
-          <w:szCs w:val="24"/>
-        </w:rPr>
-        <w:t>didik</w:t>
-      </w:r>
-      <w:proofErr w:type="spellEnd"/>
-      <w:r>
-        <w:rPr>
-          <w:sz w:val="24"/>
-          <w:szCs w:val="24"/>
-        </w:rPr>
-        <w:t xml:space="preserve"> </w:t>
-      </w:r>
-      <w:proofErr w:type="spellStart"/>
-      <w:r>
-        <w:rPr>
-          <w:sz w:val="24"/>
-          <w:szCs w:val="24"/>
-        </w:rPr>
-        <w:t>mampu</w:t>
-      </w:r>
-      <w:proofErr w:type="spellEnd"/>
-      <w:r>
-        <w:rPr>
-          <w:sz w:val="24"/>
-          <w:szCs w:val="24"/>
-        </w:rPr>
-        <w:t xml:space="preserve"> </w:t>
-      </w:r>
-      <w:proofErr w:type="spellStart"/>
-      <w:r>
-        <w:rPr>
-          <w:sz w:val="24"/>
-          <w:szCs w:val="24"/>
-        </w:rPr>
-        <w:t>mengenali</w:t>
-      </w:r>
-      <w:proofErr w:type="spellEnd"/>
-      <w:r>
-        <w:rPr>
-          <w:sz w:val="24"/>
-          <w:szCs w:val="24"/>
-        </w:rPr>
-        <w:t xml:space="preserve"> </w:t>
-      </w:r>
-      <w:proofErr w:type="spellStart"/>
-      <w:r>
-        <w:rPr>
-          <w:sz w:val="24"/>
-          <w:szCs w:val="24"/>
-        </w:rPr>
-        <w:t>berbagai</w:t>
-      </w:r>
-      <w:proofErr w:type="spellEnd"/>
-      <w:r>
-        <w:rPr>
-          <w:sz w:val="24"/>
-          <w:szCs w:val="24"/>
-        </w:rPr>
-        <w:t xml:space="preserve"> </w:t>
-      </w:r>
-      <w:proofErr w:type="spellStart"/>
-      <w:r>
-        <w:rPr>
-          <w:sz w:val="24"/>
-          <w:szCs w:val="24"/>
-        </w:rPr>
-        <w:t>bentuk</w:t>
-      </w:r>
-      <w:proofErr w:type="spellEnd"/>
-      <w:r>
-        <w:rPr>
-          <w:sz w:val="24"/>
-          <w:szCs w:val="24"/>
-        </w:rPr>
-        <w:t xml:space="preserve"> dan </w:t>
-      </w:r>
-      <w:proofErr w:type="spellStart"/>
-      <w:r>
-        <w:rPr>
-          <w:sz w:val="24"/>
-          <w:szCs w:val="24"/>
-        </w:rPr>
-        <w:t>mendeskripsikan</w:t>
-      </w:r>
-      <w:proofErr w:type="spellEnd"/>
-      <w:r>
-        <w:rPr>
-          <w:sz w:val="24"/>
-          <w:szCs w:val="24"/>
-        </w:rPr>
-        <w:t xml:space="preserve"> </w:t>
-      </w:r>
-      <w:proofErr w:type="spellStart"/>
-      <w:r>
-        <w:rPr>
-          <w:sz w:val="24"/>
-          <w:szCs w:val="24"/>
-        </w:rPr>
-        <w:t>benda</w:t>
-      </w:r>
-      <w:proofErr w:type="spellEnd"/>
-      <w:r>
-        <w:rPr>
-          <w:sz w:val="24"/>
-          <w:szCs w:val="24"/>
-        </w:rPr>
-        <w:t xml:space="preserve"> </w:t>
-      </w:r>
-      <w:proofErr w:type="spellStart"/>
-      <w:r>
-        <w:rPr>
-          <w:sz w:val="24"/>
-          <w:szCs w:val="24"/>
-        </w:rPr>
-        <w:t>berdasarkan</w:t>
-      </w:r>
-      <w:proofErr w:type="spellEnd"/>
-      <w:r>
-        <w:rPr>
-          <w:sz w:val="24"/>
-          <w:szCs w:val="24"/>
-        </w:rPr>
-        <w:t xml:space="preserve"> </w:t>
-      </w:r>
-      <w:proofErr w:type="spellStart"/>
-      <w:r>
-        <w:rPr>
-          <w:sz w:val="24"/>
-          <w:szCs w:val="24"/>
-        </w:rPr>
-        <w:t>bentuk</w:t>
-      </w:r>
-      <w:proofErr w:type="spellEnd"/>
-      <w:r>
-        <w:rPr>
-          <w:sz w:val="24"/>
-          <w:szCs w:val="24"/>
-        </w:rPr>
-        <w:t xml:space="preserve"> </w:t>
-      </w:r>
-      <w:proofErr w:type="spellStart"/>
-      <w:r>
-        <w:rPr>
-          <w:sz w:val="24"/>
-          <w:szCs w:val="24"/>
-        </w:rPr>
-        <w:t>tersebut</w:t>
-      </w:r>
-      <w:proofErr w:type="spellEnd"/>
-      <w:r>
-        <w:rPr>
-          <w:sz w:val="24"/>
-          <w:szCs w:val="24"/>
-        </w:rPr>
-        <w:t>.</w:t>
+        <w:t>Kegiatan</w:t>
+      </w:r>
+      <w:proofErr w:type="spellEnd"/>
+      <w:r>
+        <w:rPr>
+          <w:b/>
+          <w:bCs/>
+          <w:sz w:val="24"/>
+          <w:szCs w:val="24"/>
+        </w:rPr>
+        <w:t xml:space="preserve"> LKPD:</w:t>
       </w:r>
     </w:p>
     <w:p>
@@ -39613,7 +39232,7 @@
           <w:sz w:val="24"/>
           <w:szCs w:val="24"/>
         </w:rPr>
-        <w:t xml:space="preserve">C. </w:t>
+        <w:t xml:space="preserve">1. </w:t>
       </w:r>
       <w:proofErr w:type="spellStart"/>
       <w:r>
@@ -39623,7 +39242,7 @@
           <w:sz w:val="24"/>
           <w:szCs w:val="24"/>
         </w:rPr>
-        <w:t>Kegiatan</w:t>
+        <w:t>Mindfull</w:t>
       </w:r>
       <w:proofErr w:type="spellEnd"/>
       <w:r>
@@ -39633,7 +39252,266 @@
           <w:sz w:val="24"/>
           <w:szCs w:val="24"/>
         </w:rPr>
-        <w:t xml:space="preserve"> LKPD:</w:t>
+        <w:t xml:space="preserve"> Learning (</w:t>
+      </w:r>
+      <w:proofErr w:type="spellStart"/>
+      <w:r>
+        <w:rPr>
+          <w:b/>
+          <w:bCs/>
+          <w:sz w:val="24"/>
+          <w:szCs w:val="24"/>
+        </w:rPr>
+        <w:t>Fokus</w:t>
+      </w:r>
+      <w:proofErr w:type="spellEnd"/>
+      <w:r>
+        <w:rPr>
+          <w:b/>
+          <w:bCs/>
+          <w:sz w:val="24"/>
+          <w:szCs w:val="24"/>
+        </w:rPr>
+        <w:t xml:space="preserve"> dan </w:t>
+      </w:r>
+      <w:proofErr w:type="spellStart"/>
+      <w:r>
+        <w:rPr>
+          <w:b/>
+          <w:bCs/>
+          <w:sz w:val="24"/>
+          <w:szCs w:val="24"/>
+        </w:rPr>
+        <w:t>Kesadaran</w:t>
+      </w:r>
+      <w:proofErr w:type="spellEnd"/>
+      <w:r>
+        <w:rPr>
+          <w:b/>
+          <w:bCs/>
+          <w:sz w:val="24"/>
+          <w:szCs w:val="24"/>
+        </w:rPr>
+        <w:t xml:space="preserve"> </w:t>
+      </w:r>
+      <w:proofErr w:type="spellStart"/>
+      <w:r>
+        <w:rPr>
+          <w:b/>
+          <w:bCs/>
+          <w:sz w:val="24"/>
+          <w:szCs w:val="24"/>
+        </w:rPr>
+        <w:t>Penuh</w:t>
+      </w:r>
+      <w:proofErr w:type="spellEnd"/>
+      <w:r>
+        <w:rPr>
+          <w:b/>
+          <w:bCs/>
+          <w:sz w:val="24"/>
+          <w:szCs w:val="24"/>
+        </w:rPr>
+        <w:t>)</w:t>
+      </w:r>
+      <w:r>
+        <w:rPr>
+          <w:sz w:val="24"/>
+          <w:szCs w:val="24"/>
+        </w:rPr>
+        <w:br/>
+      </w:r>
+      <w:r>
+        <w:rPr>
+          <w:b/>
+          <w:bCs/>
+          <w:sz w:val="24"/>
+          <w:szCs w:val="24"/>
+        </w:rPr>
+        <w:t>Soal 1:</w:t>
+      </w:r>
+      <w:r>
+        <w:rPr>
+          <w:sz w:val="24"/>
+          <w:szCs w:val="24"/>
+        </w:rPr>
+        <w:t xml:space="preserve"> </w:t>
+      </w:r>
+      <w:proofErr w:type="spellStart"/>
+      <w:r>
+        <w:rPr>
+          <w:sz w:val="24"/>
+          <w:szCs w:val="24"/>
+        </w:rPr>
+        <w:t>Sebutkan</w:t>
+      </w:r>
+      <w:proofErr w:type="spellEnd"/>
+      <w:r>
+        <w:rPr>
+          <w:sz w:val="24"/>
+          <w:szCs w:val="24"/>
+        </w:rPr>
+        <w:t xml:space="preserve"> </w:t>
+      </w:r>
+      <w:proofErr w:type="spellStart"/>
+      <w:r>
+        <w:rPr>
+          <w:sz w:val="24"/>
+          <w:szCs w:val="24"/>
+        </w:rPr>
+        <w:t>bentuk</w:t>
+      </w:r>
+      <w:proofErr w:type="spellEnd"/>
+      <w:r>
+        <w:rPr>
+          <w:sz w:val="24"/>
+          <w:szCs w:val="24"/>
+        </w:rPr>
+        <w:t xml:space="preserve"> </w:t>
+      </w:r>
+      <w:proofErr w:type="spellStart"/>
+      <w:r>
+        <w:rPr>
+          <w:sz w:val="24"/>
+          <w:szCs w:val="24"/>
+        </w:rPr>
+        <w:t>dari</w:t>
+      </w:r>
+      <w:proofErr w:type="spellEnd"/>
+      <w:r>
+        <w:rPr>
+          <w:sz w:val="24"/>
+          <w:szCs w:val="24"/>
+        </w:rPr>
+        <w:t xml:space="preserve"> </w:t>
+      </w:r>
+      <w:proofErr w:type="spellStart"/>
+      <w:r>
+        <w:rPr>
+          <w:sz w:val="24"/>
+          <w:szCs w:val="24"/>
+        </w:rPr>
+        <w:t>benda-benda</w:t>
+      </w:r>
+      <w:proofErr w:type="spellEnd"/>
+      <w:r>
+        <w:rPr>
+          <w:sz w:val="24"/>
+          <w:szCs w:val="24"/>
+        </w:rPr>
+        <w:t xml:space="preserve"> </w:t>
+      </w:r>
+      <w:proofErr w:type="spellStart"/>
+      <w:r>
+        <w:rPr>
+          <w:sz w:val="24"/>
+          <w:szCs w:val="24"/>
+        </w:rPr>
+        <w:t>berikut</w:t>
+      </w:r>
+      <w:proofErr w:type="spellEnd"/>
+      <w:r>
+        <w:rPr>
+          <w:sz w:val="24"/>
+          <w:szCs w:val="24"/>
+        </w:rPr>
+        <w:t xml:space="preserve"> </w:t>
+      </w:r>
+      <w:proofErr w:type="spellStart"/>
+      <w:r>
+        <w:rPr>
+          <w:sz w:val="24"/>
+          <w:szCs w:val="24"/>
+        </w:rPr>
+        <w:t>ini</w:t>
+      </w:r>
+      <w:proofErr w:type="spellEnd"/>
+      <w:r>
+        <w:rPr>
+          <w:sz w:val="24"/>
+          <w:szCs w:val="24"/>
+        </w:rPr>
+        <w:t>:</w:t>
+      </w:r>
+      <w:r>
+        <w:rPr>
+          <w:sz w:val="24"/>
+          <w:szCs w:val="24"/>
+        </w:rPr>
+        <w:br/>
+        <w:t>a. Bola: ______________</w:t>
+      </w:r>
+      <w:r>
+        <w:rPr>
+          <w:sz w:val="24"/>
+          <w:szCs w:val="24"/>
+        </w:rPr>
+        <w:br/>
+        <w:t xml:space="preserve">b. </w:t>
+      </w:r>
+      <w:proofErr w:type="spellStart"/>
+      <w:r>
+        <w:rPr>
+          <w:sz w:val="24"/>
+          <w:szCs w:val="24"/>
+        </w:rPr>
+        <w:t>Buku</w:t>
+      </w:r>
+      <w:proofErr w:type="spellEnd"/>
+      <w:r>
+        <w:rPr>
+          <w:sz w:val="24"/>
+          <w:szCs w:val="24"/>
+        </w:rPr>
+        <w:t>: ______________</w:t>
+      </w:r>
+      <w:r>
+        <w:rPr>
+          <w:sz w:val="24"/>
+          <w:szCs w:val="24"/>
+        </w:rPr>
+        <w:br/>
+        <w:t xml:space="preserve">c. </w:t>
+      </w:r>
+      <w:proofErr w:type="spellStart"/>
+      <w:r>
+        <w:rPr>
+          <w:sz w:val="24"/>
+          <w:szCs w:val="24"/>
+        </w:rPr>
+        <w:t>Piring</w:t>
+      </w:r>
+      <w:proofErr w:type="spellEnd"/>
+      <w:r>
+        <w:rPr>
+          <w:sz w:val="24"/>
+          <w:szCs w:val="24"/>
+        </w:rPr>
+        <w:t>: ______________</w:t>
+      </w:r>
+      <w:r>
+        <w:rPr>
+          <w:sz w:val="24"/>
+          <w:szCs w:val="24"/>
+        </w:rPr>
+        <w:br/>
+        <w:t xml:space="preserve">d. </w:t>
+      </w:r>
+      <w:proofErr w:type="spellStart"/>
+      <w:r>
+        <w:rPr>
+          <w:sz w:val="24"/>
+          <w:szCs w:val="24"/>
+        </w:rPr>
+        <w:t>Penghapus</w:t>
+      </w:r>
+      <w:proofErr w:type="spellEnd"/>
+      <w:r>
+        <w:rPr>
+          <w:sz w:val="24"/>
+          <w:szCs w:val="24"/>
+        </w:rPr>
+        <w:t>: ______________</w:t>
       </w:r>
     </w:p>
     <w:p>
@@ -39651,7 +39529,7 @@
           <w:sz w:val="24"/>
           <w:szCs w:val="24"/>
         </w:rPr>
-        <w:t xml:space="preserve">1. </w:t>
+        <w:t xml:space="preserve">2. </w:t>
       </w:r>
       <w:proofErr w:type="spellStart"/>
       <w:r>
@@ -39661,7 +39539,7 @@
           <w:sz w:val="24"/>
           <w:szCs w:val="24"/>
         </w:rPr>
-        <w:t>Mindfull</w:t>
+        <w:t>Joyfull</w:t>
       </w:r>
       <w:proofErr w:type="spellEnd"/>
       <w:r>
@@ -39681,7 +39559,7 @@
           <w:sz w:val="24"/>
           <w:szCs w:val="24"/>
         </w:rPr>
-        <w:t>Fokus</w:t>
+        <w:t>Pembelajaran</w:t>
       </w:r>
       <w:proofErr w:type="spellEnd"/>
       <w:r>
@@ -39691,7 +39569,7 @@
           <w:sz w:val="24"/>
           <w:szCs w:val="24"/>
         </w:rPr>
-        <w:t xml:space="preserve"> dan </w:t>
+        <w:t xml:space="preserve"> </w:t>
       </w:r>
       <w:proofErr w:type="spellStart"/>
       <w:r>
@@ -39701,7 +39579,7 @@
           <w:sz w:val="24"/>
           <w:szCs w:val="24"/>
         </w:rPr>
-        <w:t>Kesadaran</w:t>
+        <w:t>Menyenangkan</w:t>
       </w:r>
       <w:proofErr w:type="spellEnd"/>
       <w:r>
@@ -39711,9 +39589,15 @@
           <w:sz w:val="24"/>
           <w:szCs w:val="24"/>
         </w:rPr>
-        <w:t xml:space="preserve"> </w:t>
-      </w:r>
-      <w:proofErr w:type="spellStart"/>
+        <w:t>)</w:t>
+      </w:r>
+      <w:r>
+        <w:rPr>
+          <w:sz w:val="24"/>
+          <w:szCs w:val="24"/>
+        </w:rPr>
+        <w:br/>
+      </w:r>
       <w:r>
         <w:rPr>
           <w:b/>
@@ -39721,332 +39605,7 @@
           <w:sz w:val="24"/>
           <w:szCs w:val="24"/>
         </w:rPr>
-        <w:t>Penuh</w:t>
-      </w:r>
-      <w:proofErr w:type="spellEnd"/>
-      <w:r>
-        <w:rPr>
-          <w:b/>
-          <w:bCs/>
-          <w:sz w:val="24"/>
-          <w:szCs w:val="24"/>
-        </w:rPr>
-        <w:t>)</w:t>
-      </w:r>
-      <w:r>
-        <w:rPr>
-          <w:sz w:val="24"/>
-          <w:szCs w:val="24"/>
-        </w:rPr>
-        <w:br/>
-      </w:r>
-      <w:proofErr w:type="spellStart"/>
-      <w:r>
-        <w:rPr>
-          <w:b/>
-          <w:bCs/>
-          <w:sz w:val="24"/>
-          <w:szCs w:val="24"/>
-        </w:rPr>
-        <w:t>Soal</w:t>
-      </w:r>
-      <w:proofErr w:type="spellEnd"/>
-      <w:r>
-        <w:rPr>
-          <w:b/>
-          <w:bCs/>
-          <w:sz w:val="24"/>
-          <w:szCs w:val="24"/>
-        </w:rPr>
-        <w:t xml:space="preserve"> 1:</w:t>
-      </w:r>
-      <w:r>
-        <w:rPr>
-          <w:sz w:val="24"/>
-          <w:szCs w:val="24"/>
-        </w:rPr>
-        <w:t xml:space="preserve"> </w:t>
-      </w:r>
-      <w:proofErr w:type="spellStart"/>
-      <w:r>
-        <w:rPr>
-          <w:sz w:val="24"/>
-          <w:szCs w:val="24"/>
-        </w:rPr>
-        <w:t>Sebutkan</w:t>
-      </w:r>
-      <w:proofErr w:type="spellEnd"/>
-      <w:r>
-        <w:rPr>
-          <w:sz w:val="24"/>
-          <w:szCs w:val="24"/>
-        </w:rPr>
-        <w:t xml:space="preserve"> </w:t>
-      </w:r>
-      <w:proofErr w:type="spellStart"/>
-      <w:r>
-        <w:rPr>
-          <w:sz w:val="24"/>
-          <w:szCs w:val="24"/>
-        </w:rPr>
-        <w:t>bentuk</w:t>
-      </w:r>
-      <w:proofErr w:type="spellEnd"/>
-      <w:r>
-        <w:rPr>
-          <w:sz w:val="24"/>
-          <w:szCs w:val="24"/>
-        </w:rPr>
-        <w:t xml:space="preserve"> </w:t>
-      </w:r>
-      <w:proofErr w:type="spellStart"/>
-      <w:r>
-        <w:rPr>
-          <w:sz w:val="24"/>
-          <w:szCs w:val="24"/>
-        </w:rPr>
-        <w:t>dari</w:t>
-      </w:r>
-      <w:proofErr w:type="spellEnd"/>
-      <w:r>
-        <w:rPr>
-          <w:sz w:val="24"/>
-          <w:szCs w:val="24"/>
-        </w:rPr>
-        <w:t xml:space="preserve"> </w:t>
-      </w:r>
-      <w:proofErr w:type="spellStart"/>
-      <w:r>
-        <w:rPr>
-          <w:sz w:val="24"/>
-          <w:szCs w:val="24"/>
-        </w:rPr>
-        <w:t>benda-benda</w:t>
-      </w:r>
-      <w:proofErr w:type="spellEnd"/>
-      <w:r>
-        <w:rPr>
-          <w:sz w:val="24"/>
-          <w:szCs w:val="24"/>
-        </w:rPr>
-        <w:t xml:space="preserve"> </w:t>
-      </w:r>
-      <w:proofErr w:type="spellStart"/>
-      <w:r>
-        <w:rPr>
-          <w:sz w:val="24"/>
-          <w:szCs w:val="24"/>
-        </w:rPr>
-        <w:t>berikut</w:t>
-      </w:r>
-      <w:proofErr w:type="spellEnd"/>
-      <w:r>
-        <w:rPr>
-          <w:sz w:val="24"/>
-          <w:szCs w:val="24"/>
-        </w:rPr>
-        <w:t xml:space="preserve"> </w:t>
-      </w:r>
-      <w:proofErr w:type="spellStart"/>
-      <w:r>
-        <w:rPr>
-          <w:sz w:val="24"/>
-          <w:szCs w:val="24"/>
-        </w:rPr>
-        <w:t>ini</w:t>
-      </w:r>
-      <w:proofErr w:type="spellEnd"/>
-      <w:r>
-        <w:rPr>
-          <w:sz w:val="24"/>
-          <w:szCs w:val="24"/>
-        </w:rPr>
-        <w:t>:</w:t>
-      </w:r>
-      <w:r>
-        <w:rPr>
-          <w:sz w:val="24"/>
-          <w:szCs w:val="24"/>
-        </w:rPr>
-        <w:br/>
-        <w:t>a. Bola: ______________</w:t>
-      </w:r>
-      <w:r>
-        <w:rPr>
-          <w:sz w:val="24"/>
-          <w:szCs w:val="24"/>
-        </w:rPr>
-        <w:br/>
-        <w:t xml:space="preserve">b. </w:t>
-      </w:r>
-      <w:proofErr w:type="spellStart"/>
-      <w:r>
-        <w:rPr>
-          <w:sz w:val="24"/>
-          <w:szCs w:val="24"/>
-        </w:rPr>
-        <w:t>Buku</w:t>
-      </w:r>
-      <w:proofErr w:type="spellEnd"/>
-      <w:r>
-        <w:rPr>
-          <w:sz w:val="24"/>
-          <w:szCs w:val="24"/>
-        </w:rPr>
-        <w:t>: ______________</w:t>
-      </w:r>
-      <w:r>
-        <w:rPr>
-          <w:sz w:val="24"/>
-          <w:szCs w:val="24"/>
-        </w:rPr>
-        <w:br/>
-        <w:t xml:space="preserve">c. </w:t>
-      </w:r>
-      <w:proofErr w:type="spellStart"/>
-      <w:r>
-        <w:rPr>
-          <w:sz w:val="24"/>
-          <w:szCs w:val="24"/>
-        </w:rPr>
-        <w:t>Piring</w:t>
-      </w:r>
-      <w:proofErr w:type="spellEnd"/>
-      <w:r>
-        <w:rPr>
-          <w:sz w:val="24"/>
-          <w:szCs w:val="24"/>
-        </w:rPr>
-        <w:t>: ______________</w:t>
-      </w:r>
-      <w:r>
-        <w:rPr>
-          <w:sz w:val="24"/>
-          <w:szCs w:val="24"/>
-        </w:rPr>
-        <w:br/>
-        <w:t xml:space="preserve">d. </w:t>
-      </w:r>
-      <w:proofErr w:type="spellStart"/>
-      <w:r>
-        <w:rPr>
-          <w:sz w:val="24"/>
-          <w:szCs w:val="24"/>
-        </w:rPr>
-        <w:t>Penghapus</w:t>
-      </w:r>
-      <w:proofErr w:type="spellEnd"/>
-      <w:r>
-        <w:rPr>
-          <w:sz w:val="24"/>
-          <w:szCs w:val="24"/>
-        </w:rPr>
-        <w:t>: ______________</w:t>
-      </w:r>
-    </w:p>
-    <w:p>
-      <w:pPr>
-        <w:spacing w:before="100" w:beforeAutospacing="1" w:after="100" w:afterAutospacing="1"/>
-        <w:rPr>
-          <w:sz w:val="24"/>
-          <w:szCs w:val="24"/>
-        </w:rPr>
-      </w:pPr>
-      <w:r>
-        <w:rPr>
-          <w:b/>
-          <w:bCs/>
-          <w:sz w:val="24"/>
-          <w:szCs w:val="24"/>
-        </w:rPr>
-        <w:t xml:space="preserve">2. </w:t>
-      </w:r>
-      <w:proofErr w:type="spellStart"/>
-      <w:r>
-        <w:rPr>
-          <w:b/>
-          <w:bCs/>
-          <w:sz w:val="24"/>
-          <w:szCs w:val="24"/>
-        </w:rPr>
-        <w:t>Joyfull</w:t>
-      </w:r>
-      <w:proofErr w:type="spellEnd"/>
-      <w:r>
-        <w:rPr>
-          <w:b/>
-          <w:bCs/>
-          <w:sz w:val="24"/>
-          <w:szCs w:val="24"/>
-        </w:rPr>
-        <w:t xml:space="preserve"> Learning (</w:t>
-      </w:r>
-      <w:proofErr w:type="spellStart"/>
-      <w:r>
-        <w:rPr>
-          <w:b/>
-          <w:bCs/>
-          <w:sz w:val="24"/>
-          <w:szCs w:val="24"/>
-        </w:rPr>
-        <w:t>Pembelajaran</w:t>
-      </w:r>
-      <w:proofErr w:type="spellEnd"/>
-      <w:r>
-        <w:rPr>
-          <w:b/>
-          <w:bCs/>
-          <w:sz w:val="24"/>
-          <w:szCs w:val="24"/>
-        </w:rPr>
-        <w:t xml:space="preserve"> </w:t>
-      </w:r>
-      <w:proofErr w:type="spellStart"/>
-      <w:r>
-        <w:rPr>
-          <w:b/>
-          <w:bCs/>
-          <w:sz w:val="24"/>
-          <w:szCs w:val="24"/>
-        </w:rPr>
-        <w:t>Menyenangkan</w:t>
-      </w:r>
-      <w:proofErr w:type="spellEnd"/>
-      <w:r>
-        <w:rPr>
-          <w:b/>
-          <w:bCs/>
-          <w:sz w:val="24"/>
-          <w:szCs w:val="24"/>
-        </w:rPr>
-        <w:t>)</w:t>
-      </w:r>
-      <w:r>
-        <w:rPr>
-          <w:sz w:val="24"/>
-          <w:szCs w:val="24"/>
-        </w:rPr>
-        <w:br/>
-      </w:r>
-      <w:proofErr w:type="spellStart"/>
-      <w:r>
-        <w:rPr>
-          <w:b/>
-          <w:bCs/>
-          <w:sz w:val="24"/>
-          <w:szCs w:val="24"/>
-        </w:rPr>
-        <w:t>Soal</w:t>
-      </w:r>
-      <w:proofErr w:type="spellEnd"/>
-      <w:r>
-        <w:rPr>
-          <w:b/>
-          <w:bCs/>
-          <w:sz w:val="24"/>
-          <w:szCs w:val="24"/>
-        </w:rPr>
-        <w:t xml:space="preserve"> 2:</w:t>
+        <w:t>Soal 2:</w:t>
       </w:r>
       <w:r>
         <w:rPr>
@@ -40380,7 +39939,6 @@
         </w:rPr>
         <w:br/>
       </w:r>
-      <w:proofErr w:type="spellStart"/>
       <w:r>
         <w:rPr>
           <w:b/>
@@ -40388,17 +39946,7 @@
           <w:sz w:val="24"/>
           <w:szCs w:val="24"/>
         </w:rPr>
-        <w:t>Soal</w:t>
-      </w:r>
-      <w:proofErr w:type="spellEnd"/>
-      <w:r>
-        <w:rPr>
-          <w:b/>
-          <w:bCs/>
-          <w:sz w:val="24"/>
-          <w:szCs w:val="24"/>
-        </w:rPr>
-        <w:t xml:space="preserve"> 3:</w:t>
+        <w:t>Soal 3:</w:t>
       </w:r>
       <w:r>
         <w:rPr>
@@ -40945,8 +40493,17 @@
           <w:sz w:val="24"/>
           <w:szCs w:val="24"/>
         </w:rPr>
-        <w:t xml:space="preserve"> ajar :</w:t>
-      </w:r>
+        <w:t xml:space="preserve"> </w:t>
+      </w:r>
+      <w:proofErr w:type="gramStart"/>
+      <w:r>
+        <w:rPr>
+          <w:sz w:val="24"/>
+          <w:szCs w:val="24"/>
+        </w:rPr>
+        <w:t>ajar :</w:t>
+      </w:r>
+      <w:proofErr w:type="gramEnd"/>
     </w:p>
     <w:p>
       <w:pPr>
@@ -41038,7 +40595,7 @@
     </w:p>
     <w:p>
       <w:pPr>
-        <w:pStyle w:val="DaftarParagraf"/>
+        <w:pStyle w:val="ListParagraph"/>
         <w:spacing w:before="60" w:after="60"/>
         <w:ind w:left="360"/>
         <w:rPr>
@@ -41120,23 +40677,7 @@
           <w:sz w:val="24"/>
           <w:szCs w:val="24"/>
         </w:rPr>
-        <w:t xml:space="preserve">Dara Retno </w:t>
-      </w:r>
-      <w:proofErr w:type="spellStart"/>
-      <w:r>
-        <w:rPr>
-          <w:sz w:val="24"/>
-          <w:szCs w:val="24"/>
-        </w:rPr>
-        <w:t>Wulan</w:t>
-      </w:r>
-      <w:proofErr w:type="spellEnd"/>
-      <w:r>
-        <w:rPr>
-          <w:sz w:val="24"/>
-          <w:szCs w:val="24"/>
-        </w:rPr>
-        <w:t xml:space="preserve"> dan </w:t>
+        <w:t xml:space="preserve">Dara Retno Wulan dan </w:t>
       </w:r>
       <w:proofErr w:type="spellStart"/>
       <w:r>
@@ -41278,23 +40819,7 @@
           <w:sz w:val="24"/>
           <w:szCs w:val="24"/>
         </w:rPr>
-        <w:t xml:space="preserve">, </w:t>
-      </w:r>
-      <w:proofErr w:type="spellStart"/>
-      <w:r>
-        <w:rPr>
-          <w:sz w:val="24"/>
-          <w:szCs w:val="24"/>
-        </w:rPr>
-        <w:t>Riset</w:t>
-      </w:r>
-      <w:proofErr w:type="spellEnd"/>
-      <w:r>
-        <w:rPr>
-          <w:sz w:val="24"/>
-          <w:szCs w:val="24"/>
-        </w:rPr>
-        <w:t xml:space="preserve">, dan </w:t>
+        <w:t xml:space="preserve">, Riset, dan </w:t>
       </w:r>
       <w:proofErr w:type="spellStart"/>
       <w:r>
@@ -41331,23 +40856,7 @@
           <w:sz w:val="24"/>
           <w:szCs w:val="24"/>
         </w:rPr>
-        <w:t xml:space="preserve">Dara Retno </w:t>
-      </w:r>
-      <w:proofErr w:type="spellStart"/>
-      <w:r>
-        <w:rPr>
-          <w:sz w:val="24"/>
-          <w:szCs w:val="24"/>
-        </w:rPr>
-        <w:t>Wulan</w:t>
-      </w:r>
-      <w:proofErr w:type="spellEnd"/>
-      <w:r>
-        <w:rPr>
-          <w:sz w:val="24"/>
-          <w:szCs w:val="24"/>
-        </w:rPr>
-        <w:t xml:space="preserve"> dan </w:t>
+        <w:t xml:space="preserve">Dara Retno Wulan dan </w:t>
       </w:r>
       <w:proofErr w:type="spellStart"/>
       <w:r>
@@ -41502,23 +41011,7 @@
           <w:sz w:val="24"/>
           <w:szCs w:val="24"/>
         </w:rPr>
-        <w:t xml:space="preserve">, </w:t>
-      </w:r>
-      <w:proofErr w:type="spellStart"/>
-      <w:r>
-        <w:rPr>
-          <w:sz w:val="24"/>
-          <w:szCs w:val="24"/>
-        </w:rPr>
-        <w:t>Riset</w:t>
-      </w:r>
-      <w:proofErr w:type="spellEnd"/>
-      <w:r>
-        <w:rPr>
-          <w:sz w:val="24"/>
-          <w:szCs w:val="24"/>
-        </w:rPr>
-        <w:t xml:space="preserve">, dan </w:t>
+        <w:t xml:space="preserve">, Riset, dan </w:t>
       </w:r>
       <w:proofErr w:type="spellStart"/>
       <w:r>
@@ -41620,16 +41113,8 @@
               <w:rPr>
                 <w:b/>
               </w:rPr>
-              <w:t xml:space="preserve"> </w:t>
+              <w:t xml:space="preserve"> Sekolah</w:t>
             </w:r>
-            <w:proofErr w:type="spellStart"/>
-            <w:r>
-              <w:rPr>
-                <w:b/>
-              </w:rPr>
-              <w:t>Sekolah</w:t>
-            </w:r>
-            <w:proofErr w:type="spellEnd"/>
           </w:p>
           <w:p>
             <w:pPr>
@@ -41686,8 +41171,17 @@
                 <w:b/>
                 <w:u w:val="single"/>
               </w:rPr>
-              <w:t>AI KULSUM NURYANI, M.PD</w:t>
+              <w:t xml:space="preserve">AI KULSUM NURYANI, </w:t>
             </w:r>
+            <w:proofErr w:type="gramStart"/>
+            <w:r>
+              <w:rPr>
+                <w:b/>
+                <w:u w:val="single"/>
+              </w:rPr>
+              <w:t>M.PD</w:t>
+            </w:r>
+            <w:proofErr w:type="gramEnd"/>
           </w:p>
           <w:p>
             <w:pPr>
@@ -41739,6 +41233,7 @@
                 <w:b/>
               </w:rPr>
             </w:pPr>
+            <w:proofErr w:type="gramStart"/>
             <w:r>
               <w:rPr>
                 <w:b/>
@@ -41753,6 +41248,7 @@
               <w:t>Kelas</w:t>
             </w:r>
             <w:proofErr w:type="spellEnd"/>
+            <w:proofErr w:type="gramEnd"/>
           </w:p>
           <w:p>
             <w:pPr>
@@ -41809,8 +41305,17 @@
                 <w:b/>
                 <w:u w:val="single"/>
               </w:rPr>
-              <w:t>SRI DEWI YULIA, S.PD</w:t>
+              <w:t xml:space="preserve">SRI DEWI YULIA, </w:t>
             </w:r>
+            <w:proofErr w:type="gramStart"/>
+            <w:r>
+              <w:rPr>
+                <w:b/>
+                <w:u w:val="single"/>
+              </w:rPr>
+              <w:t>S.PD</w:t>
+            </w:r>
+            <w:proofErr w:type="gramEnd"/>
           </w:p>
           <w:p>
             <w:pPr>
@@ -41836,7 +41341,7 @@
     </w:tbl>
     <w:tbl>
       <w:tblPr>
-        <w:tblStyle w:val="KisiTabel"/>
+        <w:tblStyle w:val="TableGrid"/>
         <w:tblW w:w="8505" w:type="dxa"/>
         <w:jc w:val="center"/>
         <w:tblBorders>
@@ -41939,7 +41444,7 @@
 </file>
 
 <file path=word/endnotes.xml><?xml version="1.0" encoding="utf-8"?>
-<w:endnotes xmlns:wpc="http://schemas.microsoft.com/office/word/2010/wordprocessingCanvas" xmlns:cx="http://schemas.microsoft.com/office/drawing/2014/chartex" xmlns:cx1="http://schemas.microsoft.com/office/drawing/2015/9/8/chartex" xmlns:cx2="http://schemas.microsoft.com/office/drawing/2015/10/21/chartex" xmlns:cx3="http://schemas.microsoft.com/office/drawing/2016/5/9/chartex" xmlns:cx4="http://schemas.microsoft.com/office/drawing/2016/5/10/chartex" xmlns:cx5="http://schemas.microsoft.com/office/drawing/2016/5/11/chartex" xmlns:cx6="http://schemas.microsoft.com/office/drawing/2016/5/12/chartex" xmlns:cx7="http://schemas.microsoft.com/office/drawing/2016/5/13/chartex" xmlns:cx8="http://schemas.microsoft.com/office/drawing/2016/5/14/chartex" xmlns:mc="http://schemas.openxmlformats.org/markup-compatibility/2006" xmlns:aink="http://schemas.microsoft.com/office/drawing/2016/ink" xmlns:am3d="http://schemas.microsoft.com/office/drawing/2017/model3d" xmlns:o="urn:schemas-microsoft-com:office:office" xmlns:oel="http://schemas.microsoft.com/office/2019/extlst" xmlns:r="http://schemas.openxmlformats.org/officeDocument/2006/relationships" xmlns:m="http://schemas.openxmlformats.org/officeDocument/2006/math" xmlns:v="urn:schemas-microsoft-com:vml" xmlns:wp14="http://schemas.microsoft.com/office/word/2010/wordprocessingDrawing" xmlns:wp="http://schemas.openxmlformats.org/drawingml/2006/wordprocessingDrawing" xmlns:w10="urn:schemas-microsoft-com:office:word" xmlns:w="http://schemas.openxmlformats.org/wordprocessingml/2006/main" xmlns:w14="http://schemas.microsoft.com/office/word/2010/wordml" xmlns:w15="http://schemas.microsoft.com/office/word/2012/wordml" xmlns:w16cex="http://schemas.microsoft.com/office/word/2018/wordml/cex" xmlns:w16cid="http://schemas.microsoft.com/office/word/2016/wordml/cid" xmlns:w16="http://schemas.microsoft.com/office/word/2018/wordml" xmlns:w16sdtdh="http://schemas.microsoft.com/office/word/2020/wordml/sdtdatahash" xmlns:w16se="http://schemas.microsoft.com/office/word/2015/wordml/symex" xmlns:wpg="http://schemas.microsoft.com/office/word/2010/wordprocessingGroup" xmlns:wpi="http://schemas.microsoft.com/office/word/2010/wordprocessingInk" xmlns:wne="http://schemas.microsoft.com/office/word/2006/wordml" xmlns:wps="http://schemas.microsoft.com/office/word/2010/wordprocessingShape" mc:Ignorable="w14 w15 w16se w16cid w16 w16cex w16sdtdh wp14">
+<w:endnotes xmlns:wpc="http://schemas.microsoft.com/office/word/2010/wordprocessingCanvas" xmlns:cx="http://schemas.microsoft.com/office/drawing/2014/chartex" xmlns:cx1="http://schemas.microsoft.com/office/drawing/2015/9/8/chartex" xmlns:cx2="http://schemas.microsoft.com/office/drawing/2015/10/21/chartex" xmlns:cx3="http://schemas.microsoft.com/office/drawing/2016/5/9/chartex" xmlns:cx4="http://schemas.microsoft.com/office/drawing/2016/5/10/chartex" xmlns:cx5="http://schemas.microsoft.com/office/drawing/2016/5/11/chartex" xmlns:cx6="http://schemas.microsoft.com/office/drawing/2016/5/12/chartex" xmlns:cx7="http://schemas.microsoft.com/office/drawing/2016/5/13/chartex" xmlns:cx8="http://schemas.microsoft.com/office/drawing/2016/5/14/chartex" xmlns:mc="http://schemas.openxmlformats.org/markup-compatibility/2006" xmlns:aink="http://schemas.microsoft.com/office/drawing/2016/ink" xmlns:am3d="http://schemas.microsoft.com/office/drawing/2017/model3d" xmlns:o="urn:schemas-microsoft-com:office:office" xmlns:oel="http://schemas.microsoft.com/office/2019/extlst" xmlns:r="http://schemas.openxmlformats.org/officeDocument/2006/relationships" xmlns:m="http://schemas.openxmlformats.org/officeDocument/2006/math" xmlns:v="urn:schemas-microsoft-com:vml" xmlns:wp14="http://schemas.microsoft.com/office/word/2010/wordprocessingDrawing" xmlns:wp="http://schemas.openxmlformats.org/drawingml/2006/wordprocessingDrawing" xmlns:w10="urn:schemas-microsoft-com:office:word" xmlns:w="http://schemas.openxmlformats.org/wordprocessingml/2006/main" xmlns:w14="http://schemas.microsoft.com/office/word/2010/wordml" xmlns:w15="http://schemas.microsoft.com/office/word/2012/wordml" xmlns:w16cex="http://schemas.microsoft.com/office/word/2018/wordml/cex" xmlns:w16cid="http://schemas.microsoft.com/office/word/2016/wordml/cid" xmlns:w16="http://schemas.microsoft.com/office/word/2018/wordml" xmlns:w16du="http://schemas.microsoft.com/office/word/2023/wordml/word16du" xmlns:w16sdtdh="http://schemas.microsoft.com/office/word/2020/wordml/sdtdatahash" xmlns:w16sdtfl="http://schemas.microsoft.com/office/word/2024/wordml/sdtformatlock" xmlns:w16se="http://schemas.microsoft.com/office/word/2015/wordml/symex" xmlns:wpg="http://schemas.microsoft.com/office/word/2010/wordprocessingGroup" xmlns:wpi="http://schemas.microsoft.com/office/word/2010/wordprocessingInk" xmlns:wne="http://schemas.microsoft.com/office/word/2006/wordml" xmlns:wps="http://schemas.microsoft.com/office/word/2010/wordprocessingShape" mc:Ignorable="w14 w15 w16se w16cid w16 w16cex w16sdtdh w16sdtfl w16du wp14">
   <w:endnote w:type="separator" w:id="-1">
     <w:p>
       <w:r>
@@ -41958,7 +41463,7 @@
 </file>
 
 <file path=word/footer1.xml><?xml version="1.0" encoding="utf-8"?>
-<w:ftr xmlns:wpc="http://schemas.microsoft.com/office/word/2010/wordprocessingCanvas" xmlns:cx="http://schemas.microsoft.com/office/drawing/2014/chartex" xmlns:cx1="http://schemas.microsoft.com/office/drawing/2015/9/8/chartex" xmlns:cx2="http://schemas.microsoft.com/office/drawing/2015/10/21/chartex" xmlns:cx3="http://schemas.microsoft.com/office/drawing/2016/5/9/chartex" xmlns:cx4="http://schemas.microsoft.com/office/drawing/2016/5/10/chartex" xmlns:cx5="http://schemas.microsoft.com/office/drawing/2016/5/11/chartex" xmlns:cx6="http://schemas.microsoft.com/office/drawing/2016/5/12/chartex" xmlns:cx7="http://schemas.microsoft.com/office/drawing/2016/5/13/chartex" xmlns:cx8="http://schemas.microsoft.com/office/drawing/2016/5/14/chartex" xmlns:mc="http://schemas.openxmlformats.org/markup-compatibility/2006" xmlns:aink="http://schemas.microsoft.com/office/drawing/2016/ink" xmlns:am3d="http://schemas.microsoft.com/office/drawing/2017/model3d" xmlns:o="urn:schemas-microsoft-com:office:office" xmlns:oel="http://schemas.microsoft.com/office/2019/extlst" xmlns:r="http://schemas.openxmlformats.org/officeDocument/2006/relationships" xmlns:m="http://schemas.openxmlformats.org/officeDocument/2006/math" xmlns:v="urn:schemas-microsoft-com:vml" xmlns:wp14="http://schemas.microsoft.com/office/word/2010/wordprocessingDrawing" xmlns:wp="http://schemas.openxmlformats.org/drawingml/2006/wordprocessingDrawing" xmlns:w10="urn:schemas-microsoft-com:office:word" xmlns:w="http://schemas.openxmlformats.org/wordprocessingml/2006/main" xmlns:w14="http://schemas.microsoft.com/office/word/2010/wordml" xmlns:w15="http://schemas.microsoft.com/office/word/2012/wordml" xmlns:w16cex="http://schemas.microsoft.com/office/word/2018/wordml/cex" xmlns:w16cid="http://schemas.microsoft.com/office/word/2016/wordml/cid" xmlns:w16="http://schemas.microsoft.com/office/word/2018/wordml" xmlns:w16sdtdh="http://schemas.microsoft.com/office/word/2020/wordml/sdtdatahash" xmlns:w16se="http://schemas.microsoft.com/office/word/2015/wordml/symex" xmlns:wpg="http://schemas.microsoft.com/office/word/2010/wordprocessingGroup" xmlns:wpi="http://schemas.microsoft.com/office/word/2010/wordprocessingInk" xmlns:wne="http://schemas.microsoft.com/office/word/2006/wordml" xmlns:wps="http://schemas.microsoft.com/office/word/2010/wordprocessingShape" mc:Ignorable="w14 w15 w16se w16cid w16 w16cex w16sdtdh wp14">
+<w:ftr xmlns:wpc="http://schemas.microsoft.com/office/word/2010/wordprocessingCanvas" xmlns:cx="http://schemas.microsoft.com/office/drawing/2014/chartex" xmlns:cx1="http://schemas.microsoft.com/office/drawing/2015/9/8/chartex" xmlns:cx2="http://schemas.microsoft.com/office/drawing/2015/10/21/chartex" xmlns:cx3="http://schemas.microsoft.com/office/drawing/2016/5/9/chartex" xmlns:cx4="http://schemas.microsoft.com/office/drawing/2016/5/10/chartex" xmlns:cx5="http://schemas.microsoft.com/office/drawing/2016/5/11/chartex" xmlns:cx6="http://schemas.microsoft.com/office/drawing/2016/5/12/chartex" xmlns:cx7="http://schemas.microsoft.com/office/drawing/2016/5/13/chartex" xmlns:cx8="http://schemas.microsoft.com/office/drawing/2016/5/14/chartex" xmlns:mc="http://schemas.openxmlformats.org/markup-compatibility/2006" xmlns:aink="http://schemas.microsoft.com/office/drawing/2016/ink" xmlns:am3d="http://schemas.microsoft.com/office/drawing/2017/model3d" xmlns:o="urn:schemas-microsoft-com:office:office" xmlns:oel="http://schemas.microsoft.com/office/2019/extlst" xmlns:r="http://schemas.openxmlformats.org/officeDocument/2006/relationships" xmlns:m="http://schemas.openxmlformats.org/officeDocument/2006/math" xmlns:v="urn:schemas-microsoft-com:vml" xmlns:wp14="http://schemas.microsoft.com/office/word/2010/wordprocessingDrawing" xmlns:wp="http://schemas.openxmlformats.org/drawingml/2006/wordprocessingDrawing" xmlns:w10="urn:schemas-microsoft-com:office:word" xmlns:w="http://schemas.openxmlformats.org/wordprocessingml/2006/main" xmlns:w14="http://schemas.microsoft.com/office/word/2010/wordml" xmlns:w15="http://schemas.microsoft.com/office/word/2012/wordml" xmlns:w16cex="http://schemas.microsoft.com/office/word/2018/wordml/cex" xmlns:w16cid="http://schemas.microsoft.com/office/word/2016/wordml/cid" xmlns:w16="http://schemas.microsoft.com/office/word/2018/wordml" xmlns:w16du="http://schemas.microsoft.com/office/word/2023/wordml/word16du" xmlns:w16sdtdh="http://schemas.microsoft.com/office/word/2020/wordml/sdtdatahash" xmlns:w16sdtfl="http://schemas.microsoft.com/office/word/2024/wordml/sdtformatlock" xmlns:w16se="http://schemas.microsoft.com/office/word/2015/wordml/symex" xmlns:wpg="http://schemas.microsoft.com/office/word/2010/wordprocessingGroup" xmlns:wpi="http://schemas.microsoft.com/office/word/2010/wordprocessingInk" xmlns:wne="http://schemas.microsoft.com/office/word/2006/wordml" xmlns:wps="http://schemas.microsoft.com/office/word/2010/wordprocessingShape" mc:Ignorable="w14 w15 w16se w16cid w16 w16cex w16sdtdh w16sdtfl w16du wp14">
   <w:p>
     <w:pPr>
       <w:pStyle w:val="Footer"/>
@@ -41968,7 +41473,7 @@
 </file>
 
 <file path=word/footer2.xml><?xml version="1.0" encoding="utf-8"?>
-<w:ftr xmlns:wpc="http://schemas.microsoft.com/office/word/2010/wordprocessingCanvas" xmlns:cx="http://schemas.microsoft.com/office/drawing/2014/chartex" xmlns:cx1="http://schemas.microsoft.com/office/drawing/2015/9/8/chartex" xmlns:cx2="http://schemas.microsoft.com/office/drawing/2015/10/21/chartex" xmlns:cx3="http://schemas.microsoft.com/office/drawing/2016/5/9/chartex" xmlns:cx4="http://schemas.microsoft.com/office/drawing/2016/5/10/chartex" xmlns:cx5="http://schemas.microsoft.com/office/drawing/2016/5/11/chartex" xmlns:cx6="http://schemas.microsoft.com/office/drawing/2016/5/12/chartex" xmlns:cx7="http://schemas.microsoft.com/office/drawing/2016/5/13/chartex" xmlns:cx8="http://schemas.microsoft.com/office/drawing/2016/5/14/chartex" xmlns:mc="http://schemas.openxmlformats.org/markup-compatibility/2006" xmlns:aink="http://schemas.microsoft.com/office/drawing/2016/ink" xmlns:am3d="http://schemas.microsoft.com/office/drawing/2017/model3d" xmlns:o="urn:schemas-microsoft-com:office:office" xmlns:oel="http://schemas.microsoft.com/office/2019/extlst" xmlns:r="http://schemas.openxmlformats.org/officeDocument/2006/relationships" xmlns:m="http://schemas.openxmlformats.org/officeDocument/2006/math" xmlns:v="urn:schemas-microsoft-com:vml" xmlns:wp14="http://schemas.microsoft.com/office/word/2010/wordprocessingDrawing" xmlns:wp="http://schemas.openxmlformats.org/drawingml/2006/wordprocessingDrawing" xmlns:w10="urn:schemas-microsoft-com:office:word" xmlns:w="http://schemas.openxmlformats.org/wordprocessingml/2006/main" xmlns:w14="http://schemas.microsoft.com/office/word/2010/wordml" xmlns:w15="http://schemas.microsoft.com/office/word/2012/wordml" xmlns:w16cex="http://schemas.microsoft.com/office/word/2018/wordml/cex" xmlns:w16cid="http://schemas.microsoft.com/office/word/2016/wordml/cid" xmlns:w16="http://schemas.microsoft.com/office/word/2018/wordml" xmlns:w16sdtdh="http://schemas.microsoft.com/office/word/2020/wordml/sdtdatahash" xmlns:w16se="http://schemas.microsoft.com/office/word/2015/wordml/symex" xmlns:wpg="http://schemas.microsoft.com/office/word/2010/wordprocessingGroup" xmlns:wpi="http://schemas.microsoft.com/office/word/2010/wordprocessingInk" xmlns:wne="http://schemas.microsoft.com/office/word/2006/wordml" xmlns:wps="http://schemas.microsoft.com/office/word/2010/wordprocessingShape" mc:Ignorable="w14 w15 w16se w16cid w16 w16cex w16sdtdh wp14">
+<w:ftr xmlns:wpc="http://schemas.microsoft.com/office/word/2010/wordprocessingCanvas" xmlns:cx="http://schemas.microsoft.com/office/drawing/2014/chartex" xmlns:cx1="http://schemas.microsoft.com/office/drawing/2015/9/8/chartex" xmlns:cx2="http://schemas.microsoft.com/office/drawing/2015/10/21/chartex" xmlns:cx3="http://schemas.microsoft.com/office/drawing/2016/5/9/chartex" xmlns:cx4="http://schemas.microsoft.com/office/drawing/2016/5/10/chartex" xmlns:cx5="http://schemas.microsoft.com/office/drawing/2016/5/11/chartex" xmlns:cx6="http://schemas.microsoft.com/office/drawing/2016/5/12/chartex" xmlns:cx7="http://schemas.microsoft.com/office/drawing/2016/5/13/chartex" xmlns:cx8="http://schemas.microsoft.com/office/drawing/2016/5/14/chartex" xmlns:mc="http://schemas.openxmlformats.org/markup-compatibility/2006" xmlns:aink="http://schemas.microsoft.com/office/drawing/2016/ink" xmlns:am3d="http://schemas.microsoft.com/office/drawing/2017/model3d" xmlns:o="urn:schemas-microsoft-com:office:office" xmlns:oel="http://schemas.microsoft.com/office/2019/extlst" xmlns:r="http://schemas.openxmlformats.org/officeDocument/2006/relationships" xmlns:m="http://schemas.openxmlformats.org/officeDocument/2006/math" xmlns:v="urn:schemas-microsoft-com:vml" xmlns:wp14="http://schemas.microsoft.com/office/word/2010/wordprocessingDrawing" xmlns:wp="http://schemas.openxmlformats.org/drawingml/2006/wordprocessingDrawing" xmlns:w10="urn:schemas-microsoft-com:office:word" xmlns:w="http://schemas.openxmlformats.org/wordprocessingml/2006/main" xmlns:w14="http://schemas.microsoft.com/office/word/2010/wordml" xmlns:w15="http://schemas.microsoft.com/office/word/2012/wordml" xmlns:w16cex="http://schemas.microsoft.com/office/word/2018/wordml/cex" xmlns:w16cid="http://schemas.microsoft.com/office/word/2016/wordml/cid" xmlns:w16="http://schemas.microsoft.com/office/word/2018/wordml" xmlns:w16du="http://schemas.microsoft.com/office/word/2023/wordml/word16du" xmlns:w16sdtdh="http://schemas.microsoft.com/office/word/2020/wordml/sdtdatahash" xmlns:w16sdtfl="http://schemas.microsoft.com/office/word/2024/wordml/sdtformatlock" xmlns:w16se="http://schemas.microsoft.com/office/word/2015/wordml/symex" xmlns:wpg="http://schemas.microsoft.com/office/word/2010/wordprocessingGroup" xmlns:wpi="http://schemas.microsoft.com/office/word/2010/wordprocessingInk" xmlns:wne="http://schemas.microsoft.com/office/word/2006/wordml" xmlns:wps="http://schemas.microsoft.com/office/word/2010/wordprocessingShape" mc:Ignorable="w14 w15 w16se w16cid w16 w16cex w16sdtdh w16sdtfl w16du wp14">
   <w:p>
     <w:pPr>
       <w:pStyle w:val="Footer"/>
@@ -41978,7 +41483,7 @@
 </file>
 
 <file path=word/footer3.xml><?xml version="1.0" encoding="utf-8"?>
-<w:ftr xmlns:wpc="http://schemas.microsoft.com/office/word/2010/wordprocessingCanvas" xmlns:cx="http://schemas.microsoft.com/office/drawing/2014/chartex" xmlns:cx1="http://schemas.microsoft.com/office/drawing/2015/9/8/chartex" xmlns:cx2="http://schemas.microsoft.com/office/drawing/2015/10/21/chartex" xmlns:cx3="http://schemas.microsoft.com/office/drawing/2016/5/9/chartex" xmlns:cx4="http://schemas.microsoft.com/office/drawing/2016/5/10/chartex" xmlns:cx5="http://schemas.microsoft.com/office/drawing/2016/5/11/chartex" xmlns:cx6="http://schemas.microsoft.com/office/drawing/2016/5/12/chartex" xmlns:cx7="http://schemas.microsoft.com/office/drawing/2016/5/13/chartex" xmlns:cx8="http://schemas.microsoft.com/office/drawing/2016/5/14/chartex" xmlns:mc="http://schemas.openxmlformats.org/markup-compatibility/2006" xmlns:aink="http://schemas.microsoft.com/office/drawing/2016/ink" xmlns:am3d="http://schemas.microsoft.com/office/drawing/2017/model3d" xmlns:o="urn:schemas-microsoft-com:office:office" xmlns:oel="http://schemas.microsoft.com/office/2019/extlst" xmlns:r="http://schemas.openxmlformats.org/officeDocument/2006/relationships" xmlns:m="http://schemas.openxmlformats.org/officeDocument/2006/math" xmlns:v="urn:schemas-microsoft-com:vml" xmlns:wp14="http://schemas.microsoft.com/office/word/2010/wordprocessingDrawing" xmlns:wp="http://schemas.openxmlformats.org/drawingml/2006/wordprocessingDrawing" xmlns:w10="urn:schemas-microsoft-com:office:word" xmlns:w="http://schemas.openxmlformats.org/wordprocessingml/2006/main" xmlns:w14="http://schemas.microsoft.com/office/word/2010/wordml" xmlns:w15="http://schemas.microsoft.com/office/word/2012/wordml" xmlns:w16cex="http://schemas.microsoft.com/office/word/2018/wordml/cex" xmlns:w16cid="http://schemas.microsoft.com/office/word/2016/wordml/cid" xmlns:w16="http://schemas.microsoft.com/office/word/2018/wordml" xmlns:w16sdtdh="http://schemas.microsoft.com/office/word/2020/wordml/sdtdatahash" xmlns:w16se="http://schemas.microsoft.com/office/word/2015/wordml/symex" xmlns:wpg="http://schemas.microsoft.com/office/word/2010/wordprocessingGroup" xmlns:wpi="http://schemas.microsoft.com/office/word/2010/wordprocessingInk" xmlns:wne="http://schemas.microsoft.com/office/word/2006/wordml" xmlns:wps="http://schemas.microsoft.com/office/word/2010/wordprocessingShape" mc:Ignorable="w14 w15 w16se w16cid w16 w16cex w16sdtdh wp14">
+<w:ftr xmlns:wpc="http://schemas.microsoft.com/office/word/2010/wordprocessingCanvas" xmlns:cx="http://schemas.microsoft.com/office/drawing/2014/chartex" xmlns:cx1="http://schemas.microsoft.com/office/drawing/2015/9/8/chartex" xmlns:cx2="http://schemas.microsoft.com/office/drawing/2015/10/21/chartex" xmlns:cx3="http://schemas.microsoft.com/office/drawing/2016/5/9/chartex" xmlns:cx4="http://schemas.microsoft.com/office/drawing/2016/5/10/chartex" xmlns:cx5="http://schemas.microsoft.com/office/drawing/2016/5/11/chartex" xmlns:cx6="http://schemas.microsoft.com/office/drawing/2016/5/12/chartex" xmlns:cx7="http://schemas.microsoft.com/office/drawing/2016/5/13/chartex" xmlns:cx8="http://schemas.microsoft.com/office/drawing/2016/5/14/chartex" xmlns:mc="http://schemas.openxmlformats.org/markup-compatibility/2006" xmlns:aink="http://schemas.microsoft.com/office/drawing/2016/ink" xmlns:am3d="http://schemas.microsoft.com/office/drawing/2017/model3d" xmlns:o="urn:schemas-microsoft-com:office:office" xmlns:oel="http://schemas.microsoft.com/office/2019/extlst" xmlns:r="http://schemas.openxmlformats.org/officeDocument/2006/relationships" xmlns:m="http://schemas.openxmlformats.org/officeDocument/2006/math" xmlns:v="urn:schemas-microsoft-com:vml" xmlns:wp14="http://schemas.microsoft.com/office/word/2010/wordprocessingDrawing" xmlns:wp="http://schemas.openxmlformats.org/drawingml/2006/wordprocessingDrawing" xmlns:w10="urn:schemas-microsoft-com:office:word" xmlns:w="http://schemas.openxmlformats.org/wordprocessingml/2006/main" xmlns:w14="http://schemas.microsoft.com/office/word/2010/wordml" xmlns:w15="http://schemas.microsoft.com/office/word/2012/wordml" xmlns:w16cex="http://schemas.microsoft.com/office/word/2018/wordml/cex" xmlns:w16cid="http://schemas.microsoft.com/office/word/2016/wordml/cid" xmlns:w16="http://schemas.microsoft.com/office/word/2018/wordml" xmlns:w16du="http://schemas.microsoft.com/office/word/2023/wordml/word16du" xmlns:w16sdtdh="http://schemas.microsoft.com/office/word/2020/wordml/sdtdatahash" xmlns:w16sdtfl="http://schemas.microsoft.com/office/word/2024/wordml/sdtformatlock" xmlns:w16se="http://schemas.microsoft.com/office/word/2015/wordml/symex" xmlns:wpg="http://schemas.microsoft.com/office/word/2010/wordprocessingGroup" xmlns:wpi="http://schemas.microsoft.com/office/word/2010/wordprocessingInk" xmlns:wne="http://schemas.microsoft.com/office/word/2006/wordml" xmlns:wps="http://schemas.microsoft.com/office/word/2010/wordprocessingShape" mc:Ignorable="w14 w15 w16se w16cid w16 w16cex w16sdtdh w16sdtfl w16du wp14">
   <w:p>
     <w:pPr>
       <w:pStyle w:val="Footer"/>
@@ -41988,7 +41493,7 @@
 </file>
 
 <file path=word/footnotes.xml><?xml version="1.0" encoding="utf-8"?>
-<w:footnotes xmlns:wpc="http://schemas.microsoft.com/office/word/2010/wordprocessingCanvas" xmlns:cx="http://schemas.microsoft.com/office/drawing/2014/chartex" xmlns:cx1="http://schemas.microsoft.com/office/drawing/2015/9/8/chartex" xmlns:cx2="http://schemas.microsoft.com/office/drawing/2015/10/21/chartex" xmlns:cx3="http://schemas.microsoft.com/office/drawing/2016/5/9/chartex" xmlns:cx4="http://schemas.microsoft.com/office/drawing/2016/5/10/chartex" xmlns:cx5="http://schemas.microsoft.com/office/drawing/2016/5/11/chartex" xmlns:cx6="http://schemas.microsoft.com/office/drawing/2016/5/12/chartex" xmlns:cx7="http://schemas.microsoft.com/office/drawing/2016/5/13/chartex" xmlns:cx8="http://schemas.microsoft.com/office/drawing/2016/5/14/chartex" xmlns:mc="http://schemas.openxmlformats.org/markup-compatibility/2006" xmlns:aink="http://schemas.microsoft.com/office/drawing/2016/ink" xmlns:am3d="http://schemas.microsoft.com/office/drawing/2017/model3d" xmlns:o="urn:schemas-microsoft-com:office:office" xmlns:oel="http://schemas.microsoft.com/office/2019/extlst" xmlns:r="http://schemas.openxmlformats.org/officeDocument/2006/relationships" xmlns:m="http://schemas.openxmlformats.org/officeDocument/2006/math" xmlns:v="urn:schemas-microsoft-com:vml" xmlns:wp14="http://schemas.microsoft.com/office/word/2010/wordprocessingDrawing" xmlns:wp="http://schemas.openxmlformats.org/drawingml/2006/wordprocessingDrawing" xmlns:w10="urn:schemas-microsoft-com:office:word" xmlns:w="http://schemas.openxmlformats.org/wordprocessingml/2006/main" xmlns:w14="http://schemas.microsoft.com/office/word/2010/wordml" xmlns:w15="http://schemas.microsoft.com/office/word/2012/wordml" xmlns:w16cex="http://schemas.microsoft.com/office/word/2018/wordml/cex" xmlns:w16cid="http://schemas.microsoft.com/office/word/2016/wordml/cid" xmlns:w16="http://schemas.microsoft.com/office/word/2018/wordml" xmlns:w16sdtdh="http://schemas.microsoft.com/office/word/2020/wordml/sdtdatahash" xmlns:w16se="http://schemas.microsoft.com/office/word/2015/wordml/symex" xmlns:wpg="http://schemas.microsoft.com/office/word/2010/wordprocessingGroup" xmlns:wpi="http://schemas.microsoft.com/office/word/2010/wordprocessingInk" xmlns:wne="http://schemas.microsoft.com/office/word/2006/wordml" xmlns:wps="http://schemas.microsoft.com/office/word/2010/wordprocessingShape" mc:Ignorable="w14 w15 w16se w16cid w16 w16cex w16sdtdh wp14">
+<w:footnotes xmlns:wpc="http://schemas.microsoft.com/office/word/2010/wordprocessingCanvas" xmlns:cx="http://schemas.microsoft.com/office/drawing/2014/chartex" xmlns:cx1="http://schemas.microsoft.com/office/drawing/2015/9/8/chartex" xmlns:cx2="http://schemas.microsoft.com/office/drawing/2015/10/21/chartex" xmlns:cx3="http://schemas.microsoft.com/office/drawing/2016/5/9/chartex" xmlns:cx4="http://schemas.microsoft.com/office/drawing/2016/5/10/chartex" xmlns:cx5="http://schemas.microsoft.com/office/drawing/2016/5/11/chartex" xmlns:cx6="http://schemas.microsoft.com/office/drawing/2016/5/12/chartex" xmlns:cx7="http://schemas.microsoft.com/office/drawing/2016/5/13/chartex" xmlns:cx8="http://schemas.microsoft.com/office/drawing/2016/5/14/chartex" xmlns:mc="http://schemas.openxmlformats.org/markup-compatibility/2006" xmlns:aink="http://schemas.microsoft.com/office/drawing/2016/ink" xmlns:am3d="http://schemas.microsoft.com/office/drawing/2017/model3d" xmlns:o="urn:schemas-microsoft-com:office:office" xmlns:oel="http://schemas.microsoft.com/office/2019/extlst" xmlns:r="http://schemas.openxmlformats.org/officeDocument/2006/relationships" xmlns:m="http://schemas.openxmlformats.org/officeDocument/2006/math" xmlns:v="urn:schemas-microsoft-com:vml" xmlns:wp14="http://schemas.microsoft.com/office/word/2010/wordprocessingDrawing" xmlns:wp="http://schemas.openxmlformats.org/drawingml/2006/wordprocessingDrawing" xmlns:w10="urn:schemas-microsoft-com:office:word" xmlns:w="http://schemas.openxmlformats.org/wordprocessingml/2006/main" xmlns:w14="http://schemas.microsoft.com/office/word/2010/wordml" xmlns:w15="http://schemas.microsoft.com/office/word/2012/wordml" xmlns:w16cex="http://schemas.microsoft.com/office/word/2018/wordml/cex" xmlns:w16cid="http://schemas.microsoft.com/office/word/2016/wordml/cid" xmlns:w16="http://schemas.microsoft.com/office/word/2018/wordml" xmlns:w16du="http://schemas.microsoft.com/office/word/2023/wordml/word16du" xmlns:w16sdtdh="http://schemas.microsoft.com/office/word/2020/wordml/sdtdatahash" xmlns:w16sdtfl="http://schemas.microsoft.com/office/word/2024/wordml/sdtformatlock" xmlns:w16se="http://schemas.microsoft.com/office/word/2015/wordml/symex" xmlns:wpg="http://schemas.microsoft.com/office/word/2010/wordprocessingGroup" xmlns:wpi="http://schemas.microsoft.com/office/word/2010/wordprocessingInk" xmlns:wne="http://schemas.microsoft.com/office/word/2006/wordml" xmlns:wps="http://schemas.microsoft.com/office/word/2010/wordprocessingShape" mc:Ignorable="w14 w15 w16se w16cid w16 w16cex w16sdtdh w16sdtfl w16du wp14">
   <w:footnote w:type="separator" w:id="-1">
     <w:p>
       <w:r>
@@ -42007,7 +41512,7 @@
 </file>
 
 <file path=word/header1.xml><?xml version="1.0" encoding="utf-8"?>
-<w:hdr xmlns:wpc="http://schemas.microsoft.com/office/word/2010/wordprocessingCanvas" xmlns:cx="http://schemas.microsoft.com/office/drawing/2014/chartex" xmlns:cx1="http://schemas.microsoft.com/office/drawing/2015/9/8/chartex" xmlns:cx2="http://schemas.microsoft.com/office/drawing/2015/10/21/chartex" xmlns:cx3="http://schemas.microsoft.com/office/drawing/2016/5/9/chartex" xmlns:cx4="http://schemas.microsoft.com/office/drawing/2016/5/10/chartex" xmlns:cx5="http://schemas.microsoft.com/office/drawing/2016/5/11/chartex" xmlns:cx6="http://schemas.microsoft.com/office/drawing/2016/5/12/chartex" xmlns:cx7="http://schemas.microsoft.com/office/drawing/2016/5/13/chartex" xmlns:cx8="http://schemas.microsoft.com/office/drawing/2016/5/14/chartex" xmlns:mc="http://schemas.openxmlformats.org/markup-compatibility/2006" xmlns:aink="http://schemas.microsoft.com/office/drawing/2016/ink" xmlns:am3d="http://schemas.microsoft.com/office/drawing/2017/model3d" xmlns:o="urn:schemas-microsoft-com:office:office" xmlns:oel="http://schemas.microsoft.com/office/2019/extlst" xmlns:r="http://schemas.openxmlformats.org/officeDocument/2006/relationships" xmlns:m="http://schemas.openxmlformats.org/officeDocument/2006/math" xmlns:v="urn:schemas-microsoft-com:vml" xmlns:wp14="http://schemas.microsoft.com/office/word/2010/wordprocessingDrawing" xmlns:wp="http://schemas.openxmlformats.org/drawingml/2006/wordprocessingDrawing" xmlns:w10="urn:schemas-microsoft-com:office:word" xmlns:w="http://schemas.openxmlformats.org/wordprocessingml/2006/main" xmlns:w14="http://schemas.microsoft.com/office/word/2010/wordml" xmlns:w15="http://schemas.microsoft.com/office/word/2012/wordml" xmlns:w16cex="http://schemas.microsoft.com/office/word/2018/wordml/cex" xmlns:w16cid="http://schemas.microsoft.com/office/word/2016/wordml/cid" xmlns:w16="http://schemas.microsoft.com/office/word/2018/wordml" xmlns:w16sdtdh="http://schemas.microsoft.com/office/word/2020/wordml/sdtdatahash" xmlns:w16se="http://schemas.microsoft.com/office/word/2015/wordml/symex" xmlns:wpg="http://schemas.microsoft.com/office/word/2010/wordprocessingGroup" xmlns:wpi="http://schemas.microsoft.com/office/word/2010/wordprocessingInk" xmlns:wne="http://schemas.microsoft.com/office/word/2006/wordml" xmlns:wps="http://schemas.microsoft.com/office/word/2010/wordprocessingShape" mc:Ignorable="w14 w15 w16se w16cid w16 w16cex w16sdtdh wp14">
+<w:hdr xmlns:wpc="http://schemas.microsoft.com/office/word/2010/wordprocessingCanvas" xmlns:cx="http://schemas.microsoft.com/office/drawing/2014/chartex" xmlns:cx1="http://schemas.microsoft.com/office/drawing/2015/9/8/chartex" xmlns:cx2="http://schemas.microsoft.com/office/drawing/2015/10/21/chartex" xmlns:cx3="http://schemas.microsoft.com/office/drawing/2016/5/9/chartex" xmlns:cx4="http://schemas.microsoft.com/office/drawing/2016/5/10/chartex" xmlns:cx5="http://schemas.microsoft.com/office/drawing/2016/5/11/chartex" xmlns:cx6="http://schemas.microsoft.com/office/drawing/2016/5/12/chartex" xmlns:cx7="http://schemas.microsoft.com/office/drawing/2016/5/13/chartex" xmlns:cx8="http://schemas.microsoft.com/office/drawing/2016/5/14/chartex" xmlns:mc="http://schemas.openxmlformats.org/markup-compatibility/2006" xmlns:aink="http://schemas.microsoft.com/office/drawing/2016/ink" xmlns:am3d="http://schemas.microsoft.com/office/drawing/2017/model3d" xmlns:o="urn:schemas-microsoft-com:office:office" xmlns:oel="http://schemas.microsoft.com/office/2019/extlst" xmlns:r="http://schemas.openxmlformats.org/officeDocument/2006/relationships" xmlns:m="http://schemas.openxmlformats.org/officeDocument/2006/math" xmlns:v="urn:schemas-microsoft-com:vml" xmlns:wp14="http://schemas.microsoft.com/office/word/2010/wordprocessingDrawing" xmlns:wp="http://schemas.openxmlformats.org/drawingml/2006/wordprocessingDrawing" xmlns:w10="urn:schemas-microsoft-com:office:word" xmlns:w="http://schemas.openxmlformats.org/wordprocessingml/2006/main" xmlns:w14="http://schemas.microsoft.com/office/word/2010/wordml" xmlns:w15="http://schemas.microsoft.com/office/word/2012/wordml" xmlns:w16cex="http://schemas.microsoft.com/office/word/2018/wordml/cex" xmlns:w16cid="http://schemas.microsoft.com/office/word/2016/wordml/cid" xmlns:w16="http://schemas.microsoft.com/office/word/2018/wordml" xmlns:w16du="http://schemas.microsoft.com/office/word/2023/wordml/word16du" xmlns:w16sdtdh="http://schemas.microsoft.com/office/word/2020/wordml/sdtdatahash" xmlns:w16sdtfl="http://schemas.microsoft.com/office/word/2024/wordml/sdtformatlock" xmlns:w16se="http://schemas.microsoft.com/office/word/2015/wordml/symex" xmlns:wpg="http://schemas.microsoft.com/office/word/2010/wordprocessingGroup" xmlns:wpi="http://schemas.microsoft.com/office/word/2010/wordprocessingInk" xmlns:wne="http://schemas.microsoft.com/office/word/2006/wordml" xmlns:wps="http://schemas.microsoft.com/office/word/2010/wordprocessingShape" mc:Ignorable="w14 w15 w16se w16cid w16 w16cex w16sdtdh w16sdtfl w16du wp14">
   <w:p>
     <w:pPr>
       <w:pStyle w:val="Header"/>
@@ -42017,7 +41522,7 @@
 </file>
 
 <file path=word/header2.xml><?xml version="1.0" encoding="utf-8"?>
-<w:hdr xmlns:wpc="http://schemas.microsoft.com/office/word/2010/wordprocessingCanvas" xmlns:cx="http://schemas.microsoft.com/office/drawing/2014/chartex" xmlns:cx1="http://schemas.microsoft.com/office/drawing/2015/9/8/chartex" xmlns:cx2="http://schemas.microsoft.com/office/drawing/2015/10/21/chartex" xmlns:cx3="http://schemas.microsoft.com/office/drawing/2016/5/9/chartex" xmlns:cx4="http://schemas.microsoft.com/office/drawing/2016/5/10/chartex" xmlns:cx5="http://schemas.microsoft.com/office/drawing/2016/5/11/chartex" xmlns:cx6="http://schemas.microsoft.com/office/drawing/2016/5/12/chartex" xmlns:cx7="http://schemas.microsoft.com/office/drawing/2016/5/13/chartex" xmlns:cx8="http://schemas.microsoft.com/office/drawing/2016/5/14/chartex" xmlns:mc="http://schemas.openxmlformats.org/markup-compatibility/2006" xmlns:aink="http://schemas.microsoft.com/office/drawing/2016/ink" xmlns:am3d="http://schemas.microsoft.com/office/drawing/2017/model3d" xmlns:o="urn:schemas-microsoft-com:office:office" xmlns:oel="http://schemas.microsoft.com/office/2019/extlst" xmlns:r="http://schemas.openxmlformats.org/officeDocument/2006/relationships" xmlns:m="http://schemas.openxmlformats.org/officeDocument/2006/math" xmlns:v="urn:schemas-microsoft-com:vml" xmlns:wp14="http://schemas.microsoft.com/office/word/2010/wordprocessingDrawing" xmlns:wp="http://schemas.openxmlformats.org/drawingml/2006/wordprocessingDrawing" xmlns:w10="urn:schemas-microsoft-com:office:word" xmlns:w="http://schemas.openxmlformats.org/wordprocessingml/2006/main" xmlns:w14="http://schemas.microsoft.com/office/word/2010/wordml" xmlns:w15="http://schemas.microsoft.com/office/word/2012/wordml" xmlns:w16cex="http://schemas.microsoft.com/office/word/2018/wordml/cex" xmlns:w16cid="http://schemas.microsoft.com/office/word/2016/wordml/cid" xmlns:w16="http://schemas.microsoft.com/office/word/2018/wordml" xmlns:w16sdtdh="http://schemas.microsoft.com/office/word/2020/wordml/sdtdatahash" xmlns:w16se="http://schemas.microsoft.com/office/word/2015/wordml/symex" xmlns:wpg="http://schemas.microsoft.com/office/word/2010/wordprocessingGroup" xmlns:wpi="http://schemas.microsoft.com/office/word/2010/wordprocessingInk" xmlns:wne="http://schemas.microsoft.com/office/word/2006/wordml" xmlns:wps="http://schemas.microsoft.com/office/word/2010/wordprocessingShape" mc:Ignorable="w14 w15 w16se w16cid w16 w16cex w16sdtdh wp14">
+<w:hdr xmlns:wpc="http://schemas.microsoft.com/office/word/2010/wordprocessingCanvas" xmlns:cx="http://schemas.microsoft.com/office/drawing/2014/chartex" xmlns:cx1="http://schemas.microsoft.com/office/drawing/2015/9/8/chartex" xmlns:cx2="http://schemas.microsoft.com/office/drawing/2015/10/21/chartex" xmlns:cx3="http://schemas.microsoft.com/office/drawing/2016/5/9/chartex" xmlns:cx4="http://schemas.microsoft.com/office/drawing/2016/5/10/chartex" xmlns:cx5="http://schemas.microsoft.com/office/drawing/2016/5/11/chartex" xmlns:cx6="http://schemas.microsoft.com/office/drawing/2016/5/12/chartex" xmlns:cx7="http://schemas.microsoft.com/office/drawing/2016/5/13/chartex" xmlns:cx8="http://schemas.microsoft.com/office/drawing/2016/5/14/chartex" xmlns:mc="http://schemas.openxmlformats.org/markup-compatibility/2006" xmlns:aink="http://schemas.microsoft.com/office/drawing/2016/ink" xmlns:am3d="http://schemas.microsoft.com/office/drawing/2017/model3d" xmlns:o="urn:schemas-microsoft-com:office:office" xmlns:oel="http://schemas.microsoft.com/office/2019/extlst" xmlns:r="http://schemas.openxmlformats.org/officeDocument/2006/relationships" xmlns:m="http://schemas.openxmlformats.org/officeDocument/2006/math" xmlns:v="urn:schemas-microsoft-com:vml" xmlns:wp14="http://schemas.microsoft.com/office/word/2010/wordprocessingDrawing" xmlns:wp="http://schemas.openxmlformats.org/drawingml/2006/wordprocessingDrawing" xmlns:w10="urn:schemas-microsoft-com:office:word" xmlns:w="http://schemas.openxmlformats.org/wordprocessingml/2006/main" xmlns:w14="http://schemas.microsoft.com/office/word/2010/wordml" xmlns:w15="http://schemas.microsoft.com/office/word/2012/wordml" xmlns:w16cex="http://schemas.microsoft.com/office/word/2018/wordml/cex" xmlns:w16cid="http://schemas.microsoft.com/office/word/2016/wordml/cid" xmlns:w16="http://schemas.microsoft.com/office/word/2018/wordml" xmlns:w16du="http://schemas.microsoft.com/office/word/2023/wordml/word16du" xmlns:w16sdtdh="http://schemas.microsoft.com/office/word/2020/wordml/sdtdatahash" xmlns:w16sdtfl="http://schemas.microsoft.com/office/word/2024/wordml/sdtformatlock" xmlns:w16se="http://schemas.microsoft.com/office/word/2015/wordml/symex" xmlns:wpg="http://schemas.microsoft.com/office/word/2010/wordprocessingGroup" xmlns:wpi="http://schemas.microsoft.com/office/word/2010/wordprocessingInk" xmlns:wne="http://schemas.microsoft.com/office/word/2006/wordml" xmlns:wps="http://schemas.microsoft.com/office/word/2010/wordprocessingShape" mc:Ignorable="w14 w15 w16se w16cid w16 w16cex w16sdtdh w16sdtfl w16du wp14">
   <w:p>
     <w:pPr>
       <w:pStyle w:val="Header"/>
@@ -42027,7 +41532,7 @@
 </file>
 
 <file path=word/header3.xml><?xml version="1.0" encoding="utf-8"?>
-<w:hdr xmlns:wpc="http://schemas.microsoft.com/office/word/2010/wordprocessingCanvas" xmlns:cx="http://schemas.microsoft.com/office/drawing/2014/chartex" xmlns:cx1="http://schemas.microsoft.com/office/drawing/2015/9/8/chartex" xmlns:cx2="http://schemas.microsoft.com/office/drawing/2015/10/21/chartex" xmlns:cx3="http://schemas.microsoft.com/office/drawing/2016/5/9/chartex" xmlns:cx4="http://schemas.microsoft.com/office/drawing/2016/5/10/chartex" xmlns:cx5="http://schemas.microsoft.com/office/drawing/2016/5/11/chartex" xmlns:cx6="http://schemas.microsoft.com/office/drawing/2016/5/12/chartex" xmlns:cx7="http://schemas.microsoft.com/office/drawing/2016/5/13/chartex" xmlns:cx8="http://schemas.microsoft.com/office/drawing/2016/5/14/chartex" xmlns:mc="http://schemas.openxmlformats.org/markup-compatibility/2006" xmlns:aink="http://schemas.microsoft.com/office/drawing/2016/ink" xmlns:am3d="http://schemas.microsoft.com/office/drawing/2017/model3d" xmlns:o="urn:schemas-microsoft-com:office:office" xmlns:oel="http://schemas.microsoft.com/office/2019/extlst" xmlns:r="http://schemas.openxmlformats.org/officeDocument/2006/relationships" xmlns:m="http://schemas.openxmlformats.org/officeDocument/2006/math" xmlns:v="urn:schemas-microsoft-com:vml" xmlns:wp14="http://schemas.microsoft.com/office/word/2010/wordprocessingDrawing" xmlns:wp="http://schemas.openxmlformats.org/drawingml/2006/wordprocessingDrawing" xmlns:w10="urn:schemas-microsoft-com:office:word" xmlns:w="http://schemas.openxmlformats.org/wordprocessingml/2006/main" xmlns:w14="http://schemas.microsoft.com/office/word/2010/wordml" xmlns:w15="http://schemas.microsoft.com/office/word/2012/wordml" xmlns:w16cex="http://schemas.microsoft.com/office/word/2018/wordml/cex" xmlns:w16cid="http://schemas.microsoft.com/office/word/2016/wordml/cid" xmlns:w16="http://schemas.microsoft.com/office/word/2018/wordml" xmlns:w16sdtdh="http://schemas.microsoft.com/office/word/2020/wordml/sdtdatahash" xmlns:w16se="http://schemas.microsoft.com/office/word/2015/wordml/symex" xmlns:wpg="http://schemas.microsoft.com/office/word/2010/wordprocessingGroup" xmlns:wpi="http://schemas.microsoft.com/office/word/2010/wordprocessingInk" xmlns:wne="http://schemas.microsoft.com/office/word/2006/wordml" xmlns:wps="http://schemas.microsoft.com/office/word/2010/wordprocessingShape" mc:Ignorable="w14 w15 w16se w16cid w16 w16cex w16sdtdh wp14">
+<w:hdr xmlns:wpc="http://schemas.microsoft.com/office/word/2010/wordprocessingCanvas" xmlns:cx="http://schemas.microsoft.com/office/drawing/2014/chartex" xmlns:cx1="http://schemas.microsoft.com/office/drawing/2015/9/8/chartex" xmlns:cx2="http://schemas.microsoft.com/office/drawing/2015/10/21/chartex" xmlns:cx3="http://schemas.microsoft.com/office/drawing/2016/5/9/chartex" xmlns:cx4="http://schemas.microsoft.com/office/drawing/2016/5/10/chartex" xmlns:cx5="http://schemas.microsoft.com/office/drawing/2016/5/11/chartex" xmlns:cx6="http://schemas.microsoft.com/office/drawing/2016/5/12/chartex" xmlns:cx7="http://schemas.microsoft.com/office/drawing/2016/5/13/chartex" xmlns:cx8="http://schemas.microsoft.com/office/drawing/2016/5/14/chartex" xmlns:mc="http://schemas.openxmlformats.org/markup-compatibility/2006" xmlns:aink="http://schemas.microsoft.com/office/drawing/2016/ink" xmlns:am3d="http://schemas.microsoft.com/office/drawing/2017/model3d" xmlns:o="urn:schemas-microsoft-com:office:office" xmlns:oel="http://schemas.microsoft.com/office/2019/extlst" xmlns:r="http://schemas.openxmlformats.org/officeDocument/2006/relationships" xmlns:m="http://schemas.openxmlformats.org/officeDocument/2006/math" xmlns:v="urn:schemas-microsoft-com:vml" xmlns:wp14="http://schemas.microsoft.com/office/word/2010/wordprocessingDrawing" xmlns:wp="http://schemas.openxmlformats.org/drawingml/2006/wordprocessingDrawing" xmlns:w10="urn:schemas-microsoft-com:office:word" xmlns:w="http://schemas.openxmlformats.org/wordprocessingml/2006/main" xmlns:w14="http://schemas.microsoft.com/office/word/2010/wordml" xmlns:w15="http://schemas.microsoft.com/office/word/2012/wordml" xmlns:w16cex="http://schemas.microsoft.com/office/word/2018/wordml/cex" xmlns:w16cid="http://schemas.microsoft.com/office/word/2016/wordml/cid" xmlns:w16="http://schemas.microsoft.com/office/word/2018/wordml" xmlns:w16du="http://schemas.microsoft.com/office/word/2023/wordml/word16du" xmlns:w16sdtdh="http://schemas.microsoft.com/office/word/2020/wordml/sdtdatahash" xmlns:w16sdtfl="http://schemas.microsoft.com/office/word/2024/wordml/sdtformatlock" xmlns:w16se="http://schemas.microsoft.com/office/word/2015/wordml/symex" xmlns:wpg="http://schemas.microsoft.com/office/word/2010/wordprocessingGroup" xmlns:wpi="http://schemas.microsoft.com/office/word/2010/wordprocessingInk" xmlns:wne="http://schemas.microsoft.com/office/word/2006/wordml" xmlns:wps="http://schemas.microsoft.com/office/word/2010/wordprocessingShape" mc:Ignorable="w14 w15 w16se w16cid w16 w16cex w16sdtdh w16sdtfl w16du wp14">
   <w:p>
     <w:pPr>
       <w:pStyle w:val="Header"/>
@@ -42037,7 +41542,7 @@
 </file>
 
 <file path=word/numbering.xml><?xml version="1.0" encoding="utf-8"?>
-<w:numbering xmlns:wpc="http://schemas.microsoft.com/office/word/2010/wordprocessingCanvas" xmlns:cx="http://schemas.microsoft.com/office/drawing/2014/chartex" xmlns:cx1="http://schemas.microsoft.com/office/drawing/2015/9/8/chartex" xmlns:cx2="http://schemas.microsoft.com/office/drawing/2015/10/21/chartex" xmlns:cx3="http://schemas.microsoft.com/office/drawing/2016/5/9/chartex" xmlns:cx4="http://schemas.microsoft.com/office/drawing/2016/5/10/chartex" xmlns:cx5="http://schemas.microsoft.com/office/drawing/2016/5/11/chartex" xmlns:cx6="http://schemas.microsoft.com/office/drawing/2016/5/12/chartex" xmlns:cx7="http://schemas.microsoft.com/office/drawing/2016/5/13/chartex" xmlns:cx8="http://schemas.microsoft.com/office/drawing/2016/5/14/chartex" xmlns:mc="http://schemas.openxmlformats.org/markup-compatibility/2006" xmlns:aink="http://schemas.microsoft.com/office/drawing/2016/ink" xmlns:am3d="http://schemas.microsoft.com/office/drawing/2017/model3d" xmlns:o="urn:schemas-microsoft-com:office:office" xmlns:oel="http://schemas.microsoft.com/office/2019/extlst" xmlns:r="http://schemas.openxmlformats.org/officeDocument/2006/relationships" xmlns:m="http://schemas.openxmlformats.org/officeDocument/2006/math" xmlns:v="urn:schemas-microsoft-com:vml" xmlns:wp14="http://schemas.microsoft.com/office/word/2010/wordprocessingDrawing" xmlns:wp="http://schemas.openxmlformats.org/drawingml/2006/wordprocessingDrawing" xmlns:w10="urn:schemas-microsoft-com:office:word" xmlns:w="http://schemas.openxmlformats.org/wordprocessingml/2006/main" xmlns:w14="http://schemas.microsoft.com/office/word/2010/wordml" xmlns:w15="http://schemas.microsoft.com/office/word/2012/wordml" xmlns:w16cex="http://schemas.microsoft.com/office/word/2018/wordml/cex" xmlns:w16cid="http://schemas.microsoft.com/office/word/2016/wordml/cid" xmlns:w16="http://schemas.microsoft.com/office/word/2018/wordml" xmlns:w16sdtdh="http://schemas.microsoft.com/office/word/2020/wordml/sdtdatahash" xmlns:w16se="http://schemas.microsoft.com/office/word/2015/wordml/symex" xmlns:wpg="http://schemas.microsoft.com/office/word/2010/wordprocessingGroup" xmlns:wpi="http://schemas.microsoft.com/office/word/2010/wordprocessingInk" xmlns:wne="http://schemas.microsoft.com/office/word/2006/wordml" xmlns:wps="http://schemas.microsoft.com/office/word/2010/wordprocessingShape" mc:Ignorable="w14 w15 w16se w16cid w16 w16cex w16sdtdh wp14">
+<w:numbering xmlns:wpc="http://schemas.microsoft.com/office/word/2010/wordprocessingCanvas" xmlns:cx="http://schemas.microsoft.com/office/drawing/2014/chartex" xmlns:cx1="http://schemas.microsoft.com/office/drawing/2015/9/8/chartex" xmlns:cx2="http://schemas.microsoft.com/office/drawing/2015/10/21/chartex" xmlns:cx3="http://schemas.microsoft.com/office/drawing/2016/5/9/chartex" xmlns:cx4="http://schemas.microsoft.com/office/drawing/2016/5/10/chartex" xmlns:cx5="http://schemas.microsoft.com/office/drawing/2016/5/11/chartex" xmlns:cx6="http://schemas.microsoft.com/office/drawing/2016/5/12/chartex" xmlns:cx7="http://schemas.microsoft.com/office/drawing/2016/5/13/chartex" xmlns:cx8="http://schemas.microsoft.com/office/drawing/2016/5/14/chartex" xmlns:mc="http://schemas.openxmlformats.org/markup-compatibility/2006" xmlns:aink="http://schemas.microsoft.com/office/drawing/2016/ink" xmlns:am3d="http://schemas.microsoft.com/office/drawing/2017/model3d" xmlns:o="urn:schemas-microsoft-com:office:office" xmlns:oel="http://schemas.microsoft.com/office/2019/extlst" xmlns:r="http://schemas.openxmlformats.org/officeDocument/2006/relationships" xmlns:m="http://schemas.openxmlformats.org/officeDocument/2006/math" xmlns:v="urn:schemas-microsoft-com:vml" xmlns:wp14="http://schemas.microsoft.com/office/word/2010/wordprocessingDrawing" xmlns:wp="http://schemas.openxmlformats.org/drawingml/2006/wordprocessingDrawing" xmlns:w10="urn:schemas-microsoft-com:office:word" xmlns:w="http://schemas.openxmlformats.org/wordprocessingml/2006/main" xmlns:w14="http://schemas.microsoft.com/office/word/2010/wordml" xmlns:w15="http://schemas.microsoft.com/office/word/2012/wordml" xmlns:w16cex="http://schemas.microsoft.com/office/word/2018/wordml/cex" xmlns:w16cid="http://schemas.microsoft.com/office/word/2016/wordml/cid" xmlns:w16="http://schemas.microsoft.com/office/word/2018/wordml" xmlns:w16du="http://schemas.microsoft.com/office/word/2023/wordml/word16du" xmlns:w16sdtdh="http://schemas.microsoft.com/office/word/2020/wordml/sdtdatahash" xmlns:w16sdtfl="http://schemas.microsoft.com/office/word/2024/wordml/sdtformatlock" xmlns:w16se="http://schemas.microsoft.com/office/word/2015/wordml/symex" xmlns:wpg="http://schemas.microsoft.com/office/word/2010/wordprocessingGroup" xmlns:wpi="http://schemas.microsoft.com/office/word/2010/wordprocessingInk" xmlns:wne="http://schemas.microsoft.com/office/word/2006/wordml" xmlns:wps="http://schemas.microsoft.com/office/word/2010/wordprocessingShape" mc:Ignorable="w14 w15 w16se w16cid w16 w16cex w16sdtdh w16sdtfl w16du wp14">
   <w:abstractNum w:abstractNumId="0" w15:restartNumberingAfterBreak="0">
     <w:nsid w:val="04B004E2"/>
     <w:multiLevelType w:val="hybridMultilevel"/>
@@ -47582,7 +47087,7 @@
 </file>
 
 <file path=word/styles.xml><?xml version="1.0" encoding="utf-8"?>
-<w:styles xmlns:mc="http://schemas.openxmlformats.org/markup-compatibility/2006" xmlns:r="http://schemas.openxmlformats.org/officeDocument/2006/relationships" xmlns:w="http://schemas.openxmlformats.org/wordprocessingml/2006/main" xmlns:w14="http://schemas.microsoft.com/office/word/2010/wordml" xmlns:w15="http://schemas.microsoft.com/office/word/2012/wordml" xmlns:w16cex="http://schemas.microsoft.com/office/word/2018/wordml/cex" xmlns:w16cid="http://schemas.microsoft.com/office/word/2016/wordml/cid" xmlns:w16="http://schemas.microsoft.com/office/word/2018/wordml" xmlns:w16sdtdh="http://schemas.microsoft.com/office/word/2020/wordml/sdtdatahash" xmlns:w16se="http://schemas.microsoft.com/office/word/2015/wordml/symex" mc:Ignorable="w14 w15 w16se w16cid w16 w16cex w16sdtdh">
+<w:styles xmlns:mc="http://schemas.openxmlformats.org/markup-compatibility/2006" xmlns:r="http://schemas.openxmlformats.org/officeDocument/2006/relationships" xmlns:w="http://schemas.openxmlformats.org/wordprocessingml/2006/main" xmlns:w14="http://schemas.microsoft.com/office/word/2010/wordml" xmlns:w15="http://schemas.microsoft.com/office/word/2012/wordml" xmlns:w16cex="http://schemas.microsoft.com/office/word/2018/wordml/cex" xmlns:w16cid="http://schemas.microsoft.com/office/word/2016/wordml/cid" xmlns:w16="http://schemas.microsoft.com/office/word/2018/wordml" xmlns:w16du="http://schemas.microsoft.com/office/word/2023/wordml/word16du" xmlns:w16sdtdh="http://schemas.microsoft.com/office/word/2020/wordml/sdtdatahash" xmlns:w16sdtfl="http://schemas.microsoft.com/office/word/2024/wordml/sdtformatlock" xmlns:w16se="http://schemas.microsoft.com/office/word/2015/wordml/symex" mc:Ignorable="w14 w15 w16se w16cid w16 w16cex w16sdtdh w16sdtfl w16du">
   <w:docDefaults>
     <w:rPrDefault>
       <w:rPr>
@@ -47975,11 +47480,11 @@
     <w:qFormat/>
     <w:rsid w:val="001B3490"/>
   </w:style>
-  <w:style w:type="paragraph" w:styleId="Judul1">
+  <w:style w:type="paragraph" w:styleId="Heading1">
     <w:name w:val="heading 1"/>
     <w:basedOn w:val="Normal"/>
     <w:next w:val="Normal"/>
-    <w:link w:val="Judul1KAR"/>
+    <w:link w:val="Heading1Char"/>
     <w:uiPriority w:val="9"/>
     <w:qFormat/>
     <w:rsid w:val="001B3490"/>
@@ -48001,11 +47506,11 @@
       <w:szCs w:val="32"/>
     </w:rPr>
   </w:style>
-  <w:style w:type="paragraph" w:styleId="Judul2">
+  <w:style w:type="paragraph" w:styleId="Heading2">
     <w:name w:val="heading 2"/>
     <w:basedOn w:val="Normal"/>
     <w:next w:val="Normal"/>
-    <w:link w:val="Judul2KAR"/>
+    <w:link w:val="Heading2Char"/>
     <w:uiPriority w:val="9"/>
     <w:semiHidden/>
     <w:unhideWhenUsed/>
@@ -48030,11 +47535,11 @@
       <w:szCs w:val="28"/>
     </w:rPr>
   </w:style>
-  <w:style w:type="paragraph" w:styleId="Judul3">
+  <w:style w:type="paragraph" w:styleId="Heading3">
     <w:name w:val="heading 3"/>
     <w:basedOn w:val="Normal"/>
     <w:next w:val="Normal"/>
-    <w:link w:val="Judul3KAR"/>
+    <w:link w:val="Heading3Char"/>
     <w:uiPriority w:val="9"/>
     <w:semiHidden/>
     <w:unhideWhenUsed/>
@@ -48057,11 +47562,11 @@
       <w:szCs w:val="26"/>
     </w:rPr>
   </w:style>
-  <w:style w:type="paragraph" w:styleId="Judul4">
+  <w:style w:type="paragraph" w:styleId="Heading4">
     <w:name w:val="heading 4"/>
     <w:basedOn w:val="Normal"/>
     <w:next w:val="Normal"/>
-    <w:link w:val="Judul4KAR"/>
+    <w:link w:val="Heading4Char"/>
     <w:uiPriority w:val="9"/>
     <w:semiHidden/>
     <w:unhideWhenUsed/>
@@ -48084,11 +47589,11 @@
       <w:szCs w:val="28"/>
     </w:rPr>
   </w:style>
-  <w:style w:type="paragraph" w:styleId="Judul5">
+  <w:style w:type="paragraph" w:styleId="Heading5">
     <w:name w:val="heading 5"/>
     <w:basedOn w:val="Normal"/>
     <w:next w:val="Normal"/>
-    <w:link w:val="Judul5KAR"/>
+    <w:link w:val="Heading5Char"/>
     <w:uiPriority w:val="9"/>
     <w:semiHidden/>
     <w:unhideWhenUsed/>
@@ -48112,11 +47617,11 @@
       <w:szCs w:val="26"/>
     </w:rPr>
   </w:style>
-  <w:style w:type="paragraph" w:styleId="Judul6">
+  <w:style w:type="paragraph" w:styleId="Heading6">
     <w:name w:val="heading 6"/>
     <w:basedOn w:val="Normal"/>
     <w:next w:val="Normal"/>
-    <w:link w:val="Judul6KAR"/>
+    <w:link w:val="Heading6Char"/>
     <w:qFormat/>
     <w:rsid w:val="001B3490"/>
     <w:pPr>
@@ -48134,11 +47639,11 @@
       <w:szCs w:val="22"/>
     </w:rPr>
   </w:style>
-  <w:style w:type="paragraph" w:styleId="Judul7">
+  <w:style w:type="paragraph" w:styleId="Heading7">
     <w:name w:val="heading 7"/>
     <w:basedOn w:val="Normal"/>
     <w:next w:val="Normal"/>
-    <w:link w:val="Judul7KAR"/>
+    <w:link w:val="Heading7Char"/>
     <w:uiPriority w:val="9"/>
     <w:semiHidden/>
     <w:unhideWhenUsed/>
@@ -48158,11 +47663,11 @@
       <w:szCs w:val="24"/>
     </w:rPr>
   </w:style>
-  <w:style w:type="paragraph" w:styleId="Judul8">
+  <w:style w:type="paragraph" w:styleId="Heading8">
     <w:name w:val="heading 8"/>
     <w:basedOn w:val="Normal"/>
     <w:next w:val="Normal"/>
-    <w:link w:val="Judul8KAR"/>
+    <w:link w:val="Heading8Char"/>
     <w:uiPriority w:val="9"/>
     <w:semiHidden/>
     <w:unhideWhenUsed/>
@@ -48184,11 +47689,11 @@
       <w:szCs w:val="24"/>
     </w:rPr>
   </w:style>
-  <w:style w:type="paragraph" w:styleId="Judul9">
+  <w:style w:type="paragraph" w:styleId="Heading9">
     <w:name w:val="heading 9"/>
     <w:basedOn w:val="Normal"/>
     <w:next w:val="Normal"/>
-    <w:link w:val="Judul9KAR"/>
+    <w:link w:val="Heading9Char"/>
     <w:uiPriority w:val="9"/>
     <w:semiHidden/>
     <w:unhideWhenUsed/>
@@ -48208,13 +47713,13 @@
       <w:szCs w:val="22"/>
     </w:rPr>
   </w:style>
-  <w:style w:type="character" w:default="1" w:styleId="FontParagrafDefault">
+  <w:style w:type="character" w:default="1" w:styleId="DefaultParagraphFont">
     <w:name w:val="Default Paragraph Font"/>
     <w:uiPriority w:val="1"/>
     <w:semiHidden/>
     <w:unhideWhenUsed/>
   </w:style>
-  <w:style w:type="table" w:default="1" w:styleId="TabelNormal">
+  <w:style w:type="table" w:default="1" w:styleId="TableNormal">
     <w:name w:val="Normal Table"/>
     <w:uiPriority w:val="99"/>
     <w:semiHidden/>
@@ -48229,16 +47734,16 @@
       </w:tblCellMar>
     </w:tblPr>
   </w:style>
-  <w:style w:type="numbering" w:default="1" w:styleId="TidakAdaDaftar">
+  <w:style w:type="numbering" w:default="1" w:styleId="NoList">
     <w:name w:val="No List"/>
     <w:uiPriority w:val="99"/>
     <w:semiHidden/>
     <w:unhideWhenUsed/>
   </w:style>
-  <w:style w:type="character" w:customStyle="1" w:styleId="Judul1KAR">
-    <w:name w:val="Judul 1 KAR"/>
-    <w:basedOn w:val="FontParagrafDefault"/>
-    <w:link w:val="Judul1"/>
+  <w:style w:type="character" w:customStyle="1" w:styleId="Heading1Char">
+    <w:name w:val="Heading 1 Char"/>
+    <w:basedOn w:val="DefaultParagraphFont"/>
+    <w:link w:val="Heading1"/>
     <w:uiPriority w:val="9"/>
     <w:rsid w:val="001B3490"/>
     <w:rPr>
@@ -48250,10 +47755,10 @@
       <w:szCs w:val="32"/>
     </w:rPr>
   </w:style>
-  <w:style w:type="character" w:customStyle="1" w:styleId="Judul2KAR">
-    <w:name w:val="Judul 2 KAR"/>
-    <w:basedOn w:val="FontParagrafDefault"/>
-    <w:link w:val="Judul2"/>
+  <w:style w:type="character" w:customStyle="1" w:styleId="Heading2Char">
+    <w:name w:val="Heading 2 Char"/>
+    <w:basedOn w:val="DefaultParagraphFont"/>
+    <w:link w:val="Heading2"/>
     <w:uiPriority w:val="9"/>
     <w:semiHidden/>
     <w:rsid w:val="001B3490"/>
@@ -48267,10 +47772,10 @@
       <w:szCs w:val="28"/>
     </w:rPr>
   </w:style>
-  <w:style w:type="character" w:customStyle="1" w:styleId="Judul3KAR">
-    <w:name w:val="Judul 3 KAR"/>
-    <w:basedOn w:val="FontParagrafDefault"/>
-    <w:link w:val="Judul3"/>
+  <w:style w:type="character" w:customStyle="1" w:styleId="Heading3Char">
+    <w:name w:val="Heading 3 Char"/>
+    <w:basedOn w:val="DefaultParagraphFont"/>
+    <w:link w:val="Heading3"/>
     <w:uiPriority w:val="9"/>
     <w:semiHidden/>
     <w:rsid w:val="001B3490"/>
@@ -48282,10 +47787,10 @@
       <w:szCs w:val="26"/>
     </w:rPr>
   </w:style>
-  <w:style w:type="character" w:customStyle="1" w:styleId="Judul4KAR">
-    <w:name w:val="Judul 4 KAR"/>
-    <w:basedOn w:val="FontParagrafDefault"/>
-    <w:link w:val="Judul4"/>
+  <w:style w:type="character" w:customStyle="1" w:styleId="Heading4Char">
+    <w:name w:val="Heading 4 Char"/>
+    <w:basedOn w:val="DefaultParagraphFont"/>
+    <w:link w:val="Heading4"/>
     <w:uiPriority w:val="9"/>
     <w:semiHidden/>
     <w:rsid w:val="001B3490"/>
@@ -48297,10 +47802,10 @@
       <w:szCs w:val="28"/>
     </w:rPr>
   </w:style>
-  <w:style w:type="character" w:customStyle="1" w:styleId="Judul5KAR">
-    <w:name w:val="Judul 5 KAR"/>
-    <w:basedOn w:val="FontParagrafDefault"/>
-    <w:link w:val="Judul5"/>
+  <w:style w:type="character" w:customStyle="1" w:styleId="Heading5Char">
+    <w:name w:val="Heading 5 Char"/>
+    <w:basedOn w:val="DefaultParagraphFont"/>
+    <w:link w:val="Heading5"/>
     <w:uiPriority w:val="9"/>
     <w:semiHidden/>
     <w:rsid w:val="001B3490"/>
@@ -48314,10 +47819,10 @@
       <w:szCs w:val="26"/>
     </w:rPr>
   </w:style>
-  <w:style w:type="character" w:customStyle="1" w:styleId="Judul6KAR">
-    <w:name w:val="Judul 6 KAR"/>
-    <w:basedOn w:val="FontParagrafDefault"/>
-    <w:link w:val="Judul6"/>
+  <w:style w:type="character" w:customStyle="1" w:styleId="Heading6Char">
+    <w:name w:val="Heading 6 Char"/>
+    <w:basedOn w:val="DefaultParagraphFont"/>
+    <w:link w:val="Heading6"/>
     <w:rsid w:val="001B3490"/>
     <w:rPr>
       <w:b/>
@@ -48326,10 +47831,10 @@
       <w:szCs w:val="22"/>
     </w:rPr>
   </w:style>
-  <w:style w:type="character" w:customStyle="1" w:styleId="Judul7KAR">
-    <w:name w:val="Judul 7 KAR"/>
-    <w:basedOn w:val="FontParagrafDefault"/>
-    <w:link w:val="Judul7"/>
+  <w:style w:type="character" w:customStyle="1" w:styleId="Heading7Char">
+    <w:name w:val="Heading 7 Char"/>
+    <w:basedOn w:val="DefaultParagraphFont"/>
+    <w:link w:val="Heading7"/>
     <w:uiPriority w:val="9"/>
     <w:semiHidden/>
     <w:rsid w:val="001B3490"/>
@@ -48339,10 +47844,10 @@
       <w:szCs w:val="24"/>
     </w:rPr>
   </w:style>
-  <w:style w:type="character" w:customStyle="1" w:styleId="Judul8KAR">
-    <w:name w:val="Judul 8 KAR"/>
-    <w:basedOn w:val="FontParagrafDefault"/>
-    <w:link w:val="Judul8"/>
+  <w:style w:type="character" w:customStyle="1" w:styleId="Heading8Char">
+    <w:name w:val="Heading 8 Char"/>
+    <w:basedOn w:val="DefaultParagraphFont"/>
+    <w:link w:val="Heading8"/>
     <w:uiPriority w:val="9"/>
     <w:semiHidden/>
     <w:rsid w:val="001B3490"/>
@@ -48354,10 +47859,10 @@
       <w:szCs w:val="24"/>
     </w:rPr>
   </w:style>
-  <w:style w:type="character" w:customStyle="1" w:styleId="Judul9KAR">
-    <w:name w:val="Judul 9 KAR"/>
-    <w:basedOn w:val="FontParagrafDefault"/>
-    <w:link w:val="Judul9"/>
+  <w:style w:type="character" w:customStyle="1" w:styleId="Heading9Char">
+    <w:name w:val="Heading 9 Char"/>
+    <w:basedOn w:val="DefaultParagraphFont"/>
+    <w:link w:val="Heading9"/>
     <w:uiPriority w:val="9"/>
     <w:semiHidden/>
     <w:rsid w:val="001B3490"/>
@@ -48367,11 +47872,11 @@
       <w:szCs w:val="22"/>
     </w:rPr>
   </w:style>
-  <w:style w:type="paragraph" w:styleId="DaftarParagraf">
+  <w:style w:type="paragraph" w:styleId="ListParagraph">
     <w:name w:val="List Paragraph"/>
     <w:aliases w:val="Body of text,Colorful List - Accent 11,List Paragraph1,Body of text+1,Body of text+2,Body of text+3,List Paragraph11,HEADING 1,Medium Grid 1 - Accent 21,soal jawab,Body of textCxSp,List Paragraph Char Char Char,List Paragraph Char Char"/>
     <w:basedOn w:val="Normal"/>
-    <w:link w:val="DaftarParagrafKAR"/>
+    <w:link w:val="ListParagraphChar"/>
     <w:uiPriority w:val="34"/>
     <w:qFormat/>
     <w:rsid w:val="00A654BC"/>
@@ -48395,10 +47900,10 @@
       <w:szCs w:val="24"/>
     </w:rPr>
   </w:style>
-  <w:style w:type="table" w:styleId="KisiTabel">
+  <w:style w:type="table" w:styleId="TableGrid">
     <w:name w:val="Table Grid"/>
     <w:aliases w:val="Tabel"/>
-    <w:basedOn w:val="TabelNormal"/>
+    <w:basedOn w:val="TableNormal"/>
     <w:uiPriority w:val="59"/>
     <w:rsid w:val="0035587B"/>
     <w:tblPr>
@@ -48412,10 +47917,10 @@
       </w:tblBorders>
     </w:tblPr>
   </w:style>
-  <w:style w:type="paragraph" w:styleId="TeksBalon">
+  <w:style w:type="paragraph" w:styleId="BalloonText">
     <w:name w:val="Balloon Text"/>
     <w:basedOn w:val="Normal"/>
-    <w:link w:val="TeksBalonKAR"/>
+    <w:link w:val="BalloonTextChar"/>
     <w:uiPriority w:val="99"/>
     <w:semiHidden/>
     <w:unhideWhenUsed/>
@@ -48426,10 +47931,10 @@
       <w:szCs w:val="16"/>
     </w:rPr>
   </w:style>
-  <w:style w:type="character" w:customStyle="1" w:styleId="TeksBalonKAR">
-    <w:name w:val="Teks Balon KAR"/>
-    <w:basedOn w:val="FontParagrafDefault"/>
-    <w:link w:val="TeksBalon"/>
+  <w:style w:type="character" w:customStyle="1" w:styleId="BalloonTextChar">
+    <w:name w:val="Balloon Text Char"/>
+    <w:basedOn w:val="DefaultParagraphFont"/>
+    <w:link w:val="BalloonText"/>
     <w:uiPriority w:val="99"/>
     <w:semiHidden/>
     <w:rsid w:val="00FD3458"/>
@@ -48439,7 +47944,7 @@
       <w:szCs w:val="16"/>
     </w:rPr>
   </w:style>
-  <w:style w:type="paragraph" w:styleId="TidakAdaSpasi">
+  <w:style w:type="paragraph" w:styleId="NoSpacing">
     <w:name w:val="No Spacing"/>
     <w:uiPriority w:val="99"/>
     <w:qFormat/>
@@ -48465,10 +47970,10 @@
       <w:lang w:val="id-ID" w:eastAsia="id-ID"/>
     </w:rPr>
   </w:style>
-  <w:style w:type="character" w:customStyle="1" w:styleId="DaftarParagrafKAR">
-    <w:name w:val="Daftar Paragraf KAR"/>
-    <w:aliases w:val="Body of text KAR,Colorful List - Accent 11 KAR,List Paragraph1 KAR,Body of text+1 KAR,Body of text+2 KAR,Body of text+3 KAR,List Paragraph11 KAR,HEADING 1 KAR,Medium Grid 1 - Accent 21 KAR,soal jawab KAR,Body of textCxSp KAR"/>
-    <w:link w:val="DaftarParagraf"/>
+  <w:style w:type="character" w:customStyle="1" w:styleId="ListParagraphChar">
+    <w:name w:val="List Paragraph Char"/>
+    <w:aliases w:val="Body of text Char,Colorful List - Accent 11 Char,List Paragraph1 Char,Body of text+1 Char,Body of text+2 Char,Body of text+3 Char,List Paragraph11 Char,HEADING 1 Char,Medium Grid 1 - Accent 21 Char,soal jawab Char"/>
+    <w:link w:val="ListParagraph"/>
     <w:uiPriority w:val="34"/>
     <w:qFormat/>
     <w:locked/>
@@ -48477,7 +47982,7 @@
   <w:style w:type="paragraph" w:styleId="Header">
     <w:name w:val="header"/>
     <w:basedOn w:val="Normal"/>
-    <w:link w:val="HeaderKAR"/>
+    <w:link w:val="HeaderChar"/>
     <w:uiPriority w:val="99"/>
     <w:unhideWhenUsed/>
     <w:rsid w:val="001C7B89"/>
@@ -48488,9 +47993,9 @@
       </w:tabs>
     </w:pPr>
   </w:style>
-  <w:style w:type="character" w:customStyle="1" w:styleId="HeaderKAR">
-    <w:name w:val="Header KAR"/>
-    <w:basedOn w:val="FontParagrafDefault"/>
+  <w:style w:type="character" w:customStyle="1" w:styleId="HeaderChar">
+    <w:name w:val="Header Char"/>
+    <w:basedOn w:val="DefaultParagraphFont"/>
     <w:link w:val="Header"/>
     <w:uiPriority w:val="99"/>
     <w:rsid w:val="001C7B89"/>
@@ -48498,7 +48003,7 @@
   <w:style w:type="paragraph" w:styleId="Footer">
     <w:name w:val="footer"/>
     <w:basedOn w:val="Normal"/>
-    <w:link w:val="FooterKAR"/>
+    <w:link w:val="FooterChar"/>
     <w:uiPriority w:val="99"/>
     <w:unhideWhenUsed/>
     <w:rsid w:val="001C7B89"/>
@@ -48509,16 +48014,16 @@
       </w:tabs>
     </w:pPr>
   </w:style>
-  <w:style w:type="character" w:customStyle="1" w:styleId="FooterKAR">
-    <w:name w:val="Footer KAR"/>
-    <w:basedOn w:val="FontParagrafDefault"/>
+  <w:style w:type="character" w:customStyle="1" w:styleId="FooterChar">
+    <w:name w:val="Footer Char"/>
+    <w:basedOn w:val="DefaultParagraphFont"/>
     <w:link w:val="Footer"/>
     <w:uiPriority w:val="99"/>
     <w:rsid w:val="001C7B89"/>
   </w:style>
   <w:style w:type="character" w:styleId="Hyperlink">
     <w:name w:val="Hyperlink"/>
-    <w:basedOn w:val="FontParagrafDefault"/>
+    <w:basedOn w:val="DefaultParagraphFont"/>
     <w:uiPriority w:val="99"/>
     <w:unhideWhenUsed/>
     <w:rsid w:val="006F07A1"/>
@@ -48527,9 +48032,9 @@
       <w:u w:val="single"/>
     </w:rPr>
   </w:style>
-  <w:style w:type="character" w:styleId="SebutanYangBelumTerselesaikan">
+  <w:style w:type="character" w:styleId="UnresolvedMention">
     <w:name w:val="Unresolved Mention"/>
-    <w:basedOn w:val="FontParagrafDefault"/>
+    <w:basedOn w:val="DefaultParagraphFont"/>
     <w:uiPriority w:val="99"/>
     <w:semiHidden/>
     <w:unhideWhenUsed/>
@@ -48539,9 +48044,9 @@
       <w:shd w:val="clear" w:color="auto" w:fill="E1DFDD"/>
     </w:rPr>
   </w:style>
-  <w:style w:type="character" w:styleId="Kuat">
+  <w:style w:type="character" w:styleId="Strong">
     <w:name w:val="Strong"/>
-    <w:basedOn w:val="FontParagrafDefault"/>
+    <w:basedOn w:val="DefaultParagraphFont"/>
     <w:uiPriority w:val="22"/>
     <w:qFormat/>
     <w:rsid w:val="00086853"/>
